--- a/project-documents/הצעת פרויקט - סא הנדסה - גרסה מתוקנת.docx
+++ b/project-documents/הצעת פרויקט - סא הנדסה - גרסה מתוקנת.docx
@@ -5,19 +5,19 @@
     <w:p>
       <w:pPr>
         <w:bidi/>
-        <w:spacing w:after="0" w:before="0"/>
+        <w:spacing w:after="0" w:before="0" w:line="480" w:lineRule="auto"/>
         <w:jc w:val="right"/>
       </w:pPr>
     </w:p>
     <w:p>
       <w:pPr>
         <w:bidi/>
-        <w:spacing w:after="40" w:before="0"/>
+        <w:spacing w:after="40" w:before="0" w:line="480" w:lineRule="auto"/>
         <w:jc w:val="center"/>
       </w:pPr>
       <w:r>
         <w:rPr>
-          <w:rFonts w:ascii="Arial" w:hAnsi="Arial" w:cs="Arial"/>
+          <w:rFonts w:ascii="Times New Roman" w:hAnsi="Times New Roman" w:cs="David"/>
           <w:b/>
           <w:i w:val="0"/>
           <w:sz w:val="32"/>
@@ -31,30 +31,30 @@
     <w:p>
       <w:pPr>
         <w:bidi/>
-        <w:spacing w:after="40" w:before="0"/>
+        <w:spacing w:after="40" w:before="0" w:line="480" w:lineRule="auto"/>
         <w:jc w:val="center"/>
       </w:pPr>
       <w:r>
         <w:rPr>
-          <w:rFonts w:ascii="Arial" w:hAnsi="Arial" w:cs="Arial"/>
+          <w:rFonts w:ascii="Times New Roman" w:hAnsi="Times New Roman" w:cs="David"/>
           <w:b w:val="0"/>
           <w:i w:val="0"/>
           <w:sz w:val="26"/>
           <w:rtl/>
           <w:szCs w:val="26"/>
         </w:rPr>
-        <w:t>קורס פרקטיקום בניהול מערכות מידע – תשפ"ו</w:t>
+        <w:t>קורס פרקטיקום בניהול מערכות מידע (105002592), תשפ"ו</w:t>
       </w:r>
     </w:p>
     <w:p>
       <w:pPr>
         <w:bidi/>
-        <w:spacing w:after="600" w:before="0"/>
+        <w:spacing w:after="600" w:before="0" w:line="480" w:lineRule="auto"/>
         <w:jc w:val="center"/>
       </w:pPr>
       <w:r>
         <w:rPr>
-          <w:rFonts w:ascii="Arial" w:hAnsi="Arial" w:cs="Arial"/>
+          <w:rFonts w:ascii="Times New Roman" w:hAnsi="Times New Roman" w:cs="David"/>
           <w:b w:val="0"/>
           <w:i w:val="0"/>
           <w:sz w:val="26"/>
@@ -67,12 +67,12 @@
     <w:p>
       <w:pPr>
         <w:bidi/>
-        <w:spacing w:after="320" w:before="0"/>
+        <w:spacing w:after="320" w:before="0" w:line="480" w:lineRule="auto"/>
         <w:jc w:val="center"/>
       </w:pPr>
       <w:r>
         <w:rPr>
-          <w:rFonts w:ascii="Arial" w:hAnsi="Arial" w:cs="Arial"/>
+          <w:rFonts w:ascii="Times New Roman" w:hAnsi="Times New Roman" w:cs="David"/>
           <w:b/>
           <w:i w:val="0"/>
           <w:color w:val="1F4E79"/>
@@ -87,12 +87,12 @@
     <w:p>
       <w:pPr>
         <w:bidi/>
-        <w:spacing w:after="80" w:before="0"/>
+        <w:spacing w:after="80" w:before="0" w:line="480" w:lineRule="auto"/>
         <w:jc w:val="center"/>
       </w:pPr>
       <w:r>
         <w:rPr>
-          <w:rFonts w:ascii="Arial" w:hAnsi="Arial" w:cs="Arial"/>
+          <w:rFonts w:ascii="Times New Roman" w:hAnsi="Times New Roman" w:cs="David"/>
           <w:b/>
           <w:i w:val="0"/>
           <w:sz w:val="34"/>
@@ -106,30 +106,30 @@
     <w:p>
       <w:pPr>
         <w:bidi/>
-        <w:spacing w:after="800" w:before="0"/>
+        <w:spacing w:after="800" w:before="0" w:line="480" w:lineRule="auto"/>
         <w:jc w:val="center"/>
       </w:pPr>
       <w:r>
         <w:rPr>
-          <w:rFonts w:ascii="Arial" w:hAnsi="Arial" w:cs="Arial"/>
+          <w:rFonts w:ascii="Times New Roman" w:hAnsi="Times New Roman" w:cs="David"/>
           <w:b w:val="0"/>
           <w:i w:val="0"/>
           <w:sz w:val="30"/>
           <w:rtl/>
           <w:szCs w:val="30"/>
         </w:rPr>
-        <w:t>חברת ס.א הנדסה – שיקום ושיפוץ מבנים</w:t>
+        <w:t>חברת ס.א הנדסה, שיקום ושיפוץ מבנים</w:t>
       </w:r>
     </w:p>
     <w:p>
       <w:pPr>
         <w:bidi/>
-        <w:spacing w:after="80" w:before="0"/>
+        <w:spacing w:after="80" w:before="0" w:line="480" w:lineRule="auto"/>
         <w:jc w:val="center"/>
       </w:pPr>
       <w:r>
         <w:rPr>
-          <w:rFonts w:ascii="Arial" w:hAnsi="Arial" w:cs="Arial"/>
+          <w:rFonts w:ascii="Times New Roman" w:hAnsi="Times New Roman" w:cs="David"/>
           <w:b w:val="0"/>
           <w:i w:val="0"/>
           <w:sz w:val="26"/>
@@ -142,12 +142,12 @@
     <w:p>
       <w:pPr>
         <w:bidi/>
-        <w:spacing w:after="80" w:before="0"/>
+        <w:spacing w:after="80" w:before="0" w:line="480" w:lineRule="auto"/>
         <w:jc w:val="center"/>
       </w:pPr>
       <w:r>
         <w:rPr>
-          <w:rFonts w:ascii="Arial" w:hAnsi="Arial" w:cs="Arial"/>
+          <w:rFonts w:ascii="Times New Roman" w:hAnsi="Times New Roman" w:cs="David"/>
           <w:b w:val="0"/>
           <w:i w:val="0"/>
           <w:sz w:val="26"/>
@@ -160,37 +160,37 @@
     <w:p>
       <w:pPr>
         <w:bidi/>
-        <w:spacing w:after="800" w:before="0"/>
+        <w:spacing w:after="800" w:before="0" w:line="480" w:lineRule="auto"/>
         <w:jc w:val="center"/>
       </w:pPr>
       <w:r>
         <w:rPr>
-          <w:rFonts w:ascii="Arial" w:hAnsi="Arial" w:cs="Arial"/>
+          <w:rFonts w:ascii="Times New Roman" w:hAnsi="Times New Roman" w:cs="David"/>
           <w:b w:val="0"/>
           <w:i w:val="0"/>
           <w:sz w:val="26"/>
           <w:rtl/>
           <w:szCs w:val="26"/>
         </w:rPr>
-        <w:t>תאריך: אפריל 2026</w:t>
+        <w:t>תאריך: ניסן תשפ"ו, אפריל 2026</w:t>
       </w:r>
     </w:p>
     <w:p>
       <w:pPr>
         <w:bidi/>
-        <w:spacing w:after="0" w:before="0"/>
+        <w:spacing w:after="0" w:before="0" w:line="480" w:lineRule="auto"/>
         <w:jc w:val="center"/>
       </w:pPr>
       <w:r>
         <w:rPr>
-          <w:rFonts w:ascii="Arial" w:hAnsi="Arial" w:cs="Arial"/>
+          <w:rFonts w:ascii="Times New Roman" w:hAnsi="Times New Roman" w:cs="David"/>
           <w:b w:val="0"/>
           <w:i w:val="0"/>
           <w:sz w:val="22"/>
           <w:rtl/>
           <w:szCs w:val="22"/>
         </w:rPr>
-        <w:t>מסמך זה הינו גרסה מתוקנת של הצעת הפרויקט, בעקבות הערות המנחה: הובהרו והורחבו כל הסעיפים, הוסרו סתירות בין תיאור התהליך לבין תיחום הפרויקט, הוגדרה מתודולוגיית ביצוע סדורה, ונבנה מחדש תרשים גאנט מפורט וקריא הכולל את כל פעילויות הפרויקט מתחילתו ועד הגשת תיק הפרויקט.</w:t>
+        <w:t>מסמך זה הוא גרסה מתוקנת של הצעת הפרויקט, בעקבות הערות המנחה: הובהרו והורחבו כל הסעיפים, הוסרו סתירות בין תיאור התהליך לבין תיחום הפרויקט, הוגדרה מתודולוגיית ביצוע סדורה, ונבנה מחדש תרשים גאנט מפורט וקריא הכולל את כל פעילויות הפרויקט מתחילתו ועד הגשת תיק הפרויקט.</w:t>
       </w:r>
     </w:p>
     <w:p>
@@ -207,7 +207,7 @@
       </w:pPr>
       <w:r>
         <w:rPr>
-          <w:rFonts w:ascii="Arial" w:hAnsi="Arial" w:cs="Arial"/>
+          <w:rFonts w:ascii="Times New Roman" w:hAnsi="Times New Roman" w:cs="David"/>
           <w:b/>
           <w:i w:val="0"/>
           <w:color w:val="1F4E79"/>
@@ -227,7 +227,7 @@
       </w:pPr>
       <w:r>
         <w:rPr>
-          <w:rFonts w:ascii="Arial" w:hAnsi="Arial" w:cs="Arial"/>
+          <w:rFonts w:ascii="Times New Roman" w:hAnsi="Times New Roman" w:cs="David"/>
           <w:b/>
           <w:i w:val="0"/>
           <w:sz w:val="22"/>
@@ -247,7 +247,7 @@
       </w:pPr>
       <w:r>
         <w:rPr>
-          <w:rFonts w:ascii="Arial" w:hAnsi="Arial" w:cs="Arial"/>
+          <w:rFonts w:ascii="Times New Roman" w:hAnsi="Times New Roman" w:cs="David"/>
           <w:b w:val="0"/>
           <w:i w:val="0"/>
           <w:sz w:val="21"/>
@@ -266,7 +266,7 @@
       </w:pPr>
       <w:r>
         <w:rPr>
-          <w:rFonts w:ascii="Arial" w:hAnsi="Arial" w:cs="Arial"/>
+          <w:rFonts w:ascii="Times New Roman" w:hAnsi="Times New Roman" w:cs="David"/>
           <w:b w:val="0"/>
           <w:i w:val="0"/>
           <w:sz w:val="21"/>
@@ -285,14 +285,14 @@
       </w:pPr>
       <w:r>
         <w:rPr>
-          <w:rFonts w:ascii="Arial" w:hAnsi="Arial" w:cs="Arial"/>
+          <w:rFonts w:ascii="Times New Roman" w:hAnsi="Times New Roman" w:cs="David"/>
           <w:b w:val="0"/>
           <w:i w:val="0"/>
           <w:sz w:val="21"/>
           <w:rtl/>
           <w:szCs w:val="21"/>
         </w:rPr>
-        <w:t>1.3 לקוחות, ספקים ומתחרים  ..........  עמ׳ 3</w:t>
+        <w:t>1.3 לקוחות, ספקים ומתחרים  ..........  עמ׳ 4</w:t>
       </w:r>
     </w:p>
     <w:p>
@@ -304,7 +304,7 @@
       </w:pPr>
       <w:r>
         <w:rPr>
-          <w:rFonts w:ascii="Arial" w:hAnsi="Arial" w:cs="Arial"/>
+          <w:rFonts w:ascii="Times New Roman" w:hAnsi="Times New Roman" w:cs="David"/>
           <w:b w:val="0"/>
           <w:i w:val="0"/>
           <w:sz w:val="21"/>
@@ -322,7 +322,7 @@
       </w:pPr>
       <w:r>
         <w:rPr>
-          <w:rFonts w:ascii="Arial" w:hAnsi="Arial" w:cs="Arial"/>
+          <w:rFonts w:ascii="Times New Roman" w:hAnsi="Times New Roman" w:cs="David"/>
           <w:b/>
           <w:i w:val="0"/>
           <w:sz w:val="22"/>
@@ -330,7 +330,7 @@
           <w:szCs w:val="22"/>
           <w:bCs/>
         </w:rPr>
-        <w:t>2. התהליך הארגוני המרכזי  ..........  עמ׳ 4</w:t>
+        <w:t>2. התהליך הארגוני המרכזי  ..........  עמ׳ 5</w:t>
       </w:r>
     </w:p>
     <w:p>
@@ -341,7 +341,7 @@
       </w:pPr>
       <w:r>
         <w:rPr>
-          <w:rFonts w:ascii="Arial" w:hAnsi="Arial" w:cs="Arial"/>
+          <w:rFonts w:ascii="Times New Roman" w:hAnsi="Times New Roman" w:cs="David"/>
           <w:b/>
           <w:i w:val="0"/>
           <w:sz w:val="22"/>
@@ -349,7 +349,7 @@
           <w:szCs w:val="22"/>
           <w:bCs/>
         </w:rPr>
-        <w:t>3. המצב הקיים ובעיותיו  ..........  עמ׳ 5</w:t>
+        <w:t>3. המצב הקיים ובעיותיו  ..........  עמ׳ 7</w:t>
       </w:r>
     </w:p>
     <w:p>
@@ -360,7 +360,7 @@
       </w:pPr>
       <w:r>
         <w:rPr>
-          <w:rFonts w:ascii="Arial" w:hAnsi="Arial" w:cs="Arial"/>
+          <w:rFonts w:ascii="Times New Roman" w:hAnsi="Times New Roman" w:cs="David"/>
           <w:b/>
           <w:i w:val="0"/>
           <w:sz w:val="22"/>
@@ -368,7 +368,7 @@
           <w:szCs w:val="22"/>
           <w:bCs/>
         </w:rPr>
-        <w:t>4. מהות הפרויקט  ..........  עמ׳ 5</w:t>
+        <w:t>4. מהות הפרויקט  ..........  עמ׳ 8</w:t>
       </w:r>
     </w:p>
     <w:p>
@@ -380,14 +380,14 @@
       </w:pPr>
       <w:r>
         <w:rPr>
-          <w:rFonts w:ascii="Arial" w:hAnsi="Arial" w:cs="Arial"/>
+          <w:rFonts w:ascii="Times New Roman" w:hAnsi="Times New Roman" w:cs="David"/>
           <w:b w:val="0"/>
           <w:i w:val="0"/>
           <w:sz w:val="21"/>
           <w:rtl/>
           <w:szCs w:val="21"/>
         </w:rPr>
-        <w:t>4.1 מטרת הפרויקט  ..........  עמ׳ 5</w:t>
+        <w:t>4.1 מטרת הפרויקט  ..........  עמ׳ 8</w:t>
       </w:r>
     </w:p>
     <w:p>
@@ -399,14 +399,14 @@
       </w:pPr>
       <w:r>
         <w:rPr>
-          <w:rFonts w:ascii="Arial" w:hAnsi="Arial" w:cs="Arial"/>
+          <w:rFonts w:ascii="Times New Roman" w:hAnsi="Times New Roman" w:cs="David"/>
           <w:b w:val="0"/>
           <w:i w:val="0"/>
           <w:sz w:val="21"/>
           <w:rtl/>
           <w:szCs w:val="21"/>
         </w:rPr>
-        <w:t>4.2 יעדים מדידים  ..........  עמ׳ 5</w:t>
+        <w:t>4.2 יעדים מדידים  ..........  עמ׳ 8</w:t>
       </w:r>
     </w:p>
     <w:p>
@@ -418,14 +418,14 @@
       </w:pPr>
       <w:r>
         <w:rPr>
-          <w:rFonts w:ascii="Arial" w:hAnsi="Arial" w:cs="Arial"/>
+          <w:rFonts w:ascii="Times New Roman" w:hAnsi="Times New Roman" w:cs="David"/>
           <w:b w:val="0"/>
           <w:i w:val="0"/>
           <w:sz w:val="21"/>
           <w:rtl/>
           <w:szCs w:val="21"/>
         </w:rPr>
-        <w:t>4.3 תיחום הפרויקט  ..........  עמ׳ 6</w:t>
+        <w:t>4.3 תיחום הפרויקט  ..........  עמ׳ 8</w:t>
       </w:r>
     </w:p>
     <w:p>
@@ -437,14 +437,14 @@
       </w:pPr>
       <w:r>
         <w:rPr>
-          <w:rFonts w:ascii="Arial" w:hAnsi="Arial" w:cs="Arial"/>
+          <w:rFonts w:ascii="Times New Roman" w:hAnsi="Times New Roman" w:cs="David"/>
           <w:b w:val="0"/>
           <w:i w:val="0"/>
           <w:sz w:val="21"/>
           <w:rtl/>
           <w:szCs w:val="21"/>
         </w:rPr>
-        <w:t>4.4 דרישות פונקציונליות  ..........  עמ׳ 6</w:t>
+        <w:t>4.4 דרישות פונקציונליות  ..........  עמ׳ 9</w:t>
       </w:r>
     </w:p>
     <w:p>
@@ -456,14 +456,14 @@
       </w:pPr>
       <w:r>
         <w:rPr>
-          <w:rFonts w:ascii="Arial" w:hAnsi="Arial" w:cs="Arial"/>
+          <w:rFonts w:ascii="Times New Roman" w:hAnsi="Times New Roman" w:cs="David"/>
           <w:b w:val="0"/>
           <w:i w:val="0"/>
           <w:sz w:val="21"/>
           <w:rtl/>
           <w:szCs w:val="21"/>
         </w:rPr>
-        <w:t>4.5 דרישות לא-פונקציונליות  ..........  עמ׳ 6</w:t>
+        <w:t>4.5 דרישות לא-פונקציונליות  ..........  עמ׳ 9</w:t>
       </w:r>
     </w:p>
     <w:p>
@@ -475,14 +475,14 @@
       </w:pPr>
       <w:r>
         <w:rPr>
-          <w:rFonts w:ascii="Arial" w:hAnsi="Arial" w:cs="Arial"/>
+          <w:rFonts w:ascii="Times New Roman" w:hAnsi="Times New Roman" w:cs="David"/>
           <w:b w:val="0"/>
           <w:i w:val="0"/>
           <w:sz w:val="21"/>
           <w:rtl/>
           <w:szCs w:val="21"/>
         </w:rPr>
-        <w:t>4.6 תוצרי הפרויקט  ..........  עמ׳ 6</w:t>
+        <w:t>4.6 תוצרי הפרויקט  ..........  עמ׳ 10</w:t>
       </w:r>
     </w:p>
     <w:p>
@@ -493,7 +493,7 @@
       </w:pPr>
       <w:r>
         <w:rPr>
-          <w:rFonts w:ascii="Arial" w:hAnsi="Arial" w:cs="Arial"/>
+          <w:rFonts w:ascii="Times New Roman" w:hAnsi="Times New Roman" w:cs="David"/>
           <w:b/>
           <w:i w:val="0"/>
           <w:sz w:val="22"/>
@@ -501,7 +501,7 @@
           <w:szCs w:val="22"/>
           <w:bCs/>
         </w:rPr>
-        <w:t>5. מתודולוגיית ביצוע הפרויקט  ..........  עמ׳ 7</w:t>
+        <w:t>5. מתודולוגיית ביצוע הפרויקט  ..........  עמ׳ 11</w:t>
       </w:r>
     </w:p>
     <w:p>
@@ -513,14 +513,14 @@
       </w:pPr>
       <w:r>
         <w:rPr>
-          <w:rFonts w:ascii="Arial" w:hAnsi="Arial" w:cs="Arial"/>
+          <w:rFonts w:ascii="Times New Roman" w:hAnsi="Times New Roman" w:cs="David"/>
           <w:b w:val="0"/>
           <w:i w:val="0"/>
           <w:sz w:val="21"/>
           <w:rtl/>
           <w:szCs w:val="21"/>
         </w:rPr>
-        <w:t>5.1 גישת הפיתוח – מודל מפל המים (SDLC)  ..........  עמ׳ 7</w:t>
+        <w:t>5.1 גישת הפיתוח: מודל מפל המים (SDLC)  ..........  עמ׳ 11</w:t>
       </w:r>
     </w:p>
     <w:p>
@@ -532,14 +532,14 @@
       </w:pPr>
       <w:r>
         <w:rPr>
-          <w:rFonts w:ascii="Arial" w:hAnsi="Arial" w:cs="Arial"/>
+          <w:rFonts w:ascii="Times New Roman" w:hAnsi="Times New Roman" w:cs="David"/>
           <w:b w:val="0"/>
           <w:i w:val="0"/>
           <w:sz w:val="21"/>
           <w:rtl/>
           <w:szCs w:val="21"/>
         </w:rPr>
-        <w:t>5.2 שלבי הביצוע ותוצריהם  ..........  עמ׳ 7</w:t>
+        <w:t>5.2 שלבי הביצוע ותוצריהם  ..........  עמ׳ 11</w:t>
       </w:r>
     </w:p>
     <w:p>
@@ -551,14 +551,14 @@
       </w:pPr>
       <w:r>
         <w:rPr>
-          <w:rFonts w:ascii="Arial" w:hAnsi="Arial" w:cs="Arial"/>
+          <w:rFonts w:ascii="Times New Roman" w:hAnsi="Times New Roman" w:cs="David"/>
           <w:b w:val="0"/>
           <w:i w:val="0"/>
           <w:sz w:val="21"/>
           <w:rtl/>
           <w:szCs w:val="21"/>
         </w:rPr>
-        <w:t>5.3 שיטות איסוף וניתוח מידע  ..........  עמ׳ 7</w:t>
+        <w:t>5.3 שיטות איסוף וניתוח מידע  ..........  עמ׳ 11</w:t>
       </w:r>
     </w:p>
     <w:p>
@@ -570,14 +570,14 @@
       </w:pPr>
       <w:r>
         <w:rPr>
-          <w:rFonts w:ascii="Arial" w:hAnsi="Arial" w:cs="Arial"/>
+          <w:rFonts w:ascii="Times New Roman" w:hAnsi="Times New Roman" w:cs="David"/>
           <w:b w:val="0"/>
           <w:i w:val="0"/>
           <w:sz w:val="21"/>
           <w:rtl/>
           <w:szCs w:val="21"/>
         </w:rPr>
-        <w:t>5.4 כלים ותוכנות  ..........  עמ׳ 7</w:t>
+        <w:t>5.4 כלים ותוכנות  ..........  עמ׳ 12</w:t>
       </w:r>
     </w:p>
     <w:p>
@@ -589,14 +589,14 @@
       </w:pPr>
       <w:r>
         <w:rPr>
-          <w:rFonts w:ascii="Arial" w:hAnsi="Arial" w:cs="Arial"/>
+          <w:rFonts w:ascii="Times New Roman" w:hAnsi="Times New Roman" w:cs="David"/>
           <w:b w:val="0"/>
           <w:i w:val="0"/>
           <w:sz w:val="21"/>
           <w:rtl/>
           <w:szCs w:val="21"/>
         </w:rPr>
-        <w:t>5.5 בקרה, מעקב וניהול איכות  ..........  עמ׳ 8</w:t>
+        <w:t>5.5 בקרה, מעקב וניהול איכות  ..........  עמ׳ 12</w:t>
       </w:r>
     </w:p>
     <w:p>
@@ -607,7 +607,7 @@
       </w:pPr>
       <w:r>
         <w:rPr>
-          <w:rFonts w:ascii="Arial" w:hAnsi="Arial" w:cs="Arial"/>
+          <w:rFonts w:ascii="Times New Roman" w:hAnsi="Times New Roman" w:cs="David"/>
           <w:b/>
           <w:i w:val="0"/>
           <w:sz w:val="22"/>
@@ -615,7 +615,7 @@
           <w:szCs w:val="22"/>
           <w:bCs/>
         </w:rPr>
-        <w:t>6. רמת המורכבות, אתגרים וסיכונים  ..........  עמ׳ 8</w:t>
+        <w:t>6. רמת המורכבות, אתגרים וסיכונים  ..........  עמ׳ 13</w:t>
       </w:r>
     </w:p>
     <w:p>
@@ -626,7 +626,7 @@
       </w:pPr>
       <w:r>
         <w:rPr>
-          <w:rFonts w:ascii="Arial" w:hAnsi="Arial" w:cs="Arial"/>
+          <w:rFonts w:ascii="Times New Roman" w:hAnsi="Times New Roman" w:cs="David"/>
           <w:b/>
           <w:i w:val="0"/>
           <w:sz w:val="22"/>
@@ -634,7 +634,7 @@
           <w:szCs w:val="22"/>
           <w:bCs/>
         </w:rPr>
-        <w:t>7. התועלת המתוכננת מהפרויקט  ..........  עמ׳ 9</w:t>
+        <w:t>7. התועלת המתוכננת מהפרויקט  ..........  עמ׳ 14</w:t>
       </w:r>
     </w:p>
     <w:p>
@@ -645,7 +645,7 @@
       </w:pPr>
       <w:r>
         <w:rPr>
-          <w:rFonts w:ascii="Arial" w:hAnsi="Arial" w:cs="Arial"/>
+          <w:rFonts w:ascii="Times New Roman" w:hAnsi="Times New Roman" w:cs="David"/>
           <w:b/>
           <w:i w:val="0"/>
           <w:sz w:val="22"/>
@@ -653,7 +653,7 @@
           <w:szCs w:val="22"/>
           <w:bCs/>
         </w:rPr>
-        <w:t>8. תוכנית עבודה ותרשים גאנט  ..........  עמ׳ 9</w:t>
+        <w:t>8. תוכנית עבודה ותרשים גאנט  ..........  עמ׳ 15</w:t>
       </w:r>
     </w:p>
     <w:p>
@@ -665,14 +665,14 @@
       </w:pPr>
       <w:r>
         <w:rPr>
-          <w:rFonts w:ascii="Arial" w:hAnsi="Arial" w:cs="Arial"/>
+          <w:rFonts w:ascii="Times New Roman" w:hAnsi="Times New Roman" w:cs="David"/>
           <w:b w:val="0"/>
           <w:i w:val="0"/>
           <w:sz w:val="21"/>
           <w:rtl/>
           <w:szCs w:val="21"/>
         </w:rPr>
-        <w:t>8.1 עקרונות תכנון לוח הזמנים  ..........  עמ׳ 9</w:t>
+        <w:t>8.1 עקרונות תכנון לוח הזמנים  ..........  עמ׳ 15</w:t>
       </w:r>
     </w:p>
     <w:p>
@@ -684,14 +684,14 @@
       </w:pPr>
       <w:r>
         <w:rPr>
-          <w:rFonts w:ascii="Arial" w:hAnsi="Arial" w:cs="Arial"/>
+          <w:rFonts w:ascii="Times New Roman" w:hAnsi="Times New Roman" w:cs="David"/>
           <w:b w:val="0"/>
           <w:i w:val="0"/>
           <w:sz w:val="21"/>
           <w:rtl/>
           <w:szCs w:val="21"/>
         </w:rPr>
-        <w:t>8.2 טבלת פעילויות מפורטת  ..........  עמ׳ 9</w:t>
+        <w:t>8.2 טבלת פעילויות מפורטת  ..........  עמ׳ 15</w:t>
       </w:r>
     </w:p>
     <w:p>
@@ -703,14 +703,14 @@
       </w:pPr>
       <w:r>
         <w:rPr>
-          <w:rFonts w:ascii="Arial" w:hAnsi="Arial" w:cs="Arial"/>
+          <w:rFonts w:ascii="Times New Roman" w:hAnsi="Times New Roman" w:cs="David"/>
           <w:b w:val="0"/>
           <w:i w:val="0"/>
           <w:sz w:val="21"/>
           <w:rtl/>
           <w:szCs w:val="21"/>
         </w:rPr>
-        <w:t>8.3 תרשים גאנט  ..........  עמ׳ 11</w:t>
+        <w:t>8.3 תרשים גאנט  ..........  עמ׳ 17</w:t>
       </w:r>
     </w:p>
     <w:p>
@@ -721,7 +721,7 @@
       </w:pPr>
       <w:r>
         <w:rPr>
-          <w:rFonts w:ascii="Arial" w:hAnsi="Arial" w:cs="Arial"/>
+          <w:rFonts w:ascii="Times New Roman" w:hAnsi="Times New Roman" w:cs="David"/>
           <w:b/>
           <w:i w:val="0"/>
           <w:sz w:val="22"/>
@@ -729,7 +729,7 @@
           <w:szCs w:val="22"/>
           <w:bCs/>
         </w:rPr>
-        <w:t>9. נספח: תיעוד מצולם מאתרי עבודה  ..........  עמ׳ 12</w:t>
+        <w:t>9. נספח: תיעוד מצולם מאתרי עבודה  ..........  עמ׳ 18</w:t>
       </w:r>
     </w:p>
     <w:p>
@@ -746,7 +746,7 @@
       </w:pPr>
       <w:r>
         <w:rPr>
-          <w:rFonts w:ascii="Arial" w:hAnsi="Arial" w:cs="Arial"/>
+          <w:rFonts w:ascii="Times New Roman" w:hAnsi="Times New Roman" w:cs="David"/>
           <w:b/>
           <w:i w:val="0"/>
           <w:color w:val="1F4E79"/>
@@ -767,7 +767,7 @@
       </w:pPr>
       <w:r>
         <w:rPr>
-          <w:rFonts w:ascii="Arial" w:hAnsi="Arial" w:cs="Arial"/>
+          <w:rFonts w:ascii="Times New Roman" w:hAnsi="Times New Roman" w:cs="David"/>
           <w:b/>
           <w:i w:val="0"/>
           <w:color w:val="1F4E79"/>
@@ -782,35 +782,35 @@
     <w:p>
       <w:pPr>
         <w:bidi/>
-        <w:spacing w:after="120" w:before="0"/>
-        <w:jc w:val="both"/>
+        <w:spacing w:after="120" w:before="0" w:line="480" w:lineRule="auto"/>
+        <w:jc w:val="right"/>
       </w:pPr>
       <w:r>
         <w:rPr>
-          <w:rFonts w:ascii="Arial" w:hAnsi="Arial" w:cs="Arial"/>
+          <w:rFonts w:ascii="Times New Roman" w:hAnsi="Times New Roman" w:cs="David"/>
           <w:b w:val="0"/>
           <w:i w:val="0"/>
-          <w:sz w:val="22"/>
+          <w:sz w:val="24"/>
           <w:rtl/>
-          <w:szCs w:val="22"/>
+          <w:szCs w:val="24"/>
         </w:rPr>
-        <w:t>ס.א הנדסה היא חברה פרטית הפועלת בתחום שיקום, תיקון ושיפוץ מבנים. החברה מתמחה בטיפול בנזקי מבנים הנגרמים מאירועים שונים – שריפות, פגיעות טילים והפצצות, נזקי מים והצפות – וכן בעבודות שיפוץ כלליות. בנוסף מפעילה החברה צוות מוסמך לפירוק אסבסט, חומר מסוכן שהטיפול בו מחייב הסמכה, ציוד ייעודי ונהלי בטיחות מחמירים.</w:t>
+        <w:t>ס.א הנדסה היא חברה פרטית הפועלת בתחום שיקום, תיקון ושיפוץ מבנים. החברה מתמחה בטיפול בנזקי מבנים הנגרמים מאירועים שונים (שריפות, פגיעות טילים והפצצות, נזקי מים והצפות), וכן בעבודות שיפוץ כלליות. בנוסף מפעילה החברה צוות מוסמך לפירוק אסבסט, חומר מסוכן שהטיפול בו מחייב הסמכה, ציוד ייעודי ונהלי בטיחות מחמירים.</w:t>
       </w:r>
     </w:p>
     <w:p>
       <w:pPr>
         <w:bidi/>
-        <w:spacing w:after="120" w:before="0"/>
-        <w:jc w:val="both"/>
+        <w:spacing w:after="120" w:before="0" w:line="480" w:lineRule="auto"/>
+        <w:jc w:val="right"/>
       </w:pPr>
       <w:r>
         <w:rPr>
-          <w:rFonts w:ascii="Arial" w:hAnsi="Arial" w:cs="Arial"/>
+          <w:rFonts w:ascii="Times New Roman" w:hAnsi="Times New Roman" w:cs="David"/>
           <w:b w:val="0"/>
           <w:i w:val="0"/>
-          <w:sz w:val="22"/>
+          <w:sz w:val="24"/>
           <w:rtl/>
-          <w:szCs w:val="22"/>
+          <w:szCs w:val="24"/>
         </w:rPr>
         <w:t>החברה מעניקה מענה חירום בזמינות של 24/7: עם קבלת דיווח על נזק נשלח צוות ראשוני לאתר לצורך פינוי ואבטחה, ולאחר מכן מנוהל תהליך מסודר של הערכת נזק, הצעת מחיר, ביצוע התיקון והחזרת הנכס למצב תקין ובטוח. לקוחות החברה כוללים לקוחות פרטיים, עסקים, ועדי בתים וחברות ביטוח.</w:t>
       </w:r>
@@ -824,7 +824,7 @@
       </w:pPr>
       <w:r>
         <w:rPr>
-          <w:rFonts w:ascii="Arial" w:hAnsi="Arial" w:cs="Arial"/>
+          <w:rFonts w:ascii="Times New Roman" w:hAnsi="Times New Roman" w:cs="David"/>
           <w:b/>
           <w:i w:val="0"/>
           <w:color w:val="1F4E79"/>
@@ -879,12 +879,12 @@
     <w:p>
       <w:pPr>
         <w:bidi/>
-        <w:spacing w:after="240" w:before="0"/>
+        <w:spacing w:after="240" w:before="0" w:line="276" w:lineRule="auto"/>
         <w:jc w:val="center"/>
       </w:pPr>
       <w:r>
         <w:rPr>
-          <w:rFonts w:ascii="Arial" w:hAnsi="Arial" w:cs="Arial"/>
+          <w:rFonts w:ascii="Times New Roman" w:hAnsi="Times New Roman" w:cs="David"/>
           <w:b/>
           <w:i w:val="0"/>
           <w:color w:val="444444"/>
@@ -899,17 +899,17 @@
     <w:p>
       <w:pPr>
         <w:bidi/>
-        <w:spacing w:after="120" w:before="0"/>
-        <w:jc w:val="both"/>
+        <w:spacing w:after="120" w:before="0" w:line="480" w:lineRule="auto"/>
+        <w:jc w:val="right"/>
       </w:pPr>
       <w:r>
         <w:rPr>
-          <w:rFonts w:ascii="Arial" w:hAnsi="Arial" w:cs="Arial"/>
+          <w:rFonts w:ascii="Times New Roman" w:hAnsi="Times New Roman" w:cs="David"/>
           <w:b w:val="0"/>
           <w:i w:val="0"/>
-          <w:sz w:val="22"/>
+          <w:sz w:val="24"/>
           <w:rtl/>
-          <w:szCs w:val="22"/>
+          <w:szCs w:val="24"/>
         </w:rPr>
         <w:t>הסבר לתרשים: בראש החברה עומדים בעלי החברה, הקובעים את המדיניות והאסטרטגיה. תחתיהם פועל המנכ"ל, האחראי על הניהול השוטף. תחת המנכ"ל פועלות ארבע פונקציות מרכזיות:</w:t>
       </w:r>
@@ -917,41 +917,41 @@
     <w:p>
       <w:pPr>
         <w:bidi/>
-        <w:spacing w:after="60"/>
+        <w:spacing w:after="60" w:line="480" w:lineRule="auto"/>
         <w:ind w:right="255"/>
         <w:jc w:val="right"/>
       </w:pPr>
       <w:r>
         <w:rPr>
-          <w:rFonts w:ascii="Arial" w:hAnsi="Arial" w:cs="Arial"/>
+          <w:rFonts w:ascii="Times New Roman" w:hAnsi="Times New Roman" w:cs="David"/>
           <w:b w:val="0"/>
           <w:i w:val="0"/>
-          <w:sz w:val="22"/>
+          <w:sz w:val="24"/>
           <w:rtl/>
-          <w:szCs w:val="22"/>
+          <w:szCs w:val="24"/>
         </w:rPr>
         <w:t xml:space="preserve">• </w:t>
       </w:r>
       <w:r>
         <w:rPr>
-          <w:rFonts w:ascii="Arial" w:hAnsi="Arial" w:cs="Arial"/>
+          <w:rFonts w:ascii="Times New Roman" w:hAnsi="Times New Roman" w:cs="David"/>
           <w:b/>
           <w:i w:val="0"/>
-          <w:sz w:val="22"/>
+          <w:sz w:val="24"/>
           <w:rtl/>
-          <w:szCs w:val="22"/>
+          <w:szCs w:val="24"/>
           <w:bCs/>
         </w:rPr>
-        <w:t xml:space="preserve">הנהלת חשבונות (רואה חשבון) – </w:t>
+        <w:t xml:space="preserve">הנהלת חשבונות (רואה חשבון): </w:t>
       </w:r>
       <w:r>
         <w:rPr>
-          <w:rFonts w:ascii="Arial" w:hAnsi="Arial" w:cs="Arial"/>
+          <w:rFonts w:ascii="Times New Roman" w:hAnsi="Times New Roman" w:cs="David"/>
           <w:b w:val="0"/>
           <w:i w:val="0"/>
-          <w:sz w:val="22"/>
+          <w:sz w:val="24"/>
           <w:rtl/>
-          <w:szCs w:val="22"/>
+          <w:szCs w:val="24"/>
         </w:rPr>
         <w:t>אחראית על תשלומים, תקבולים, שכר עובדים והתחשבנות מול ספקים וחברות ביטוח.</w:t>
       </w:r>
@@ -959,41 +959,41 @@
     <w:p>
       <w:pPr>
         <w:bidi/>
-        <w:spacing w:after="60"/>
+        <w:spacing w:after="60" w:line="480" w:lineRule="auto"/>
         <w:ind w:right="255"/>
         <w:jc w:val="right"/>
       </w:pPr>
       <w:r>
         <w:rPr>
-          <w:rFonts w:ascii="Arial" w:hAnsi="Arial" w:cs="Arial"/>
+          <w:rFonts w:ascii="Times New Roman" w:hAnsi="Times New Roman" w:cs="David"/>
           <w:b w:val="0"/>
           <w:i w:val="0"/>
-          <w:sz w:val="22"/>
+          <w:sz w:val="24"/>
           <w:rtl/>
-          <w:szCs w:val="22"/>
+          <w:szCs w:val="24"/>
         </w:rPr>
         <w:t xml:space="preserve">• </w:t>
       </w:r>
       <w:r>
         <w:rPr>
-          <w:rFonts w:ascii="Arial" w:hAnsi="Arial" w:cs="Arial"/>
+          <w:rFonts w:ascii="Times New Roman" w:hAnsi="Times New Roman" w:cs="David"/>
           <w:b/>
           <w:i w:val="0"/>
-          <w:sz w:val="22"/>
+          <w:sz w:val="24"/>
           <w:rtl/>
-          <w:szCs w:val="22"/>
+          <w:szCs w:val="24"/>
           <w:bCs/>
         </w:rPr>
-        <w:t xml:space="preserve">שמאות והערכת נזקים – </w:t>
+        <w:t xml:space="preserve">שמאות והערכת נזקים: </w:t>
       </w:r>
       <w:r>
         <w:rPr>
-          <w:rFonts w:ascii="Arial" w:hAnsi="Arial" w:cs="Arial"/>
+          <w:rFonts w:ascii="Times New Roman" w:hAnsi="Times New Roman" w:cs="David"/>
           <w:b w:val="0"/>
           <w:i w:val="0"/>
-          <w:sz w:val="22"/>
+          <w:sz w:val="24"/>
           <w:rtl/>
-          <w:szCs w:val="22"/>
+          <w:szCs w:val="24"/>
         </w:rPr>
         <w:t>הערכת היקף הנזק ועלות התיקון לפני תחילת העבודה, כבסיס להצעת המחיר.</w:t>
       </w:r>
@@ -1001,41 +1001,41 @@
     <w:p>
       <w:pPr>
         <w:bidi/>
-        <w:spacing w:after="60"/>
+        <w:spacing w:after="60" w:line="480" w:lineRule="auto"/>
         <w:ind w:right="255"/>
         <w:jc w:val="right"/>
       </w:pPr>
       <w:r>
         <w:rPr>
-          <w:rFonts w:ascii="Arial" w:hAnsi="Arial" w:cs="Arial"/>
+          <w:rFonts w:ascii="Times New Roman" w:hAnsi="Times New Roman" w:cs="David"/>
           <w:b w:val="0"/>
           <w:i w:val="0"/>
-          <w:sz w:val="22"/>
+          <w:sz w:val="24"/>
           <w:rtl/>
-          <w:szCs w:val="22"/>
+          <w:szCs w:val="24"/>
         </w:rPr>
         <w:t xml:space="preserve">• </w:t>
       </w:r>
       <w:r>
         <w:rPr>
-          <w:rFonts w:ascii="Arial" w:hAnsi="Arial" w:cs="Arial"/>
+          <w:rFonts w:ascii="Times New Roman" w:hAnsi="Times New Roman" w:cs="David"/>
           <w:b/>
           <w:i w:val="0"/>
-          <w:sz w:val="22"/>
+          <w:sz w:val="24"/>
           <w:rtl/>
-          <w:szCs w:val="22"/>
+          <w:szCs w:val="24"/>
           <w:bCs/>
         </w:rPr>
-        <w:t xml:space="preserve">תפעול וביצוע – </w:t>
+        <w:t xml:space="preserve">תפעול וביצוע: </w:t>
       </w:r>
       <w:r>
         <w:rPr>
-          <w:rFonts w:ascii="Arial" w:hAnsi="Arial" w:cs="Arial"/>
+          <w:rFonts w:ascii="Times New Roman" w:hAnsi="Times New Roman" w:cs="David"/>
           <w:b w:val="0"/>
           <w:i w:val="0"/>
-          <w:sz w:val="22"/>
+          <w:sz w:val="24"/>
           <w:rtl/>
-          <w:szCs w:val="22"/>
+          <w:szCs w:val="24"/>
         </w:rPr>
         <w:t>מנהלי עבודה וצוותי הביצוע בשטח, האחראים על ביצוע התיקונים בפועל.</w:t>
       </w:r>
@@ -1043,41 +1043,41 @@
     <w:p>
       <w:pPr>
         <w:bidi/>
-        <w:spacing w:after="60"/>
+        <w:spacing w:after="60" w:line="480" w:lineRule="auto"/>
         <w:ind w:right="255"/>
         <w:jc w:val="right"/>
       </w:pPr>
       <w:r>
         <w:rPr>
-          <w:rFonts w:ascii="Arial" w:hAnsi="Arial" w:cs="Arial"/>
+          <w:rFonts w:ascii="Times New Roman" w:hAnsi="Times New Roman" w:cs="David"/>
           <w:b w:val="0"/>
           <w:i w:val="0"/>
-          <w:sz w:val="22"/>
+          <w:sz w:val="24"/>
           <w:rtl/>
-          <w:szCs w:val="22"/>
+          <w:szCs w:val="24"/>
         </w:rPr>
         <w:t xml:space="preserve">• </w:t>
       </w:r>
       <w:r>
         <w:rPr>
-          <w:rFonts w:ascii="Arial" w:hAnsi="Arial" w:cs="Arial"/>
+          <w:rFonts w:ascii="Times New Roman" w:hAnsi="Times New Roman" w:cs="David"/>
           <w:b/>
           <w:i w:val="0"/>
-          <w:sz w:val="22"/>
+          <w:sz w:val="24"/>
           <w:rtl/>
-          <w:szCs w:val="22"/>
+          <w:szCs w:val="24"/>
           <w:bCs/>
         </w:rPr>
-        <w:t xml:space="preserve">שירות לקוחות – </w:t>
+        <w:t xml:space="preserve">שירות לקוחות: </w:t>
       </w:r>
       <w:r>
         <w:rPr>
-          <w:rFonts w:ascii="Arial" w:hAnsi="Arial" w:cs="Arial"/>
+          <w:rFonts w:ascii="Times New Roman" w:hAnsi="Times New Roman" w:cs="David"/>
           <w:b w:val="0"/>
           <w:i w:val="0"/>
-          <w:sz w:val="22"/>
+          <w:sz w:val="24"/>
           <w:rtl/>
-          <w:szCs w:val="22"/>
+          <w:szCs w:val="24"/>
         </w:rPr>
         <w:t>קליטת פניות לקוחות, מסירת מידע ומתן מענה שוטף לאורך הטיפול.</w:t>
       </w:r>
@@ -1085,17 +1085,17 @@
     <w:p>
       <w:pPr>
         <w:bidi/>
-        <w:spacing w:after="120" w:before="0"/>
-        <w:jc w:val="both"/>
+        <w:spacing w:after="120" w:before="0" w:line="480" w:lineRule="auto"/>
+        <w:jc w:val="right"/>
       </w:pPr>
       <w:r>
         <w:rPr>
-          <w:rFonts w:ascii="Arial" w:hAnsi="Arial" w:cs="Arial"/>
+          <w:rFonts w:ascii="Times New Roman" w:hAnsi="Times New Roman" w:cs="David"/>
           <w:b w:val="0"/>
           <w:i w:val="0"/>
-          <w:sz w:val="22"/>
+          <w:sz w:val="24"/>
           <w:rtl/>
-          <w:szCs w:val="22"/>
+          <w:szCs w:val="24"/>
         </w:rPr>
         <w:t>לצד עובדי החברה הקבועים נעזרת החברה בקבלני משנה ובבעלי מקצוע חיצוניים (חשמלאים, אינסטלטורים ועוד) המוזמנים לפי הצורך, וכן בספקים ובחברות עזרה להשכרת ציוד ורכבים.</w:t>
       </w:r>
@@ -1109,7 +1109,7 @@
       </w:pPr>
       <w:r>
         <w:rPr>
-          <w:rFonts w:ascii="Arial" w:hAnsi="Arial" w:cs="Arial"/>
+          <w:rFonts w:ascii="Times New Roman" w:hAnsi="Times New Roman" w:cs="David"/>
           <w:b/>
           <w:i w:val="0"/>
           <w:color w:val="1F4E79"/>
@@ -1148,7 +1148,7 @@
             </w:pPr>
             <w:r>
               <w:rPr>
-                <w:rFonts w:ascii="Arial" w:hAnsi="Arial" w:cs="Arial"/>
+                <w:rFonts w:ascii="Times New Roman" w:hAnsi="Times New Roman" w:cs="David"/>
                 <w:b/>
                 <w:i w:val="0"/>
                 <w:sz w:val="21"/>
@@ -1173,7 +1173,7 @@
             </w:pPr>
             <w:r>
               <w:rPr>
-                <w:rFonts w:ascii="Arial" w:hAnsi="Arial" w:cs="Arial"/>
+                <w:rFonts w:ascii="Times New Roman" w:hAnsi="Times New Roman" w:cs="David"/>
                 <w:b/>
                 <w:i w:val="0"/>
                 <w:sz w:val="21"/>
@@ -1199,7 +1199,7 @@
             </w:pPr>
             <w:r>
               <w:rPr>
-                <w:rFonts w:ascii="Arial" w:hAnsi="Arial" w:cs="Arial"/>
+                <w:rFonts w:ascii="Times New Roman" w:hAnsi="Times New Roman" w:cs="David"/>
                 <w:b w:val="0"/>
                 <w:i w:val="0"/>
                 <w:sz w:val="21"/>
@@ -1222,7 +1222,7 @@
             </w:pPr>
             <w:r>
               <w:rPr>
-                <w:rFonts w:ascii="Arial" w:hAnsi="Arial" w:cs="Arial"/>
+                <w:rFonts w:ascii="Times New Roman" w:hAnsi="Times New Roman" w:cs="David"/>
                 <w:b w:val="0"/>
                 <w:i w:val="0"/>
                 <w:sz w:val="21"/>
@@ -1247,7 +1247,7 @@
             </w:pPr>
             <w:r>
               <w:rPr>
-                <w:rFonts w:ascii="Arial" w:hAnsi="Arial" w:cs="Arial"/>
+                <w:rFonts w:ascii="Times New Roman" w:hAnsi="Times New Roman" w:cs="David"/>
                 <w:b w:val="0"/>
                 <w:i w:val="0"/>
                 <w:sz w:val="21"/>
@@ -1270,7 +1270,7 @@
             </w:pPr>
             <w:r>
               <w:rPr>
-                <w:rFonts w:ascii="Arial" w:hAnsi="Arial" w:cs="Arial"/>
+                <w:rFonts w:ascii="Times New Roman" w:hAnsi="Times New Roman" w:cs="David"/>
                 <w:b w:val="0"/>
                 <w:i w:val="0"/>
                 <w:sz w:val="21"/>
@@ -1295,7 +1295,7 @@
             </w:pPr>
             <w:r>
               <w:rPr>
-                <w:rFonts w:ascii="Arial" w:hAnsi="Arial" w:cs="Arial"/>
+                <w:rFonts w:ascii="Times New Roman" w:hAnsi="Times New Roman" w:cs="David"/>
                 <w:b w:val="0"/>
                 <w:i w:val="0"/>
                 <w:sz w:val="21"/>
@@ -1318,7 +1318,7 @@
             </w:pPr>
             <w:r>
               <w:rPr>
-                <w:rFonts w:ascii="Arial" w:hAnsi="Arial" w:cs="Arial"/>
+                <w:rFonts w:ascii="Times New Roman" w:hAnsi="Times New Roman" w:cs="David"/>
                 <w:b w:val="0"/>
                 <w:i w:val="0"/>
                 <w:sz w:val="21"/>
@@ -1334,7 +1334,7 @@
     <w:p>
       <w:pPr>
         <w:bidi/>
-        <w:spacing w:after="40" w:before="0"/>
+        <w:spacing w:after="40" w:before="0" w:line="480" w:lineRule="auto"/>
         <w:jc w:val="right"/>
       </w:pPr>
     </w:p>
@@ -1347,7 +1347,7 @@
       </w:pPr>
       <w:r>
         <w:rPr>
-          <w:rFonts w:ascii="Arial" w:hAnsi="Arial" w:cs="Arial"/>
+          <w:rFonts w:ascii="Times New Roman" w:hAnsi="Times New Roman" w:cs="David"/>
           <w:b/>
           <w:i w:val="0"/>
           <w:color w:val="1F4E79"/>
@@ -1362,29 +1362,29 @@
     <w:p>
       <w:pPr>
         <w:bidi/>
-        <w:spacing w:after="60"/>
+        <w:spacing w:after="60" w:line="480" w:lineRule="auto"/>
         <w:ind w:right="255"/>
         <w:jc w:val="right"/>
       </w:pPr>
       <w:r>
         <w:rPr>
-          <w:rFonts w:ascii="Arial" w:hAnsi="Arial" w:cs="Arial"/>
+          <w:rFonts w:ascii="Times New Roman" w:hAnsi="Times New Roman" w:cs="David"/>
           <w:b w:val="0"/>
           <w:i w:val="0"/>
-          <w:sz w:val="22"/>
+          <w:sz w:val="24"/>
           <w:rtl/>
-          <w:szCs w:val="22"/>
+          <w:szCs w:val="24"/>
         </w:rPr>
         <w:t xml:space="preserve">• </w:t>
       </w:r>
       <w:r>
         <w:rPr>
-          <w:rFonts w:ascii="Arial" w:hAnsi="Arial" w:cs="Arial"/>
+          <w:rFonts w:ascii="Times New Roman" w:hAnsi="Times New Roman" w:cs="David"/>
           <w:b w:val="0"/>
           <w:i w:val="0"/>
-          <w:sz w:val="22"/>
+          <w:sz w:val="24"/>
           <w:rtl/>
-          <w:szCs w:val="22"/>
+          <w:szCs w:val="24"/>
         </w:rPr>
         <w:t>מתן שירות חירום מהיר וזמין 24/7 לכל פנייה על נזק.</w:t>
       </w:r>
@@ -1392,29 +1392,29 @@
     <w:p>
       <w:pPr>
         <w:bidi/>
-        <w:spacing w:after="60"/>
+        <w:spacing w:after="60" w:line="480" w:lineRule="auto"/>
         <w:ind w:right="255"/>
         <w:jc w:val="right"/>
       </w:pPr>
       <w:r>
         <w:rPr>
-          <w:rFonts w:ascii="Arial" w:hAnsi="Arial" w:cs="Arial"/>
+          <w:rFonts w:ascii="Times New Roman" w:hAnsi="Times New Roman" w:cs="David"/>
           <w:b w:val="0"/>
           <w:i w:val="0"/>
-          <w:sz w:val="22"/>
+          <w:sz w:val="24"/>
           <w:rtl/>
-          <w:szCs w:val="22"/>
+          <w:szCs w:val="24"/>
         </w:rPr>
         <w:t xml:space="preserve">• </w:t>
       </w:r>
       <w:r>
         <w:rPr>
-          <w:rFonts w:ascii="Arial" w:hAnsi="Arial" w:cs="Arial"/>
+          <w:rFonts w:ascii="Times New Roman" w:hAnsi="Times New Roman" w:cs="David"/>
           <w:b w:val="0"/>
           <w:i w:val="0"/>
-          <w:sz w:val="22"/>
+          <w:sz w:val="24"/>
           <w:rtl/>
-          <w:szCs w:val="22"/>
+          <w:szCs w:val="24"/>
         </w:rPr>
         <w:t>החזרת הנכס למצב תקין ובטוח במהירות וברמה מקצועית גבוהה, תוך שביעות רצון מלאה של הלקוח.</w:t>
       </w:r>
@@ -1422,29 +1422,29 @@
     <w:p>
       <w:pPr>
         <w:bidi/>
-        <w:spacing w:after="60"/>
+        <w:spacing w:after="60" w:line="480" w:lineRule="auto"/>
         <w:ind w:right="255"/>
         <w:jc w:val="right"/>
       </w:pPr>
       <w:r>
         <w:rPr>
-          <w:rFonts w:ascii="Arial" w:hAnsi="Arial" w:cs="Arial"/>
+          <w:rFonts w:ascii="Times New Roman" w:hAnsi="Times New Roman" w:cs="David"/>
           <w:b w:val="0"/>
           <w:i w:val="0"/>
-          <w:sz w:val="22"/>
+          <w:sz w:val="24"/>
           <w:rtl/>
-          <w:szCs w:val="22"/>
+          <w:szCs w:val="24"/>
         </w:rPr>
         <w:t xml:space="preserve">• </w:t>
       </w:r>
       <w:r>
         <w:rPr>
-          <w:rFonts w:ascii="Arial" w:hAnsi="Arial" w:cs="Arial"/>
+          <w:rFonts w:ascii="Times New Roman" w:hAnsi="Times New Roman" w:cs="David"/>
           <w:b w:val="0"/>
           <w:i w:val="0"/>
-          <w:sz w:val="22"/>
+          <w:sz w:val="24"/>
           <w:rtl/>
-          <w:szCs w:val="22"/>
+          <w:szCs w:val="24"/>
         </w:rPr>
         <w:t>הרחבת פעילות החברה לכלל הארץ והגדלת מספר הלקוחות.</w:t>
       </w:r>
@@ -1452,31 +1452,36 @@
     <w:p>
       <w:pPr>
         <w:bidi/>
-        <w:spacing w:after="60"/>
+        <w:spacing w:after="60" w:line="480" w:lineRule="auto"/>
         <w:ind w:right="255"/>
         <w:jc w:val="right"/>
       </w:pPr>
       <w:r>
         <w:rPr>
-          <w:rFonts w:ascii="Arial" w:hAnsi="Arial" w:cs="Arial"/>
+          <w:rFonts w:ascii="Times New Roman" w:hAnsi="Times New Roman" w:cs="David"/>
           <w:b w:val="0"/>
           <w:i w:val="0"/>
-          <w:sz w:val="22"/>
+          <w:sz w:val="24"/>
           <w:rtl/>
-          <w:szCs w:val="22"/>
+          <w:szCs w:val="24"/>
         </w:rPr>
         <w:t xml:space="preserve">• </w:t>
       </w:r>
       <w:r>
         <w:rPr>
-          <w:rFonts w:ascii="Arial" w:hAnsi="Arial" w:cs="Arial"/>
+          <w:rFonts w:ascii="Times New Roman" w:hAnsi="Times New Roman" w:cs="David"/>
           <w:b w:val="0"/>
           <w:i w:val="0"/>
-          <w:sz w:val="22"/>
+          <w:sz w:val="24"/>
           <w:rtl/>
-          <w:szCs w:val="22"/>
+          <w:szCs w:val="24"/>
         </w:rPr>
-        <w:t>אימוץ מערכות מידע מתקדמות לניהול העבודה – מטרה שפרויקט זה הוא צעד ראשון במימושה.</w:t>
+        <w:t>אימוץ מערכות מידע מתקדמות לניהול העבודה, מטרה שפרויקט זה הוא צעד ראשון במימושה.</w:t>
+      </w:r>
+    </w:p>
+    <w:p>
+      <w:r>
+        <w:br w:type="page"/>
       </w:r>
     </w:p>
     <w:p>
@@ -1488,7 +1493,7 @@
       </w:pPr>
       <w:r>
         <w:rPr>
-          <w:rFonts w:ascii="Arial" w:hAnsi="Arial" w:cs="Arial"/>
+          <w:rFonts w:ascii="Times New Roman" w:hAnsi="Times New Roman" w:cs="David"/>
           <w:b/>
           <w:i w:val="0"/>
           <w:color w:val="1F4E79"/>
@@ -1503,19 +1508,19 @@
     <w:p>
       <w:pPr>
         <w:bidi/>
-        <w:spacing w:after="120" w:before="0"/>
-        <w:jc w:val="both"/>
+        <w:spacing w:after="120" w:before="0" w:line="480" w:lineRule="auto"/>
+        <w:jc w:val="right"/>
       </w:pPr>
       <w:r>
         <w:rPr>
-          <w:rFonts w:ascii="Arial" w:hAnsi="Arial" w:cs="Arial"/>
+          <w:rFonts w:ascii="Times New Roman" w:hAnsi="Times New Roman" w:cs="David"/>
           <w:b w:val="0"/>
           <w:i w:val="0"/>
-          <w:sz w:val="22"/>
+          <w:sz w:val="24"/>
           <w:rtl/>
-          <w:szCs w:val="22"/>
+          <w:szCs w:val="24"/>
         </w:rPr>
-        <w:t>התהליך המרכזי בחברה הוא הטיפול בבקשת לקוח מקצה לקצה – מרגע קבלת הפנייה ועד מסירת הנכס וגביית התשלום. תהליך זה הוא התהליך שמערכת המידע המוצעת נועדה לתמוך בו, ולכן תיחום הפרויקט (סעיף 4.3) נגזר ישירות משלביו. התהליך מוצג באיור 2 ומפורט להלן:</w:t>
+        <w:t>התהליך המרכזי בחברה הוא הטיפול בבקשת לקוח מקצה לקצה: מרגע קבלת הפנייה ועד מסירת הנכס וגביית התשלום. תהליך זה הוא התהליך שמערכת המידע המוצעת נועדה לתמוך בו, ולכן תיחום הפרויקט (סעיף 4.3) נגזר ישירות משלביו. התהליך מוצג באיור 2 ומפורט להלן:</w:t>
       </w:r>
     </w:p>
     <w:p>
@@ -1561,12 +1566,12 @@
     <w:p>
       <w:pPr>
         <w:bidi/>
-        <w:spacing w:after="240" w:before="0"/>
+        <w:spacing w:after="240" w:before="0" w:line="276" w:lineRule="auto"/>
         <w:jc w:val="center"/>
       </w:pPr>
       <w:r>
         <w:rPr>
-          <w:rFonts w:ascii="Arial" w:hAnsi="Arial" w:cs="Arial"/>
+          <w:rFonts w:ascii="Times New Roman" w:hAnsi="Times New Roman" w:cs="David"/>
           <w:b/>
           <w:i w:val="0"/>
           <w:color w:val="444444"/>
@@ -1575,89 +1580,89 @@
           <w:szCs w:val="20"/>
           <w:bCs/>
         </w:rPr>
-        <w:t>איור 2: התהליך הארגוני המרכזי – טיפול בבקשת לקוח מקצה לקצה</w:t>
+        <w:t>איור 2: התהליך הארגוני המרכזי (טיפול בבקשת לקוח מקצה לקצה)</w:t>
       </w:r>
     </w:p>
     <w:p>
       <w:pPr>
         <w:bidi/>
-        <w:spacing w:after="60"/>
+        <w:spacing w:after="60" w:line="480" w:lineRule="auto"/>
         <w:ind w:right="255"/>
         <w:jc w:val="right"/>
       </w:pPr>
       <w:r>
         <w:rPr>
-          <w:rFonts w:ascii="Arial" w:hAnsi="Arial" w:cs="Arial"/>
+          <w:rFonts w:ascii="Times New Roman" w:hAnsi="Times New Roman" w:cs="David"/>
           <w:b w:val="0"/>
           <w:i w:val="0"/>
-          <w:sz w:val="22"/>
+          <w:sz w:val="24"/>
           <w:rtl/>
-          <w:szCs w:val="22"/>
+          <w:szCs w:val="24"/>
         </w:rPr>
         <w:t xml:space="preserve">• </w:t>
       </w:r>
       <w:r>
         <w:rPr>
-          <w:rFonts w:ascii="Arial" w:hAnsi="Arial" w:cs="Arial"/>
+          <w:rFonts w:ascii="Times New Roman" w:hAnsi="Times New Roman" w:cs="David"/>
           <w:b/>
           <w:i w:val="0"/>
-          <w:sz w:val="22"/>
+          <w:sz w:val="24"/>
           <w:rtl/>
-          <w:szCs w:val="22"/>
+          <w:szCs w:val="24"/>
           <w:bCs/>
         </w:rPr>
-        <w:t xml:space="preserve">קבלת פנייה – </w:t>
+        <w:t xml:space="preserve">קבלת פנייה: </w:t>
       </w:r>
       <w:r>
         <w:rPr>
-          <w:rFonts w:ascii="Arial" w:hAnsi="Arial" w:cs="Arial"/>
+          <w:rFonts w:ascii="Times New Roman" w:hAnsi="Times New Roman" w:cs="David"/>
           <w:b w:val="0"/>
           <w:i w:val="0"/>
-          <w:sz w:val="22"/>
+          <w:sz w:val="24"/>
           <w:rtl/>
-          <w:szCs w:val="22"/>
+          <w:szCs w:val="24"/>
         </w:rPr>
-        <w:t>הלקוח (או חברת הביטוח מטעמו) פונה לחברה בעקבות נזק – שריפה, הצפה, פגיעה – או בבקשה לשיפוץ. הפנייה מתקבלת טלפונית או בהודעה.</w:t>
+        <w:t>הלקוח (או חברת הביטוח מטעמו) פונה לחברה בעקבות נזק, כגון שריפה, הצפה או פגיעה, או בבקשה לשיפוץ. הפנייה מתקבלת טלפונית או בהודעה.</w:t>
       </w:r>
     </w:p>
     <w:p>
       <w:pPr>
         <w:bidi/>
-        <w:spacing w:after="60"/>
+        <w:spacing w:after="60" w:line="480" w:lineRule="auto"/>
         <w:ind w:right="255"/>
         <w:jc w:val="right"/>
       </w:pPr>
       <w:r>
         <w:rPr>
-          <w:rFonts w:ascii="Arial" w:hAnsi="Arial" w:cs="Arial"/>
+          <w:rFonts w:ascii="Times New Roman" w:hAnsi="Times New Roman" w:cs="David"/>
           <w:b w:val="0"/>
           <w:i w:val="0"/>
-          <w:sz w:val="22"/>
+          <w:sz w:val="24"/>
           <w:rtl/>
-          <w:szCs w:val="22"/>
+          <w:szCs w:val="24"/>
         </w:rPr>
         <w:t xml:space="preserve">• </w:t>
       </w:r>
       <w:r>
         <w:rPr>
-          <w:rFonts w:ascii="Arial" w:hAnsi="Arial" w:cs="Arial"/>
+          <w:rFonts w:ascii="Times New Roman" w:hAnsi="Times New Roman" w:cs="David"/>
           <w:b/>
           <w:i w:val="0"/>
-          <w:sz w:val="22"/>
+          <w:sz w:val="24"/>
           <w:rtl/>
-          <w:szCs w:val="22"/>
+          <w:szCs w:val="24"/>
           <w:bCs/>
         </w:rPr>
-        <w:t xml:space="preserve">רישום ופתיחת תיק – </w:t>
+        <w:t xml:space="preserve">רישום ופתיחת תיק: </w:t>
       </w:r>
       <w:r>
         <w:rPr>
-          <w:rFonts w:ascii="Arial" w:hAnsi="Arial" w:cs="Arial"/>
+          <w:rFonts w:ascii="Times New Roman" w:hAnsi="Times New Roman" w:cs="David"/>
           <w:b w:val="0"/>
           <w:i w:val="0"/>
-          <w:sz w:val="22"/>
+          <w:sz w:val="24"/>
           <w:rtl/>
-          <w:szCs w:val="22"/>
+          <w:szCs w:val="24"/>
         </w:rPr>
         <w:t>נציג החברה רושם את פרטי הלקוח, כתובת הנכס ותיאור הנזק, ונפתח "תיק נזק" הכולל גם תמונות מהאתר.</w:t>
       </w:r>
@@ -1665,41 +1670,41 @@
     <w:p>
       <w:pPr>
         <w:bidi/>
-        <w:spacing w:after="60"/>
+        <w:spacing w:after="60" w:line="480" w:lineRule="auto"/>
         <w:ind w:right="255"/>
         <w:jc w:val="right"/>
       </w:pPr>
       <w:r>
         <w:rPr>
-          <w:rFonts w:ascii="Arial" w:hAnsi="Arial" w:cs="Arial"/>
+          <w:rFonts w:ascii="Times New Roman" w:hAnsi="Times New Roman" w:cs="David"/>
           <w:b w:val="0"/>
           <w:i w:val="0"/>
-          <w:sz w:val="22"/>
+          <w:sz w:val="24"/>
           <w:rtl/>
-          <w:szCs w:val="22"/>
+          <w:szCs w:val="24"/>
         </w:rPr>
         <w:t xml:space="preserve">• </w:t>
       </w:r>
       <w:r>
         <w:rPr>
-          <w:rFonts w:ascii="Arial" w:hAnsi="Arial" w:cs="Arial"/>
+          <w:rFonts w:ascii="Times New Roman" w:hAnsi="Times New Roman" w:cs="David"/>
           <w:b/>
           <w:i w:val="0"/>
-          <w:sz w:val="22"/>
+          <w:sz w:val="24"/>
           <w:rtl/>
-          <w:szCs w:val="22"/>
+          <w:szCs w:val="24"/>
           <w:bCs/>
         </w:rPr>
-        <w:t xml:space="preserve">צוות ראשוני – </w:t>
+        <w:t xml:space="preserve">צוות ראשוני: </w:t>
       </w:r>
       <w:r>
         <w:rPr>
-          <w:rFonts w:ascii="Arial" w:hAnsi="Arial" w:cs="Arial"/>
+          <w:rFonts w:ascii="Times New Roman" w:hAnsi="Times New Roman" w:cs="David"/>
           <w:b w:val="0"/>
           <w:i w:val="0"/>
-          <w:sz w:val="22"/>
+          <w:sz w:val="24"/>
           <w:rtl/>
-          <w:szCs w:val="22"/>
+          <w:szCs w:val="24"/>
         </w:rPr>
         <w:t>במקרי חירום נשלח צוות לפינוי הנכס, הוצאת חפצים, ניקיון ראשוני ואבטחת האתר.</w:t>
       </w:r>
@@ -1707,41 +1712,41 @@
     <w:p>
       <w:pPr>
         <w:bidi/>
-        <w:spacing w:after="60"/>
+        <w:spacing w:after="60" w:line="480" w:lineRule="auto"/>
         <w:ind w:right="255"/>
         <w:jc w:val="right"/>
       </w:pPr>
       <w:r>
         <w:rPr>
-          <w:rFonts w:ascii="Arial" w:hAnsi="Arial" w:cs="Arial"/>
+          <w:rFonts w:ascii="Times New Roman" w:hAnsi="Times New Roman" w:cs="David"/>
           <w:b w:val="0"/>
           <w:i w:val="0"/>
-          <w:sz w:val="22"/>
+          <w:sz w:val="24"/>
           <w:rtl/>
-          <w:szCs w:val="22"/>
+          <w:szCs w:val="24"/>
         </w:rPr>
         <w:t xml:space="preserve">• </w:t>
       </w:r>
       <w:r>
         <w:rPr>
-          <w:rFonts w:ascii="Arial" w:hAnsi="Arial" w:cs="Arial"/>
+          <w:rFonts w:ascii="Times New Roman" w:hAnsi="Times New Roman" w:cs="David"/>
           <w:b/>
           <w:i w:val="0"/>
-          <w:sz w:val="22"/>
+          <w:sz w:val="24"/>
           <w:rtl/>
-          <w:szCs w:val="22"/>
+          <w:szCs w:val="24"/>
           <w:bCs/>
         </w:rPr>
-        <w:t xml:space="preserve">שמאות והערכת נזק – </w:t>
+        <w:t xml:space="preserve">שמאות והערכת נזק: </w:t>
       </w:r>
       <w:r>
         <w:rPr>
-          <w:rFonts w:ascii="Arial" w:hAnsi="Arial" w:cs="Arial"/>
+          <w:rFonts w:ascii="Times New Roman" w:hAnsi="Times New Roman" w:cs="David"/>
           <w:b w:val="0"/>
           <w:i w:val="0"/>
-          <w:sz w:val="22"/>
+          <w:sz w:val="24"/>
           <w:rtl/>
-          <w:szCs w:val="22"/>
+          <w:szCs w:val="24"/>
         </w:rPr>
         <w:t>שמאי מטעם החברה בודק את הנכס, מעריך את היקף הנזק ואת עלות התיקון.</w:t>
       </w:r>
@@ -1749,41 +1754,41 @@
     <w:p>
       <w:pPr>
         <w:bidi/>
-        <w:spacing w:after="60"/>
+        <w:spacing w:after="60" w:line="480" w:lineRule="auto"/>
         <w:ind w:right="255"/>
         <w:jc w:val="right"/>
       </w:pPr>
       <w:r>
         <w:rPr>
-          <w:rFonts w:ascii="Arial" w:hAnsi="Arial" w:cs="Arial"/>
+          <w:rFonts w:ascii="Times New Roman" w:hAnsi="Times New Roman" w:cs="David"/>
           <w:b w:val="0"/>
           <w:i w:val="0"/>
-          <w:sz w:val="22"/>
+          <w:sz w:val="24"/>
           <w:rtl/>
-          <w:szCs w:val="22"/>
+          <w:szCs w:val="24"/>
         </w:rPr>
         <w:t xml:space="preserve">• </w:t>
       </w:r>
       <w:r>
         <w:rPr>
-          <w:rFonts w:ascii="Arial" w:hAnsi="Arial" w:cs="Arial"/>
+          <w:rFonts w:ascii="Times New Roman" w:hAnsi="Times New Roman" w:cs="David"/>
           <w:b/>
           <w:i w:val="0"/>
-          <w:sz w:val="22"/>
+          <w:sz w:val="24"/>
           <w:rtl/>
-          <w:szCs w:val="22"/>
+          <w:szCs w:val="24"/>
           <w:bCs/>
         </w:rPr>
-        <w:t xml:space="preserve">הצעת מחיר – </w:t>
+        <w:t xml:space="preserve">הצעת מחיר: </w:t>
       </w:r>
       <w:r>
         <w:rPr>
-          <w:rFonts w:ascii="Arial" w:hAnsi="Arial" w:cs="Arial"/>
+          <w:rFonts w:ascii="Times New Roman" w:hAnsi="Times New Roman" w:cs="David"/>
           <w:b w:val="0"/>
           <w:i w:val="0"/>
-          <w:sz w:val="22"/>
+          <w:sz w:val="24"/>
           <w:rtl/>
-          <w:szCs w:val="22"/>
+          <w:szCs w:val="24"/>
         </w:rPr>
         <w:t>על בסיס הערכת השמאי מוכנה הצעת מחיר הכוללת חומרים ועבודה, והיא מועברת ללקוח או לחברת הביטוח.</w:t>
       </w:r>
@@ -1791,83 +1796,83 @@
     <w:p>
       <w:pPr>
         <w:bidi/>
-        <w:spacing w:after="60"/>
+        <w:spacing w:after="60" w:line="480" w:lineRule="auto"/>
         <w:ind w:right="255"/>
         <w:jc w:val="right"/>
       </w:pPr>
       <w:r>
         <w:rPr>
-          <w:rFonts w:ascii="Arial" w:hAnsi="Arial" w:cs="Arial"/>
+          <w:rFonts w:ascii="Times New Roman" w:hAnsi="Times New Roman" w:cs="David"/>
           <w:b w:val="0"/>
           <w:i w:val="0"/>
-          <w:sz w:val="22"/>
+          <w:sz w:val="24"/>
           <w:rtl/>
-          <w:szCs w:val="22"/>
+          <w:szCs w:val="24"/>
         </w:rPr>
         <w:t xml:space="preserve">• </w:t>
       </w:r>
       <w:r>
         <w:rPr>
-          <w:rFonts w:ascii="Arial" w:hAnsi="Arial" w:cs="Arial"/>
+          <w:rFonts w:ascii="Times New Roman" w:hAnsi="Times New Roman" w:cs="David"/>
           <w:b/>
           <w:i w:val="0"/>
-          <w:sz w:val="22"/>
+          <w:sz w:val="24"/>
           <w:rtl/>
-          <w:szCs w:val="22"/>
+          <w:szCs w:val="24"/>
           <w:bCs/>
         </w:rPr>
-        <w:t xml:space="preserve">החלטת הלקוח – </w:t>
+        <w:t xml:space="preserve">החלטת הלקוח: </w:t>
       </w:r>
       <w:r>
         <w:rPr>
-          <w:rFonts w:ascii="Arial" w:hAnsi="Arial" w:cs="Arial"/>
+          <w:rFonts w:ascii="Times New Roman" w:hAnsi="Times New Roman" w:cs="David"/>
           <w:b w:val="0"/>
           <w:i w:val="0"/>
-          <w:sz w:val="22"/>
+          <w:sz w:val="24"/>
           <w:rtl/>
-          <w:szCs w:val="22"/>
+          <w:szCs w:val="24"/>
         </w:rPr>
-        <w:t>אישור ההצעה מעביר את התיק לביצוע; דחייה – התיק נסגר תוך תיעוד הסיבה.</w:t>
+        <w:t>אישור ההצעה מעביר את התיק לביצוע, ואילו דחייה סוגרת את התיק תוך תיעוד הסיבה.</w:t>
       </w:r>
     </w:p>
     <w:p>
       <w:pPr>
         <w:bidi/>
-        <w:spacing w:after="60"/>
+        <w:spacing w:after="60" w:line="480" w:lineRule="auto"/>
         <w:ind w:right="255"/>
         <w:jc w:val="right"/>
       </w:pPr>
       <w:r>
         <w:rPr>
-          <w:rFonts w:ascii="Arial" w:hAnsi="Arial" w:cs="Arial"/>
+          <w:rFonts w:ascii="Times New Roman" w:hAnsi="Times New Roman" w:cs="David"/>
           <w:b w:val="0"/>
           <w:i w:val="0"/>
-          <w:sz w:val="22"/>
+          <w:sz w:val="24"/>
           <w:rtl/>
-          <w:szCs w:val="22"/>
+          <w:szCs w:val="24"/>
         </w:rPr>
         <w:t xml:space="preserve">• </w:t>
       </w:r>
       <w:r>
         <w:rPr>
-          <w:rFonts w:ascii="Arial" w:hAnsi="Arial" w:cs="Arial"/>
+          <w:rFonts w:ascii="Times New Roman" w:hAnsi="Times New Roman" w:cs="David"/>
           <w:b/>
           <w:i w:val="0"/>
-          <w:sz w:val="22"/>
+          <w:sz w:val="24"/>
           <w:rtl/>
-          <w:szCs w:val="22"/>
+          <w:szCs w:val="24"/>
           <w:bCs/>
         </w:rPr>
-        <w:t xml:space="preserve">שיבוץ ותכנון ביצוע – </w:t>
+        <w:t xml:space="preserve">שיבוץ ותכנון ביצוע: </w:t>
       </w:r>
       <w:r>
         <w:rPr>
-          <w:rFonts w:ascii="Arial" w:hAnsi="Arial" w:cs="Arial"/>
+          <w:rFonts w:ascii="Times New Roman" w:hAnsi="Times New Roman" w:cs="David"/>
           <w:b w:val="0"/>
           <w:i w:val="0"/>
-          <w:sz w:val="22"/>
+          <w:sz w:val="24"/>
           <w:rtl/>
-          <w:szCs w:val="22"/>
+          <w:szCs w:val="24"/>
         </w:rPr>
         <w:t>לאחר אישור משובצים עובדים ובעלי מקצוע לעבודה, מוזמנים חומרים וציוד ונקבעים לוחות זמנים.</w:t>
       </w:r>
@@ -1875,41 +1880,41 @@
     <w:p>
       <w:pPr>
         <w:bidi/>
-        <w:spacing w:after="60"/>
+        <w:spacing w:after="60" w:line="480" w:lineRule="auto"/>
         <w:ind w:right="255"/>
         <w:jc w:val="right"/>
       </w:pPr>
       <w:r>
         <w:rPr>
-          <w:rFonts w:ascii="Arial" w:hAnsi="Arial" w:cs="Arial"/>
+          <w:rFonts w:ascii="Times New Roman" w:hAnsi="Times New Roman" w:cs="David"/>
           <w:b w:val="0"/>
           <w:i w:val="0"/>
-          <w:sz w:val="22"/>
+          <w:sz w:val="24"/>
           <w:rtl/>
-          <w:szCs w:val="22"/>
+          <w:szCs w:val="24"/>
         </w:rPr>
         <w:t xml:space="preserve">• </w:t>
       </w:r>
       <w:r>
         <w:rPr>
-          <w:rFonts w:ascii="Arial" w:hAnsi="Arial" w:cs="Arial"/>
+          <w:rFonts w:ascii="Times New Roman" w:hAnsi="Times New Roman" w:cs="David"/>
           <w:b/>
           <w:i w:val="0"/>
-          <w:sz w:val="22"/>
+          <w:sz w:val="24"/>
           <w:rtl/>
-          <w:szCs w:val="22"/>
+          <w:szCs w:val="24"/>
           <w:bCs/>
         </w:rPr>
-        <w:t xml:space="preserve">ביצוע ובקרת איכות – </w:t>
+        <w:t xml:space="preserve">ביצוע ובקרת איכות: </w:t>
       </w:r>
       <w:r>
         <w:rPr>
-          <w:rFonts w:ascii="Arial" w:hAnsi="Arial" w:cs="Arial"/>
+          <w:rFonts w:ascii="Times New Roman" w:hAnsi="Times New Roman" w:cs="David"/>
           <w:b w:val="0"/>
           <w:i w:val="0"/>
-          <w:sz w:val="22"/>
+          <w:sz w:val="24"/>
           <w:rtl/>
-          <w:szCs w:val="22"/>
+          <w:szCs w:val="24"/>
         </w:rPr>
         <w:t>צוותי החברה מבצעים את התיקון בשלבים מסודרים תוך עדכון שוטף של הלקוח; בסיום נערכת בדיקת איכות.</w:t>
       </w:r>
@@ -1917,43 +1922,48 @@
     <w:p>
       <w:pPr>
         <w:bidi/>
-        <w:spacing w:after="60"/>
+        <w:spacing w:after="60" w:line="480" w:lineRule="auto"/>
         <w:ind w:right="255"/>
         <w:jc w:val="right"/>
       </w:pPr>
       <w:r>
         <w:rPr>
-          <w:rFonts w:ascii="Arial" w:hAnsi="Arial" w:cs="Arial"/>
+          <w:rFonts w:ascii="Times New Roman" w:hAnsi="Times New Roman" w:cs="David"/>
           <w:b w:val="0"/>
           <w:i w:val="0"/>
-          <w:sz w:val="22"/>
+          <w:sz w:val="24"/>
           <w:rtl/>
-          <w:szCs w:val="22"/>
+          <w:szCs w:val="24"/>
         </w:rPr>
         <w:t xml:space="preserve">• </w:t>
       </w:r>
       <w:r>
         <w:rPr>
-          <w:rFonts w:ascii="Arial" w:hAnsi="Arial" w:cs="Arial"/>
+          <w:rFonts w:ascii="Times New Roman" w:hAnsi="Times New Roman" w:cs="David"/>
           <w:b/>
           <w:i w:val="0"/>
-          <w:sz w:val="22"/>
+          <w:sz w:val="24"/>
           <w:rtl/>
-          <w:szCs w:val="22"/>
+          <w:szCs w:val="24"/>
           <w:bCs/>
         </w:rPr>
-        <w:t xml:space="preserve">מסירה וגבייה – </w:t>
+        <w:t xml:space="preserve">מסירה וגבייה: </w:t>
       </w:r>
       <w:r>
         <w:rPr>
-          <w:rFonts w:ascii="Arial" w:hAnsi="Arial" w:cs="Arial"/>
+          <w:rFonts w:ascii="Times New Roman" w:hAnsi="Times New Roman" w:cs="David"/>
           <w:b w:val="0"/>
           <w:i w:val="0"/>
-          <w:sz w:val="22"/>
+          <w:sz w:val="24"/>
           <w:rtl/>
-          <w:szCs w:val="22"/>
+          <w:szCs w:val="24"/>
         </w:rPr>
         <w:t>הנכס נמסר ללקוח בחתימה על אישור קבלת עבודה, מופקת חשבונית ונגבה התשלום.</w:t>
+      </w:r>
+    </w:p>
+    <w:p>
+      <w:r>
+        <w:br w:type="page"/>
       </w:r>
     </w:p>
     <w:p>
@@ -1965,7 +1975,7 @@
       </w:pPr>
       <w:r>
         <w:rPr>
-          <w:rFonts w:ascii="Arial" w:hAnsi="Arial" w:cs="Arial"/>
+          <w:rFonts w:ascii="Times New Roman" w:hAnsi="Times New Roman" w:cs="David"/>
           <w:b/>
           <w:i w:val="0"/>
           <w:color w:val="1F4E79"/>
@@ -1980,59 +1990,59 @@
     <w:p>
       <w:pPr>
         <w:bidi/>
-        <w:spacing w:after="120" w:before="0"/>
-        <w:jc w:val="both"/>
+        <w:spacing w:after="120" w:before="0" w:line="480" w:lineRule="auto"/>
+        <w:jc w:val="right"/>
       </w:pPr>
       <w:r>
         <w:rPr>
-          <w:rFonts w:ascii="Arial" w:hAnsi="Arial" w:cs="Arial"/>
+          <w:rFonts w:ascii="Times New Roman" w:hAnsi="Times New Roman" w:cs="David"/>
           <w:b w:val="0"/>
           <w:i w:val="0"/>
-          <w:sz w:val="22"/>
+          <w:sz w:val="24"/>
           <w:rtl/>
-          <w:szCs w:val="22"/>
+          <w:szCs w:val="24"/>
         </w:rPr>
-        <w:t>כיום מנוהל התהליך כולו באופן ידני – בטלפון, בהודעות וברישומים מפוזרים – ללא כלי ממוחשב מרכזי. מריאיון עם בעל החברה ומתצפית על העבודה השוטפת זוהו הבעיות המרכזיות הבאות:</w:t>
+        <w:t>כיום מנוהל התהליך כולו באופן ידני, בטלפון, בהודעות וברישומים מפוזרים, ללא כלי ממוחשב מרכזי. מריאיון עם בעל החברה ומתצפית על העבודה השוטפת זוהו הבעיות המרכזיות הבאות:</w:t>
       </w:r>
     </w:p>
     <w:p>
       <w:pPr>
         <w:bidi/>
-        <w:spacing w:after="60"/>
+        <w:spacing w:after="60" w:line="480" w:lineRule="auto"/>
         <w:ind w:right="255"/>
         <w:jc w:val="right"/>
       </w:pPr>
       <w:r>
         <w:rPr>
-          <w:rFonts w:ascii="Arial" w:hAnsi="Arial" w:cs="Arial"/>
+          <w:rFonts w:ascii="Times New Roman" w:hAnsi="Times New Roman" w:cs="David"/>
           <w:b w:val="0"/>
           <w:i w:val="0"/>
-          <w:sz w:val="22"/>
+          <w:sz w:val="24"/>
           <w:rtl/>
-          <w:szCs w:val="22"/>
+          <w:szCs w:val="24"/>
         </w:rPr>
         <w:t xml:space="preserve">• </w:t>
       </w:r>
       <w:r>
         <w:rPr>
-          <w:rFonts w:ascii="Arial" w:hAnsi="Arial" w:cs="Arial"/>
+          <w:rFonts w:ascii="Times New Roman" w:hAnsi="Times New Roman" w:cs="David"/>
           <w:b/>
           <w:i w:val="0"/>
-          <w:sz w:val="22"/>
+          <w:sz w:val="24"/>
           <w:rtl/>
-          <w:szCs w:val="22"/>
+          <w:szCs w:val="24"/>
           <w:bCs/>
         </w:rPr>
-        <w:t xml:space="preserve">אובדן וכפילות מידע – </w:t>
+        <w:t xml:space="preserve">אובדן וכפילות מידע: </w:t>
       </w:r>
       <w:r>
         <w:rPr>
-          <w:rFonts w:ascii="Arial" w:hAnsi="Arial" w:cs="Arial"/>
+          <w:rFonts w:ascii="Times New Roman" w:hAnsi="Times New Roman" w:cs="David"/>
           <w:b w:val="0"/>
           <w:i w:val="0"/>
-          <w:sz w:val="22"/>
+          <w:sz w:val="24"/>
           <w:rtl/>
-          <w:szCs w:val="22"/>
+          <w:szCs w:val="24"/>
         </w:rPr>
         <w:t>מידע על בקשות ולקוחות הולך לאיבוד או נרשם פעמיים, כיוון שאין רישום מרוכז אחד.</w:t>
       </w:r>
@@ -2040,41 +2050,41 @@
     <w:p>
       <w:pPr>
         <w:bidi/>
-        <w:spacing w:after="60"/>
+        <w:spacing w:after="60" w:line="480" w:lineRule="auto"/>
         <w:ind w:right="255"/>
         <w:jc w:val="right"/>
       </w:pPr>
       <w:r>
         <w:rPr>
-          <w:rFonts w:ascii="Arial" w:hAnsi="Arial" w:cs="Arial"/>
+          <w:rFonts w:ascii="Times New Roman" w:hAnsi="Times New Roman" w:cs="David"/>
           <w:b w:val="0"/>
           <w:i w:val="0"/>
-          <w:sz w:val="22"/>
+          <w:sz w:val="24"/>
           <w:rtl/>
-          <w:szCs w:val="22"/>
+          <w:szCs w:val="24"/>
         </w:rPr>
         <w:t xml:space="preserve">• </w:t>
       </w:r>
       <w:r>
         <w:rPr>
-          <w:rFonts w:ascii="Arial" w:hAnsi="Arial" w:cs="Arial"/>
+          <w:rFonts w:ascii="Times New Roman" w:hAnsi="Times New Roman" w:cs="David"/>
           <w:b/>
           <w:i w:val="0"/>
-          <w:sz w:val="22"/>
+          <w:sz w:val="24"/>
           <w:rtl/>
-          <w:szCs w:val="22"/>
+          <w:szCs w:val="24"/>
           <w:bCs/>
         </w:rPr>
-        <w:t xml:space="preserve">כשלי תיאום ושיבוץ – </w:t>
+        <w:t xml:space="preserve">כשלי תיאום ושיבוץ: </w:t>
       </w:r>
       <w:r>
         <w:rPr>
-          <w:rFonts w:ascii="Arial" w:hAnsi="Arial" w:cs="Arial"/>
+          <w:rFonts w:ascii="Times New Roman" w:hAnsi="Times New Roman" w:cs="David"/>
           <w:b w:val="0"/>
           <w:i w:val="0"/>
-          <w:sz w:val="22"/>
+          <w:sz w:val="24"/>
           <w:rtl/>
-          <w:szCs w:val="22"/>
+          <w:szCs w:val="24"/>
         </w:rPr>
         <w:t>תיאום השיבוצים מתבצע טלפונית; עובדים וקבלנים אינם מתעדכנים בזמן על שינויים, ונוצרות כפילויות פגישות ועיכובים.</w:t>
       </w:r>
@@ -2082,41 +2092,41 @@
     <w:p>
       <w:pPr>
         <w:bidi/>
-        <w:spacing w:after="60"/>
+        <w:spacing w:after="60" w:line="480" w:lineRule="auto"/>
         <w:ind w:right="255"/>
         <w:jc w:val="right"/>
       </w:pPr>
       <w:r>
         <w:rPr>
-          <w:rFonts w:ascii="Arial" w:hAnsi="Arial" w:cs="Arial"/>
+          <w:rFonts w:ascii="Times New Roman" w:hAnsi="Times New Roman" w:cs="David"/>
           <w:b w:val="0"/>
           <w:i w:val="0"/>
-          <w:sz w:val="22"/>
+          <w:sz w:val="24"/>
           <w:rtl/>
-          <w:szCs w:val="22"/>
+          <w:szCs w:val="24"/>
         </w:rPr>
         <w:t xml:space="preserve">• </w:t>
       </w:r>
       <w:r>
         <w:rPr>
-          <w:rFonts w:ascii="Arial" w:hAnsi="Arial" w:cs="Arial"/>
+          <w:rFonts w:ascii="Times New Roman" w:hAnsi="Times New Roman" w:cs="David"/>
           <w:b/>
           <w:i w:val="0"/>
-          <w:sz w:val="22"/>
+          <w:sz w:val="24"/>
           <w:rtl/>
-          <w:szCs w:val="22"/>
+          <w:szCs w:val="24"/>
           <w:bCs/>
         </w:rPr>
-        <w:t xml:space="preserve">מעקב ציוד לקוי – </w:t>
+        <w:t xml:space="preserve">מעקב ציוד לקוי: </w:t>
       </w:r>
       <w:r>
         <w:rPr>
-          <w:rFonts w:ascii="Arial" w:hAnsi="Arial" w:cs="Arial"/>
+          <w:rFonts w:ascii="Times New Roman" w:hAnsi="Times New Roman" w:cs="David"/>
           <w:b w:val="0"/>
           <w:i w:val="0"/>
-          <w:sz w:val="22"/>
+          <w:sz w:val="24"/>
           <w:rtl/>
-          <w:szCs w:val="22"/>
+          <w:szCs w:val="24"/>
         </w:rPr>
         <w:t>השאלת ציוד (כגון מכונות ייבוש) נרשמת באופן חלקי, וקשה לדעת אצל מי נמצא כל פריט ומי אחראי להחזרתו.</w:t>
       </w:r>
@@ -2124,41 +2134,41 @@
     <w:p>
       <w:pPr>
         <w:bidi/>
-        <w:spacing w:after="60"/>
+        <w:spacing w:after="60" w:line="480" w:lineRule="auto"/>
         <w:ind w:right="255"/>
         <w:jc w:val="right"/>
       </w:pPr>
       <w:r>
         <w:rPr>
-          <w:rFonts w:ascii="Arial" w:hAnsi="Arial" w:cs="Arial"/>
+          <w:rFonts w:ascii="Times New Roman" w:hAnsi="Times New Roman" w:cs="David"/>
           <w:b w:val="0"/>
           <w:i w:val="0"/>
-          <w:sz w:val="22"/>
+          <w:sz w:val="24"/>
           <w:rtl/>
-          <w:szCs w:val="22"/>
+          <w:szCs w:val="24"/>
         </w:rPr>
         <w:t xml:space="preserve">• </w:t>
       </w:r>
       <w:r>
         <w:rPr>
-          <w:rFonts w:ascii="Arial" w:hAnsi="Arial" w:cs="Arial"/>
+          <w:rFonts w:ascii="Times New Roman" w:hAnsi="Times New Roman" w:cs="David"/>
           <w:b/>
           <w:i w:val="0"/>
-          <w:sz w:val="22"/>
+          <w:sz w:val="24"/>
           <w:rtl/>
-          <w:szCs w:val="22"/>
+          <w:szCs w:val="24"/>
           <w:bCs/>
         </w:rPr>
-        <w:t xml:space="preserve">איטיות בהצעות מחיר ובחיובים – </w:t>
+        <w:t xml:space="preserve">איטיות בהצעות מחיר ובחיובים: </w:t>
       </w:r>
       <w:r>
         <w:rPr>
-          <w:rFonts w:ascii="Arial" w:hAnsi="Arial" w:cs="Arial"/>
+          <w:rFonts w:ascii="Times New Roman" w:hAnsi="Times New Roman" w:cs="David"/>
           <w:b w:val="0"/>
           <w:i w:val="0"/>
-          <w:sz w:val="22"/>
+          <w:sz w:val="24"/>
           <w:rtl/>
-          <w:szCs w:val="22"/>
+          <w:szCs w:val="24"/>
         </w:rPr>
         <w:t>הכנת הצעת מחיר וחשבונית אורכת זמן רב, ומעקב התשלומים מול לקוחות וספקים מתבצע ידנית.</w:t>
       </w:r>
@@ -2166,85 +2176,90 @@
     <w:p>
       <w:pPr>
         <w:bidi/>
-        <w:spacing w:after="60"/>
+        <w:spacing w:after="60" w:line="480" w:lineRule="auto"/>
         <w:ind w:right="255"/>
         <w:jc w:val="right"/>
       </w:pPr>
       <w:r>
         <w:rPr>
-          <w:rFonts w:ascii="Arial" w:hAnsi="Arial" w:cs="Arial"/>
+          <w:rFonts w:ascii="Times New Roman" w:hAnsi="Times New Roman" w:cs="David"/>
           <w:b w:val="0"/>
           <w:i w:val="0"/>
-          <w:sz w:val="22"/>
+          <w:sz w:val="24"/>
           <w:rtl/>
-          <w:szCs w:val="22"/>
+          <w:szCs w:val="24"/>
         </w:rPr>
         <w:t xml:space="preserve">• </w:t>
       </w:r>
       <w:r>
         <w:rPr>
-          <w:rFonts w:ascii="Arial" w:hAnsi="Arial" w:cs="Arial"/>
+          <w:rFonts w:ascii="Times New Roman" w:hAnsi="Times New Roman" w:cs="David"/>
           <w:b/>
           <w:i w:val="0"/>
-          <w:sz w:val="22"/>
+          <w:sz w:val="24"/>
           <w:rtl/>
-          <w:szCs w:val="22"/>
+          <w:szCs w:val="24"/>
           <w:bCs/>
         </w:rPr>
-        <w:t xml:space="preserve">היעדר דוחות ניהוליים – </w:t>
+        <w:t xml:space="preserve">היעדר דוחות ניהוליים: </w:t>
       </w:r>
       <w:r>
         <w:rPr>
-          <w:rFonts w:ascii="Arial" w:hAnsi="Arial" w:cs="Arial"/>
+          <w:rFonts w:ascii="Times New Roman" w:hAnsi="Times New Roman" w:cs="David"/>
           <w:b w:val="0"/>
           <w:i w:val="0"/>
-          <w:sz w:val="22"/>
+          <w:sz w:val="24"/>
           <w:rtl/>
-          <w:szCs w:val="22"/>
+          <w:szCs w:val="24"/>
         </w:rPr>
-        <w:t>להנהלה אין דוחות מסודרים על סטטוס עבודות, עומס עובדים, הכנסות והוצאות – מה שמקשה על קבלת החלטות.</w:t>
+        <w:t>להנהלה אין דוחות מסודרים על סטטוס עבודות, עומס עובדים, הכנסות והוצאות, ולכן קבלת ההחלטות מתקשה.</w:t>
       </w:r>
     </w:p>
     <w:p>
       <w:pPr>
         <w:bidi/>
-        <w:spacing w:after="60"/>
+        <w:spacing w:after="60" w:line="480" w:lineRule="auto"/>
         <w:ind w:right="255"/>
         <w:jc w:val="right"/>
       </w:pPr>
       <w:r>
         <w:rPr>
-          <w:rFonts w:ascii="Arial" w:hAnsi="Arial" w:cs="Arial"/>
+          <w:rFonts w:ascii="Times New Roman" w:hAnsi="Times New Roman" w:cs="David"/>
           <w:b w:val="0"/>
           <w:i w:val="0"/>
-          <w:sz w:val="22"/>
+          <w:sz w:val="24"/>
           <w:rtl/>
-          <w:szCs w:val="22"/>
+          <w:szCs w:val="24"/>
         </w:rPr>
         <w:t xml:space="preserve">• </w:t>
       </w:r>
       <w:r>
         <w:rPr>
-          <w:rFonts w:ascii="Arial" w:hAnsi="Arial" w:cs="Arial"/>
+          <w:rFonts w:ascii="Times New Roman" w:hAnsi="Times New Roman" w:cs="David"/>
           <w:b/>
           <w:i w:val="0"/>
-          <w:sz w:val="22"/>
+          <w:sz w:val="24"/>
           <w:rtl/>
-          <w:szCs w:val="22"/>
+          <w:szCs w:val="24"/>
           <w:bCs/>
         </w:rPr>
-        <w:t xml:space="preserve">חישוב שכר ידני – </w:t>
+        <w:t xml:space="preserve">חישוב שכר ידני: </w:t>
       </w:r>
       <w:r>
         <w:rPr>
-          <w:rFonts w:ascii="Arial" w:hAnsi="Arial" w:cs="Arial"/>
+          <w:rFonts w:ascii="Times New Roman" w:hAnsi="Times New Roman" w:cs="David"/>
           <w:b w:val="0"/>
           <w:i w:val="0"/>
-          <w:sz w:val="22"/>
+          <w:sz w:val="24"/>
           <w:rtl/>
-          <w:szCs w:val="22"/>
+          <w:szCs w:val="24"/>
         </w:rPr>
         <w:t>חישוב השכר החודשי מתבסס על איסוף ידני של ימי עבודה ושיבוצים, תהליך איטי החשוף לטעויות.</w:t>
+      </w:r>
+    </w:p>
+    <w:p>
+      <w:r>
+        <w:br w:type="page"/>
       </w:r>
     </w:p>
     <w:p>
@@ -2256,7 +2271,7 @@
       </w:pPr>
       <w:r>
         <w:rPr>
-          <w:rFonts w:ascii="Arial" w:hAnsi="Arial" w:cs="Arial"/>
+          <w:rFonts w:ascii="Times New Roman" w:hAnsi="Times New Roman" w:cs="David"/>
           <w:b/>
           <w:i w:val="0"/>
           <w:color w:val="1F4E79"/>
@@ -2277,7 +2292,7 @@
       </w:pPr>
       <w:r>
         <w:rPr>
-          <w:rFonts w:ascii="Arial" w:hAnsi="Arial" w:cs="Arial"/>
+          <w:rFonts w:ascii="Times New Roman" w:hAnsi="Times New Roman" w:cs="David"/>
           <w:b/>
           <w:i w:val="0"/>
           <w:color w:val="1F4E79"/>
@@ -2292,19 +2307,19 @@
     <w:p>
       <w:pPr>
         <w:bidi/>
-        <w:spacing w:after="120" w:before="0"/>
-        <w:jc w:val="both"/>
+        <w:spacing w:after="120" w:before="0" w:line="480" w:lineRule="auto"/>
+        <w:jc w:val="right"/>
       </w:pPr>
       <w:r>
         <w:rPr>
-          <w:rFonts w:ascii="Arial" w:hAnsi="Arial" w:cs="Arial"/>
+          <w:rFonts w:ascii="Times New Roman" w:hAnsi="Times New Roman" w:cs="David"/>
           <w:b w:val="0"/>
           <w:i w:val="0"/>
-          <w:sz w:val="22"/>
+          <w:sz w:val="24"/>
           <w:rtl/>
-          <w:szCs w:val="22"/>
+          <w:szCs w:val="24"/>
         </w:rPr>
-        <w:t>מטרת הפרויקט היא לנתח, לאפיין ולעצב מערכת מידע מרכזית לחברת ס.א הנדסה, אשר תנהל במקום אחד את כל מחזור הטיפול בבקשת לקוח: קליטת הבקשה, הצעת המחיר, שיבוץ העובדים, מעקב הביצוע, החשבוניות והזמנות החומר, וחישוב השכר – ותספק להנהלה דוחות עדכניים. המערכת תחליף את הרישום הידני המפוזר ותיתן מענה ישיר לבעיות שתוארו בסעיף 3.</w:t>
+        <w:t>מטרת הפרויקט היא לנתח, לאפיין ולעצב מערכת מידע מרכזית לחברת ס.א הנדסה, אשר תנהל במקום אחד את כל מחזור הטיפול בבקשת לקוח: קליטת הבקשה, הצעת המחיר, שיבוץ העובדים, מעקב הביצוע, החשבוניות והזמנות החומר, וחישוב השכר. בנוסף תספק המערכת להנהלה דוחות עדכניים. המערכת תחליף את הרישום הידני המפוזר ותיתן מענה ישיר לבעיות שתוארו בסעיף 3.</w:t>
       </w:r>
     </w:p>
     <w:p>
@@ -2316,7 +2331,7 @@
       </w:pPr>
       <w:r>
         <w:rPr>
-          <w:rFonts w:ascii="Arial" w:hAnsi="Arial" w:cs="Arial"/>
+          <w:rFonts w:ascii="Times New Roman" w:hAnsi="Times New Roman" w:cs="David"/>
           <w:b/>
           <w:i w:val="0"/>
           <w:color w:val="1F4E79"/>
@@ -2331,29 +2346,29 @@
     <w:p>
       <w:pPr>
         <w:bidi/>
-        <w:spacing w:after="60"/>
+        <w:spacing w:after="60" w:line="480" w:lineRule="auto"/>
         <w:ind w:right="255"/>
         <w:jc w:val="right"/>
       </w:pPr>
       <w:r>
         <w:rPr>
-          <w:rFonts w:ascii="Arial" w:hAnsi="Arial" w:cs="Arial"/>
+          <w:rFonts w:ascii="Times New Roman" w:hAnsi="Times New Roman" w:cs="David"/>
           <w:b w:val="0"/>
           <w:i w:val="0"/>
-          <w:sz w:val="22"/>
+          <w:sz w:val="24"/>
           <w:rtl/>
-          <w:szCs w:val="22"/>
+          <w:szCs w:val="24"/>
         </w:rPr>
         <w:t xml:space="preserve">• </w:t>
       </w:r>
       <w:r>
         <w:rPr>
-          <w:rFonts w:ascii="Arial" w:hAnsi="Arial" w:cs="Arial"/>
+          <w:rFonts w:ascii="Times New Roman" w:hAnsi="Times New Roman" w:cs="David"/>
           <w:b w:val="0"/>
           <w:i w:val="0"/>
-          <w:sz w:val="22"/>
+          <w:sz w:val="24"/>
           <w:rtl/>
-          <w:szCs w:val="22"/>
+          <w:szCs w:val="24"/>
         </w:rPr>
         <w:t>קיצור זמן קליטת בקשה חדשה מ-20 דקות בממוצע ל-5 דקות.</w:t>
       </w:r>
@@ -2361,59 +2376,59 @@
     <w:p>
       <w:pPr>
         <w:bidi/>
-        <w:spacing w:after="60"/>
+        <w:spacing w:after="60" w:line="480" w:lineRule="auto"/>
         <w:ind w:right="255"/>
         <w:jc w:val="right"/>
       </w:pPr>
       <w:r>
         <w:rPr>
-          <w:rFonts w:ascii="Arial" w:hAnsi="Arial" w:cs="Arial"/>
+          <w:rFonts w:ascii="Times New Roman" w:hAnsi="Times New Roman" w:cs="David"/>
           <w:b w:val="0"/>
           <w:i w:val="0"/>
-          <w:sz w:val="22"/>
+          <w:sz w:val="24"/>
           <w:rtl/>
-          <w:szCs w:val="22"/>
+          <w:szCs w:val="24"/>
         </w:rPr>
         <w:t xml:space="preserve">• </w:t>
       </w:r>
       <w:r>
         <w:rPr>
-          <w:rFonts w:ascii="Arial" w:hAnsi="Arial" w:cs="Arial"/>
+          <w:rFonts w:ascii="Times New Roman" w:hAnsi="Times New Roman" w:cs="David"/>
           <w:b w:val="0"/>
           <w:i w:val="0"/>
-          <w:sz w:val="22"/>
+          <w:sz w:val="24"/>
           <w:rtl/>
-          <w:szCs w:val="22"/>
+          <w:szCs w:val="24"/>
         </w:rPr>
-        <w:t>קיצור זמן הכנת הצעת מחיר מ-2–3 ימי עבודה ליום עבודה אחד.</w:t>
+        <w:t>קיצור זמן הכנת הצעת מחיר מ-2-3 ימי עבודה ליום עבודה אחד.</w:t>
       </w:r>
     </w:p>
     <w:p>
       <w:pPr>
         <w:bidi/>
-        <w:spacing w:after="60"/>
+        <w:spacing w:after="60" w:line="480" w:lineRule="auto"/>
         <w:ind w:right="255"/>
         <w:jc w:val="right"/>
       </w:pPr>
       <w:r>
         <w:rPr>
-          <w:rFonts w:ascii="Arial" w:hAnsi="Arial" w:cs="Arial"/>
+          <w:rFonts w:ascii="Times New Roman" w:hAnsi="Times New Roman" w:cs="David"/>
           <w:b w:val="0"/>
           <w:i w:val="0"/>
-          <w:sz w:val="22"/>
+          <w:sz w:val="24"/>
           <w:rtl/>
-          <w:szCs w:val="22"/>
+          <w:szCs w:val="24"/>
         </w:rPr>
         <w:t xml:space="preserve">• </w:t>
       </w:r>
       <w:r>
         <w:rPr>
-          <w:rFonts w:ascii="Arial" w:hAnsi="Arial" w:cs="Arial"/>
+          <w:rFonts w:ascii="Times New Roman" w:hAnsi="Times New Roman" w:cs="David"/>
           <w:b w:val="0"/>
           <w:i w:val="0"/>
-          <w:sz w:val="22"/>
+          <w:sz w:val="24"/>
           <w:rtl/>
-          <w:szCs w:val="22"/>
+          <w:szCs w:val="24"/>
         </w:rPr>
         <w:t>צמצום מקרי אובדן או כפילות רישום של בקשות לאפס באמצעות רישום מרוכז.</w:t>
       </w:r>
@@ -2421,29 +2436,29 @@
     <w:p>
       <w:pPr>
         <w:bidi/>
-        <w:spacing w:after="60"/>
+        <w:spacing w:after="60" w:line="480" w:lineRule="auto"/>
         <w:ind w:right="255"/>
         <w:jc w:val="right"/>
       </w:pPr>
       <w:r>
         <w:rPr>
-          <w:rFonts w:ascii="Arial" w:hAnsi="Arial" w:cs="Arial"/>
+          <w:rFonts w:ascii="Times New Roman" w:hAnsi="Times New Roman" w:cs="David"/>
           <w:b w:val="0"/>
           <w:i w:val="0"/>
-          <w:sz w:val="22"/>
+          <w:sz w:val="24"/>
           <w:rtl/>
-          <w:szCs w:val="22"/>
+          <w:szCs w:val="24"/>
         </w:rPr>
         <w:t xml:space="preserve">• </w:t>
       </w:r>
       <w:r>
         <w:rPr>
-          <w:rFonts w:ascii="Arial" w:hAnsi="Arial" w:cs="Arial"/>
+          <w:rFonts w:ascii="Times New Roman" w:hAnsi="Times New Roman" w:cs="David"/>
           <w:b w:val="0"/>
           <w:i w:val="0"/>
-          <w:sz w:val="22"/>
+          <w:sz w:val="24"/>
           <w:rtl/>
-          <w:szCs w:val="22"/>
+          <w:szCs w:val="24"/>
         </w:rPr>
         <w:t>עדכון כל עובד על שיבוצו במערכת באופן מיידי, במקום סבבי טלפונים.</w:t>
       </w:r>
@@ -2451,29 +2466,29 @@
     <w:p>
       <w:pPr>
         <w:bidi/>
-        <w:spacing w:after="60"/>
+        <w:spacing w:after="60" w:line="480" w:lineRule="auto"/>
         <w:ind w:right="255"/>
         <w:jc w:val="right"/>
       </w:pPr>
       <w:r>
         <w:rPr>
-          <w:rFonts w:ascii="Arial" w:hAnsi="Arial" w:cs="Arial"/>
+          <w:rFonts w:ascii="Times New Roman" w:hAnsi="Times New Roman" w:cs="David"/>
           <w:b w:val="0"/>
           <w:i w:val="0"/>
-          <w:sz w:val="22"/>
+          <w:sz w:val="24"/>
           <w:rtl/>
-          <w:szCs w:val="22"/>
+          <w:szCs w:val="24"/>
         </w:rPr>
         <w:t xml:space="preserve">• </w:t>
       </w:r>
       <w:r>
         <w:rPr>
-          <w:rFonts w:ascii="Arial" w:hAnsi="Arial" w:cs="Arial"/>
+          <w:rFonts w:ascii="Times New Roman" w:hAnsi="Times New Roman" w:cs="David"/>
           <w:b w:val="0"/>
           <w:i w:val="0"/>
-          <w:sz w:val="22"/>
+          <w:sz w:val="24"/>
           <w:rtl/>
-          <w:szCs w:val="22"/>
+          <w:szCs w:val="24"/>
         </w:rPr>
         <w:t>הפקת דוח שכר חודשי לעובד בתוך שעה במקום יום עבודה מלא.</w:t>
       </w:r>
@@ -2481,29 +2496,29 @@
     <w:p>
       <w:pPr>
         <w:bidi/>
-        <w:spacing w:after="60"/>
+        <w:spacing w:after="60" w:line="480" w:lineRule="auto"/>
         <w:ind w:right="255"/>
         <w:jc w:val="right"/>
       </w:pPr>
       <w:r>
         <w:rPr>
-          <w:rFonts w:ascii="Arial" w:hAnsi="Arial" w:cs="Arial"/>
+          <w:rFonts w:ascii="Times New Roman" w:hAnsi="Times New Roman" w:cs="David"/>
           <w:b w:val="0"/>
           <w:i w:val="0"/>
-          <w:sz w:val="22"/>
+          <w:sz w:val="24"/>
           <w:rtl/>
-          <w:szCs w:val="22"/>
+          <w:szCs w:val="24"/>
         </w:rPr>
         <w:t xml:space="preserve">• </w:t>
       </w:r>
       <w:r>
         <w:rPr>
-          <w:rFonts w:ascii="Arial" w:hAnsi="Arial" w:cs="Arial"/>
+          <w:rFonts w:ascii="Times New Roman" w:hAnsi="Times New Roman" w:cs="David"/>
           <w:b w:val="0"/>
           <w:i w:val="0"/>
-          <w:sz w:val="22"/>
+          <w:sz w:val="24"/>
           <w:rtl/>
-          <w:szCs w:val="22"/>
+          <w:szCs w:val="24"/>
         </w:rPr>
         <w:t>מתן תמונת מצב ניהולית שוטפת (עבודות פתוחות, חשבוניות, שכר) בלחיצת כפתור.</w:t>
       </w:r>
@@ -2517,7 +2532,7 @@
       </w:pPr>
       <w:r>
         <w:rPr>
-          <w:rFonts w:ascii="Arial" w:hAnsi="Arial" w:cs="Arial"/>
+          <w:rFonts w:ascii="Times New Roman" w:hAnsi="Times New Roman" w:cs="David"/>
           <w:b/>
           <w:i w:val="0"/>
           <w:color w:val="1F4E79"/>
@@ -2532,19 +2547,19 @@
     <w:p>
       <w:pPr>
         <w:bidi/>
-        <w:spacing w:after="120" w:before="0"/>
-        <w:jc w:val="both"/>
+        <w:spacing w:after="120" w:before="0" w:line="480" w:lineRule="auto"/>
+        <w:jc w:val="right"/>
       </w:pPr>
       <w:r>
         <w:rPr>
-          <w:rFonts w:ascii="Arial" w:hAnsi="Arial" w:cs="Arial"/>
+          <w:rFonts w:ascii="Times New Roman" w:hAnsi="Times New Roman" w:cs="David"/>
           <w:b w:val="0"/>
           <w:i w:val="0"/>
-          <w:sz w:val="22"/>
+          <w:sz w:val="24"/>
           <w:rtl/>
-          <w:szCs w:val="22"/>
+          <w:szCs w:val="24"/>
         </w:rPr>
-        <w:t>תיחום הפרויקט נגזר ישירות מהתהליך הארגוני שתואר בסעיף 2: המערכת תתמוך בכל שלבי הטיפול בבקשה – מקליטתה ועד החשבונית והשכר. הטבלה שלהלן מגדירה במפורש מה כלול בתחולת הפרויקט ומה מחוץ לה:</w:t>
+        <w:t>תיחום הפרויקט נגזר ישירות מהתהליך הארגוני שתואר בסעיף 2: המערכת תתמוך בכל שלבי הטיפול בבקשה, מקליטתה ועד החשבונית והשכר. הטבלה שלהלן מגדירה במפורש מה כלול בתחולת הפרויקט ומה מחוץ לה:</w:t>
       </w:r>
     </w:p>
     <w:tbl>
@@ -2574,7 +2589,7 @@
             </w:pPr>
             <w:r>
               <w:rPr>
-                <w:rFonts w:ascii="Arial" w:hAnsi="Arial" w:cs="Arial"/>
+                <w:rFonts w:ascii="Times New Roman" w:hAnsi="Times New Roman" w:cs="David"/>
                 <w:b/>
                 <w:i w:val="0"/>
                 <w:sz w:val="21"/>
@@ -2599,7 +2614,7 @@
             </w:pPr>
             <w:r>
               <w:rPr>
-                <w:rFonts w:ascii="Arial" w:hAnsi="Arial" w:cs="Arial"/>
+                <w:rFonts w:ascii="Times New Roman" w:hAnsi="Times New Roman" w:cs="David"/>
                 <w:b/>
                 <w:i w:val="0"/>
                 <w:sz w:val="21"/>
@@ -2625,7 +2640,7 @@
             </w:pPr>
             <w:r>
               <w:rPr>
-                <w:rFonts w:ascii="Arial" w:hAnsi="Arial" w:cs="Arial"/>
+                <w:rFonts w:ascii="Times New Roman" w:hAnsi="Times New Roman" w:cs="David"/>
                 <w:b w:val="0"/>
                 <w:i w:val="0"/>
                 <w:sz w:val="21"/>
@@ -2648,7 +2663,7 @@
             </w:pPr>
             <w:r>
               <w:rPr>
-                <w:rFonts w:ascii="Arial" w:hAnsi="Arial" w:cs="Arial"/>
+                <w:rFonts w:ascii="Times New Roman" w:hAnsi="Times New Roman" w:cs="David"/>
                 <w:b w:val="0"/>
                 <w:i w:val="0"/>
                 <w:sz w:val="21"/>
@@ -2673,7 +2688,7 @@
             </w:pPr>
             <w:r>
               <w:rPr>
-                <w:rFonts w:ascii="Arial" w:hAnsi="Arial" w:cs="Arial"/>
+                <w:rFonts w:ascii="Times New Roman" w:hAnsi="Times New Roman" w:cs="David"/>
                 <w:b w:val="0"/>
                 <w:i w:val="0"/>
                 <w:sz w:val="21"/>
@@ -2696,7 +2711,7 @@
             </w:pPr>
             <w:r>
               <w:rPr>
-                <w:rFonts w:ascii="Arial" w:hAnsi="Arial" w:cs="Arial"/>
+                <w:rFonts w:ascii="Times New Roman" w:hAnsi="Times New Roman" w:cs="David"/>
                 <w:b w:val="0"/>
                 <w:i w:val="0"/>
                 <w:sz w:val="21"/>
@@ -2721,7 +2736,7 @@
             </w:pPr>
             <w:r>
               <w:rPr>
-                <w:rFonts w:ascii="Arial" w:hAnsi="Arial" w:cs="Arial"/>
+                <w:rFonts w:ascii="Times New Roman" w:hAnsi="Times New Roman" w:cs="David"/>
                 <w:b w:val="0"/>
                 <w:i w:val="0"/>
                 <w:sz w:val="21"/>
@@ -2744,7 +2759,7 @@
             </w:pPr>
             <w:r>
               <w:rPr>
-                <w:rFonts w:ascii="Arial" w:hAnsi="Arial" w:cs="Arial"/>
+                <w:rFonts w:ascii="Times New Roman" w:hAnsi="Times New Roman" w:cs="David"/>
                 <w:b w:val="0"/>
                 <w:i w:val="0"/>
                 <w:sz w:val="21"/>
@@ -2769,7 +2784,7 @@
             </w:pPr>
             <w:r>
               <w:rPr>
-                <w:rFonts w:ascii="Arial" w:hAnsi="Arial" w:cs="Arial"/>
+                <w:rFonts w:ascii="Times New Roman" w:hAnsi="Times New Roman" w:cs="David"/>
                 <w:b w:val="0"/>
                 <w:i w:val="0"/>
                 <w:sz w:val="21"/>
@@ -2792,7 +2807,7 @@
             </w:pPr>
             <w:r>
               <w:rPr>
-                <w:rFonts w:ascii="Arial" w:hAnsi="Arial" w:cs="Arial"/>
+                <w:rFonts w:ascii="Times New Roman" w:hAnsi="Times New Roman" w:cs="David"/>
                 <w:b w:val="0"/>
                 <w:i w:val="0"/>
                 <w:sz w:val="21"/>
@@ -2817,7 +2832,7 @@
             </w:pPr>
             <w:r>
               <w:rPr>
-                <w:rFonts w:ascii="Arial" w:hAnsi="Arial" w:cs="Arial"/>
+                <w:rFonts w:ascii="Times New Roman" w:hAnsi="Times New Roman" w:cs="David"/>
                 <w:b w:val="0"/>
                 <w:i w:val="0"/>
                 <w:sz w:val="21"/>
@@ -2840,7 +2855,7 @@
             </w:pPr>
             <w:r>
               <w:rPr>
-                <w:rFonts w:ascii="Arial" w:hAnsi="Arial" w:cs="Arial"/>
+                <w:rFonts w:ascii="Times New Roman" w:hAnsi="Times New Roman" w:cs="David"/>
                 <w:b w:val="0"/>
                 <w:i w:val="0"/>
                 <w:sz w:val="21"/>
@@ -2865,7 +2880,7 @@
             </w:pPr>
             <w:r>
               <w:rPr>
-                <w:rFonts w:ascii="Arial" w:hAnsi="Arial" w:cs="Arial"/>
+                <w:rFonts w:ascii="Times New Roman" w:hAnsi="Times New Roman" w:cs="David"/>
                 <w:b w:val="0"/>
                 <w:i w:val="0"/>
                 <w:sz w:val="21"/>
@@ -2888,7 +2903,7 @@
             </w:pPr>
             <w:r>
               <w:rPr>
-                <w:rFonts w:ascii="Arial" w:hAnsi="Arial" w:cs="Arial"/>
+                <w:rFonts w:ascii="Times New Roman" w:hAnsi="Times New Roman" w:cs="David"/>
                 <w:b w:val="0"/>
                 <w:i w:val="0"/>
                 <w:sz w:val="21"/>
@@ -2913,7 +2928,7 @@
             </w:pPr>
             <w:r>
               <w:rPr>
-                <w:rFonts w:ascii="Arial" w:hAnsi="Arial" w:cs="Arial"/>
+                <w:rFonts w:ascii="Times New Roman" w:hAnsi="Times New Roman" w:cs="David"/>
                 <w:b w:val="0"/>
                 <w:i w:val="0"/>
                 <w:sz w:val="21"/>
@@ -2936,7 +2951,7 @@
             </w:pPr>
             <w:r>
               <w:rPr>
-                <w:rFonts w:ascii="Arial" w:hAnsi="Arial" w:cs="Arial"/>
+                <w:rFonts w:ascii="Times New Roman" w:hAnsi="Times New Roman" w:cs="David"/>
                 <w:b w:val="0"/>
                 <w:i w:val="0"/>
                 <w:sz w:val="21"/>
@@ -2952,12 +2967,12 @@
     <w:p>
       <w:pPr>
         <w:bidi/>
-        <w:spacing w:after="120" w:before="0"/>
-        <w:jc w:val="both"/>
+        <w:spacing w:after="120" w:before="0" w:line="480" w:lineRule="auto"/>
+        <w:jc w:val="right"/>
       </w:pPr>
       <w:r>
         <w:rPr>
-          <w:rFonts w:ascii="Arial" w:hAnsi="Arial" w:cs="Arial"/>
+          <w:rFonts w:ascii="Times New Roman" w:hAnsi="Times New Roman" w:cs="David"/>
           <w:b w:val="0"/>
           <w:i w:val="0"/>
           <w:sz w:val="21"/>
@@ -2976,7 +2991,7 @@
       </w:pPr>
       <w:r>
         <w:rPr>
-          <w:rFonts w:ascii="Arial" w:hAnsi="Arial" w:cs="Arial"/>
+          <w:rFonts w:ascii="Times New Roman" w:hAnsi="Times New Roman" w:cs="David"/>
           <w:b/>
           <w:i w:val="0"/>
           <w:color w:val="1F4E79"/>
@@ -2991,29 +3006,29 @@
     <w:p>
       <w:pPr>
         <w:bidi/>
-        <w:spacing w:after="60"/>
+        <w:spacing w:after="60" w:line="480" w:lineRule="auto"/>
         <w:ind w:right="255"/>
         <w:jc w:val="right"/>
       </w:pPr>
       <w:r>
         <w:rPr>
-          <w:rFonts w:ascii="Arial" w:hAnsi="Arial" w:cs="Arial"/>
+          <w:rFonts w:ascii="Times New Roman" w:hAnsi="Times New Roman" w:cs="David"/>
           <w:b w:val="0"/>
           <w:i w:val="0"/>
-          <w:sz w:val="22"/>
+          <w:sz w:val="24"/>
           <w:rtl/>
-          <w:szCs w:val="22"/>
+          <w:szCs w:val="24"/>
         </w:rPr>
         <w:t xml:space="preserve">1. </w:t>
       </w:r>
       <w:r>
         <w:rPr>
-          <w:rFonts w:ascii="Arial" w:hAnsi="Arial" w:cs="Arial"/>
+          <w:rFonts w:ascii="Times New Roman" w:hAnsi="Times New Roman" w:cs="David"/>
           <w:b w:val="0"/>
           <w:i w:val="0"/>
-          <w:sz w:val="22"/>
+          <w:sz w:val="24"/>
           <w:rtl/>
-          <w:szCs w:val="22"/>
+          <w:szCs w:val="24"/>
         </w:rPr>
         <w:t>קליטת בקשת לקוח: רישום פרטי לקוח, כתובת, סוג הבקשה (נזק/שיבוץ), תיאור והעלאת תמונות.</w:t>
       </w:r>
@@ -3021,29 +3036,29 @@
     <w:p>
       <w:pPr>
         <w:bidi/>
-        <w:spacing w:after="60"/>
+        <w:spacing w:after="60" w:line="480" w:lineRule="auto"/>
         <w:ind w:right="255"/>
         <w:jc w:val="right"/>
       </w:pPr>
       <w:r>
         <w:rPr>
-          <w:rFonts w:ascii="Arial" w:hAnsi="Arial" w:cs="Arial"/>
+          <w:rFonts w:ascii="Times New Roman" w:hAnsi="Times New Roman" w:cs="David"/>
           <w:b w:val="0"/>
           <w:i w:val="0"/>
-          <w:sz w:val="22"/>
+          <w:sz w:val="24"/>
           <w:rtl/>
-          <w:szCs w:val="22"/>
+          <w:szCs w:val="24"/>
         </w:rPr>
         <w:t xml:space="preserve">2. </w:t>
       </w:r>
       <w:r>
         <w:rPr>
-          <w:rFonts w:ascii="Arial" w:hAnsi="Arial" w:cs="Arial"/>
+          <w:rFonts w:ascii="Times New Roman" w:hAnsi="Times New Roman" w:cs="David"/>
           <w:b w:val="0"/>
           <w:i w:val="0"/>
-          <w:sz w:val="22"/>
+          <w:sz w:val="24"/>
           <w:rtl/>
-          <w:szCs w:val="22"/>
+          <w:szCs w:val="24"/>
         </w:rPr>
         <w:t>עיבוד בקשה: שיוך אתר/קבלן מתאים, בדיקת זמינות עובדים, ציוד וחומרים.</w:t>
       </w:r>
@@ -3051,29 +3066,29 @@
     <w:p>
       <w:pPr>
         <w:bidi/>
-        <w:spacing w:after="60"/>
+        <w:spacing w:after="60" w:line="480" w:lineRule="auto"/>
         <w:ind w:right="255"/>
         <w:jc w:val="right"/>
       </w:pPr>
       <w:r>
         <w:rPr>
-          <w:rFonts w:ascii="Arial" w:hAnsi="Arial" w:cs="Arial"/>
+          <w:rFonts w:ascii="Times New Roman" w:hAnsi="Times New Roman" w:cs="David"/>
           <w:b w:val="0"/>
           <w:i w:val="0"/>
-          <w:sz w:val="22"/>
+          <w:sz w:val="24"/>
           <w:rtl/>
-          <w:szCs w:val="22"/>
+          <w:szCs w:val="24"/>
         </w:rPr>
         <w:t xml:space="preserve">3. </w:t>
       </w:r>
       <w:r>
         <w:rPr>
-          <w:rFonts w:ascii="Arial" w:hAnsi="Arial" w:cs="Arial"/>
+          <w:rFonts w:ascii="Times New Roman" w:hAnsi="Times New Roman" w:cs="David"/>
           <w:b w:val="0"/>
           <w:i w:val="0"/>
-          <w:sz w:val="22"/>
+          <w:sz w:val="24"/>
           <w:rtl/>
-          <w:szCs w:val="22"/>
+          <w:szCs w:val="24"/>
         </w:rPr>
         <w:t>הצעת מחיר: הזנת עלויות חומרים ועבודה, הצגה ללקוח ותיעוד אישור או דחייה.</w:t>
       </w:r>
@@ -3081,29 +3096,29 @@
     <w:p>
       <w:pPr>
         <w:bidi/>
-        <w:spacing w:after="60"/>
+        <w:spacing w:after="60" w:line="480" w:lineRule="auto"/>
         <w:ind w:right="255"/>
         <w:jc w:val="right"/>
       </w:pPr>
       <w:r>
         <w:rPr>
-          <w:rFonts w:ascii="Arial" w:hAnsi="Arial" w:cs="Arial"/>
+          <w:rFonts w:ascii="Times New Roman" w:hAnsi="Times New Roman" w:cs="David"/>
           <w:b w:val="0"/>
           <w:i w:val="0"/>
-          <w:sz w:val="22"/>
+          <w:sz w:val="24"/>
           <w:rtl/>
-          <w:szCs w:val="22"/>
+          <w:szCs w:val="24"/>
         </w:rPr>
         <w:t xml:space="preserve">4. </w:t>
       </w:r>
       <w:r>
         <w:rPr>
-          <w:rFonts w:ascii="Arial" w:hAnsi="Arial" w:cs="Arial"/>
+          <w:rFonts w:ascii="Times New Roman" w:hAnsi="Times New Roman" w:cs="David"/>
           <w:b w:val="0"/>
           <w:i w:val="0"/>
-          <w:sz w:val="22"/>
+          <w:sz w:val="24"/>
           <w:rtl/>
-          <w:szCs w:val="22"/>
+          <w:szCs w:val="24"/>
         </w:rPr>
         <w:t>שיבוץ: שיוך עובד לאתר ולעבודה עם תאריכי התחלה וסיום וסטטוס ביצוע.</w:t>
       </w:r>
@@ -3111,29 +3126,29 @@
     <w:p>
       <w:pPr>
         <w:bidi/>
-        <w:spacing w:after="60"/>
+        <w:spacing w:after="60" w:line="480" w:lineRule="auto"/>
         <w:ind w:right="255"/>
         <w:jc w:val="right"/>
       </w:pPr>
       <w:r>
         <w:rPr>
-          <w:rFonts w:ascii="Arial" w:hAnsi="Arial" w:cs="Arial"/>
+          <w:rFonts w:ascii="Times New Roman" w:hAnsi="Times New Roman" w:cs="David"/>
           <w:b w:val="0"/>
           <w:i w:val="0"/>
-          <w:sz w:val="22"/>
+          <w:sz w:val="24"/>
           <w:rtl/>
-          <w:szCs w:val="22"/>
+          <w:szCs w:val="24"/>
         </w:rPr>
         <w:t xml:space="preserve">5. </w:t>
       </w:r>
       <w:r>
         <w:rPr>
-          <w:rFonts w:ascii="Arial" w:hAnsi="Arial" w:cs="Arial"/>
+          <w:rFonts w:ascii="Times New Roman" w:hAnsi="Times New Roman" w:cs="David"/>
           <w:b w:val="0"/>
           <w:i w:val="0"/>
-          <w:sz w:val="22"/>
+          <w:sz w:val="24"/>
           <w:rtl/>
-          <w:szCs w:val="22"/>
+          <w:szCs w:val="24"/>
         </w:rPr>
         <w:t>ציוד: רישום השאלת פריט ציוד ממוספר לעובד ומעקב החזרתו.</w:t>
       </w:r>
@@ -3141,29 +3156,29 @@
     <w:p>
       <w:pPr>
         <w:bidi/>
-        <w:spacing w:after="60"/>
+        <w:spacing w:after="60" w:line="480" w:lineRule="auto"/>
         <w:ind w:right="255"/>
         <w:jc w:val="right"/>
       </w:pPr>
       <w:r>
         <w:rPr>
-          <w:rFonts w:ascii="Arial" w:hAnsi="Arial" w:cs="Arial"/>
+          <w:rFonts w:ascii="Times New Roman" w:hAnsi="Times New Roman" w:cs="David"/>
           <w:b w:val="0"/>
           <w:i w:val="0"/>
-          <w:sz w:val="22"/>
+          <w:sz w:val="24"/>
           <w:rtl/>
-          <w:szCs w:val="22"/>
+          <w:szCs w:val="24"/>
         </w:rPr>
         <w:t xml:space="preserve">6. </w:t>
       </w:r>
       <w:r>
         <w:rPr>
-          <w:rFonts w:ascii="Arial" w:hAnsi="Arial" w:cs="Arial"/>
+          <w:rFonts w:ascii="Times New Roman" w:hAnsi="Times New Roman" w:cs="David"/>
           <w:b w:val="0"/>
           <w:i w:val="0"/>
-          <w:sz w:val="22"/>
+          <w:sz w:val="24"/>
           <w:rtl/>
-          <w:szCs w:val="22"/>
+          <w:szCs w:val="24"/>
         </w:rPr>
         <w:t>חשבוניות: רישום הזמנות חומר מספקים והפקת חשבוניות ללקוחות ולקבלנים.</w:t>
       </w:r>
@@ -3171,29 +3186,29 @@
     <w:p>
       <w:pPr>
         <w:bidi/>
-        <w:spacing w:after="60"/>
+        <w:spacing w:after="60" w:line="480" w:lineRule="auto"/>
         <w:ind w:right="255"/>
         <w:jc w:val="right"/>
       </w:pPr>
       <w:r>
         <w:rPr>
-          <w:rFonts w:ascii="Arial" w:hAnsi="Arial" w:cs="Arial"/>
+          <w:rFonts w:ascii="Times New Roman" w:hAnsi="Times New Roman" w:cs="David"/>
           <w:b w:val="0"/>
           <w:i w:val="0"/>
-          <w:sz w:val="22"/>
+          <w:sz w:val="24"/>
           <w:rtl/>
-          <w:szCs w:val="22"/>
+          <w:szCs w:val="24"/>
         </w:rPr>
         <w:t xml:space="preserve">7. </w:t>
       </w:r>
       <w:r>
         <w:rPr>
-          <w:rFonts w:ascii="Arial" w:hAnsi="Arial" w:cs="Arial"/>
+          <w:rFonts w:ascii="Times New Roman" w:hAnsi="Times New Roman" w:cs="David"/>
           <w:b w:val="0"/>
           <w:i w:val="0"/>
-          <w:sz w:val="22"/>
+          <w:sz w:val="24"/>
           <w:rtl/>
-          <w:szCs w:val="22"/>
+          <w:szCs w:val="24"/>
         </w:rPr>
         <w:t>שכר: חישוב שכר ברוטו חודשי לכל עובד על בסיס השיבוצים שבוצעו בפועל.</w:t>
       </w:r>
@@ -3201,29 +3216,29 @@
     <w:p>
       <w:pPr>
         <w:bidi/>
-        <w:spacing w:after="60"/>
+        <w:spacing w:after="60" w:line="480" w:lineRule="auto"/>
         <w:ind w:right="255"/>
         <w:jc w:val="right"/>
       </w:pPr>
       <w:r>
         <w:rPr>
-          <w:rFonts w:ascii="Arial" w:hAnsi="Arial" w:cs="Arial"/>
+          <w:rFonts w:ascii="Times New Roman" w:hAnsi="Times New Roman" w:cs="David"/>
           <w:b w:val="0"/>
           <w:i w:val="0"/>
-          <w:sz w:val="22"/>
+          <w:sz w:val="24"/>
           <w:rtl/>
-          <w:szCs w:val="22"/>
+          <w:szCs w:val="24"/>
         </w:rPr>
         <w:t xml:space="preserve">8. </w:t>
       </w:r>
       <w:r>
         <w:rPr>
-          <w:rFonts w:ascii="Arial" w:hAnsi="Arial" w:cs="Arial"/>
+          <w:rFonts w:ascii="Times New Roman" w:hAnsi="Times New Roman" w:cs="David"/>
           <w:b w:val="0"/>
           <w:i w:val="0"/>
-          <w:sz w:val="22"/>
+          <w:sz w:val="24"/>
           <w:rtl/>
-          <w:szCs w:val="22"/>
+          <w:szCs w:val="24"/>
         </w:rPr>
         <w:t>דוחות הנהלה: עבודות פתוחות לפי סטטוס, עומס עובדים, חשבוניות ושכר חודשי.</w:t>
       </w:r>
@@ -3231,31 +3246,31 @@
     <w:p>
       <w:pPr>
         <w:bidi/>
-        <w:spacing w:after="60"/>
+        <w:spacing w:after="60" w:line="480" w:lineRule="auto"/>
         <w:ind w:right="255"/>
         <w:jc w:val="right"/>
       </w:pPr>
       <w:r>
         <w:rPr>
-          <w:rFonts w:ascii="Arial" w:hAnsi="Arial" w:cs="Arial"/>
+          <w:rFonts w:ascii="Times New Roman" w:hAnsi="Times New Roman" w:cs="David"/>
           <w:b w:val="0"/>
           <w:i w:val="0"/>
-          <w:sz w:val="22"/>
+          <w:sz w:val="24"/>
           <w:rtl/>
-          <w:szCs w:val="22"/>
+          <w:szCs w:val="24"/>
         </w:rPr>
         <w:t xml:space="preserve">9. </w:t>
       </w:r>
       <w:r>
         <w:rPr>
-          <w:rFonts w:ascii="Arial" w:hAnsi="Arial" w:cs="Arial"/>
+          <w:rFonts w:ascii="Times New Roman" w:hAnsi="Times New Roman" w:cs="David"/>
           <w:b w:val="0"/>
           <w:i w:val="0"/>
-          <w:sz w:val="22"/>
+          <w:sz w:val="24"/>
           <w:rtl/>
-          <w:szCs w:val="22"/>
+          <w:szCs w:val="24"/>
         </w:rPr>
-        <w:t>הרשאות: הבחנה בין תפקידים – נציג שירות, מנהל עבודה, הנהלה – בהתאם לעץ התפריטים.</w:t>
+        <w:t>הרשאות: הבחנה בין תפקידים (נציג שירות, מנהל עבודה, הנהלה) בהתאם לעץ התפריטים.</w:t>
       </w:r>
     </w:p>
     <w:p>
@@ -3267,7 +3282,7 @@
       </w:pPr>
       <w:r>
         <w:rPr>
-          <w:rFonts w:ascii="Arial" w:hAnsi="Arial" w:cs="Arial"/>
+          <w:rFonts w:ascii="Times New Roman" w:hAnsi="Times New Roman" w:cs="David"/>
           <w:b/>
           <w:i w:val="0"/>
           <w:color w:val="1F4E79"/>
@@ -3282,41 +3297,41 @@
     <w:p>
       <w:pPr>
         <w:bidi/>
-        <w:spacing w:after="60"/>
+        <w:spacing w:after="60" w:line="480" w:lineRule="auto"/>
         <w:ind w:right="255"/>
         <w:jc w:val="right"/>
       </w:pPr>
       <w:r>
         <w:rPr>
-          <w:rFonts w:ascii="Arial" w:hAnsi="Arial" w:cs="Arial"/>
+          <w:rFonts w:ascii="Times New Roman" w:hAnsi="Times New Roman" w:cs="David"/>
           <w:b w:val="0"/>
           <w:i w:val="0"/>
-          <w:sz w:val="22"/>
+          <w:sz w:val="24"/>
           <w:rtl/>
-          <w:szCs w:val="22"/>
+          <w:szCs w:val="24"/>
         </w:rPr>
         <w:t xml:space="preserve">• </w:t>
       </w:r>
       <w:r>
         <w:rPr>
-          <w:rFonts w:ascii="Arial" w:hAnsi="Arial" w:cs="Arial"/>
+          <w:rFonts w:ascii="Times New Roman" w:hAnsi="Times New Roman" w:cs="David"/>
           <w:b/>
           <w:i w:val="0"/>
-          <w:sz w:val="22"/>
+          <w:sz w:val="24"/>
           <w:rtl/>
-          <w:szCs w:val="22"/>
+          <w:szCs w:val="24"/>
           <w:bCs/>
         </w:rPr>
-        <w:t xml:space="preserve">שמישות – </w:t>
+        <w:t xml:space="preserve">שמישות: </w:t>
       </w:r>
       <w:r>
         <w:rPr>
-          <w:rFonts w:ascii="Arial" w:hAnsi="Arial" w:cs="Arial"/>
+          <w:rFonts w:ascii="Times New Roman" w:hAnsi="Times New Roman" w:cs="David"/>
           <w:b w:val="0"/>
           <w:i w:val="0"/>
-          <w:sz w:val="22"/>
+          <w:sz w:val="24"/>
           <w:rtl/>
-          <w:szCs w:val="22"/>
+          <w:szCs w:val="24"/>
         </w:rPr>
         <w:t>ממשק פשוט וברור בעברית, המתאים גם לעובדים ללא רקע טכנולוגי.</w:t>
       </w:r>
@@ -3324,41 +3339,41 @@
     <w:p>
       <w:pPr>
         <w:bidi/>
-        <w:spacing w:after="60"/>
+        <w:spacing w:after="60" w:line="480" w:lineRule="auto"/>
         <w:ind w:right="255"/>
         <w:jc w:val="right"/>
       </w:pPr>
       <w:r>
         <w:rPr>
-          <w:rFonts w:ascii="Arial" w:hAnsi="Arial" w:cs="Arial"/>
+          <w:rFonts w:ascii="Times New Roman" w:hAnsi="Times New Roman" w:cs="David"/>
           <w:b w:val="0"/>
           <w:i w:val="0"/>
-          <w:sz w:val="22"/>
+          <w:sz w:val="24"/>
           <w:rtl/>
-          <w:szCs w:val="22"/>
+          <w:szCs w:val="24"/>
         </w:rPr>
         <w:t xml:space="preserve">• </w:t>
       </w:r>
       <w:r>
         <w:rPr>
-          <w:rFonts w:ascii="Arial" w:hAnsi="Arial" w:cs="Arial"/>
+          <w:rFonts w:ascii="Times New Roman" w:hAnsi="Times New Roman" w:cs="David"/>
           <w:b/>
           <w:i w:val="0"/>
-          <w:sz w:val="22"/>
+          <w:sz w:val="24"/>
           <w:rtl/>
-          <w:szCs w:val="22"/>
+          <w:szCs w:val="24"/>
           <w:bCs/>
         </w:rPr>
-        <w:t xml:space="preserve">ביצועים – </w:t>
+        <w:t xml:space="preserve">ביצועים: </w:t>
       </w:r>
       <w:r>
         <w:rPr>
-          <w:rFonts w:ascii="Arial" w:hAnsi="Arial" w:cs="Arial"/>
+          <w:rFonts w:ascii="Times New Roman" w:hAnsi="Times New Roman" w:cs="David"/>
           <w:b w:val="0"/>
           <w:i w:val="0"/>
-          <w:sz w:val="22"/>
+          <w:sz w:val="24"/>
           <w:rtl/>
-          <w:szCs w:val="22"/>
+          <w:szCs w:val="24"/>
         </w:rPr>
         <w:t>זמן תגובה של עד 3 שניות לפעולות שוטפות (קליטה, חיפוש, עדכון).</w:t>
       </w:r>
@@ -3366,41 +3381,41 @@
     <w:p>
       <w:pPr>
         <w:bidi/>
-        <w:spacing w:after="60"/>
+        <w:spacing w:after="60" w:line="480" w:lineRule="auto"/>
         <w:ind w:right="255"/>
         <w:jc w:val="right"/>
       </w:pPr>
       <w:r>
         <w:rPr>
-          <w:rFonts w:ascii="Arial" w:hAnsi="Arial" w:cs="Arial"/>
+          <w:rFonts w:ascii="Times New Roman" w:hAnsi="Times New Roman" w:cs="David"/>
           <w:b w:val="0"/>
           <w:i w:val="0"/>
-          <w:sz w:val="22"/>
+          <w:sz w:val="24"/>
           <w:rtl/>
-          <w:szCs w:val="22"/>
+          <w:szCs w:val="24"/>
         </w:rPr>
         <w:t xml:space="preserve">• </w:t>
       </w:r>
       <w:r>
         <w:rPr>
-          <w:rFonts w:ascii="Arial" w:hAnsi="Arial" w:cs="Arial"/>
+          <w:rFonts w:ascii="Times New Roman" w:hAnsi="Times New Roman" w:cs="David"/>
           <w:b/>
           <w:i w:val="0"/>
-          <w:sz w:val="22"/>
+          <w:sz w:val="24"/>
           <w:rtl/>
-          <w:szCs w:val="22"/>
+          <w:szCs w:val="24"/>
           <w:bCs/>
         </w:rPr>
-        <w:t xml:space="preserve">אבטחת מידע – </w:t>
+        <w:t xml:space="preserve">אבטחת מידע: </w:t>
       </w:r>
       <w:r>
         <w:rPr>
-          <w:rFonts w:ascii="Arial" w:hAnsi="Arial" w:cs="Arial"/>
+          <w:rFonts w:ascii="Times New Roman" w:hAnsi="Times New Roman" w:cs="David"/>
           <w:b w:val="0"/>
           <w:i w:val="0"/>
-          <w:sz w:val="22"/>
+          <w:sz w:val="24"/>
           <w:rtl/>
-          <w:szCs w:val="22"/>
+          <w:szCs w:val="24"/>
         </w:rPr>
         <w:t>גישה מבוססת הרשאות אישיות; נתוני שכר וכספים חשופים להנהלה בלבד.</w:t>
       </w:r>
@@ -3408,41 +3423,41 @@
     <w:p>
       <w:pPr>
         <w:bidi/>
-        <w:spacing w:after="60"/>
+        <w:spacing w:after="60" w:line="480" w:lineRule="auto"/>
         <w:ind w:right="255"/>
         <w:jc w:val="right"/>
       </w:pPr>
       <w:r>
         <w:rPr>
-          <w:rFonts w:ascii="Arial" w:hAnsi="Arial" w:cs="Arial"/>
+          <w:rFonts w:ascii="Times New Roman" w:hAnsi="Times New Roman" w:cs="David"/>
           <w:b w:val="0"/>
           <w:i w:val="0"/>
-          <w:sz w:val="22"/>
+          <w:sz w:val="24"/>
           <w:rtl/>
-          <w:szCs w:val="22"/>
+          <w:szCs w:val="24"/>
         </w:rPr>
         <w:t xml:space="preserve">• </w:t>
       </w:r>
       <w:r>
         <w:rPr>
-          <w:rFonts w:ascii="Arial" w:hAnsi="Arial" w:cs="Arial"/>
+          <w:rFonts w:ascii="Times New Roman" w:hAnsi="Times New Roman" w:cs="David"/>
           <w:b/>
           <w:i w:val="0"/>
-          <w:sz w:val="22"/>
+          <w:sz w:val="24"/>
           <w:rtl/>
-          <w:szCs w:val="22"/>
+          <w:szCs w:val="24"/>
           <w:bCs/>
         </w:rPr>
-        <w:t xml:space="preserve">אמינות וגיבוי – </w:t>
+        <w:t xml:space="preserve">אמינות וגיבוי: </w:t>
       </w:r>
       <w:r>
         <w:rPr>
-          <w:rFonts w:ascii="Arial" w:hAnsi="Arial" w:cs="Arial"/>
+          <w:rFonts w:ascii="Times New Roman" w:hAnsi="Times New Roman" w:cs="David"/>
           <w:b w:val="0"/>
           <w:i w:val="0"/>
-          <w:sz w:val="22"/>
+          <w:sz w:val="24"/>
           <w:rtl/>
-          <w:szCs w:val="22"/>
+          <w:szCs w:val="24"/>
         </w:rPr>
         <w:t>גיבוי יומי אוטומטי של בסיס הנתונים ושמירת היסטוריית שינויים.</w:t>
       </w:r>
@@ -3450,41 +3465,41 @@
     <w:p>
       <w:pPr>
         <w:bidi/>
-        <w:spacing w:after="60"/>
+        <w:spacing w:after="60" w:line="480" w:lineRule="auto"/>
         <w:ind w:right="255"/>
         <w:jc w:val="right"/>
       </w:pPr>
       <w:r>
         <w:rPr>
-          <w:rFonts w:ascii="Arial" w:hAnsi="Arial" w:cs="Arial"/>
+          <w:rFonts w:ascii="Times New Roman" w:hAnsi="Times New Roman" w:cs="David"/>
           <w:b w:val="0"/>
           <w:i w:val="0"/>
-          <w:sz w:val="22"/>
+          <w:sz w:val="24"/>
           <w:rtl/>
-          <w:szCs w:val="22"/>
+          <w:szCs w:val="24"/>
         </w:rPr>
         <w:t xml:space="preserve">• </w:t>
       </w:r>
       <w:r>
         <w:rPr>
-          <w:rFonts w:ascii="Arial" w:hAnsi="Arial" w:cs="Arial"/>
+          <w:rFonts w:ascii="Times New Roman" w:hAnsi="Times New Roman" w:cs="David"/>
           <w:b/>
           <w:i w:val="0"/>
-          <w:sz w:val="22"/>
+          <w:sz w:val="24"/>
           <w:rtl/>
-          <w:szCs w:val="22"/>
+          <w:szCs w:val="24"/>
           <w:bCs/>
         </w:rPr>
-        <w:t xml:space="preserve">גמישות והרחבה – </w:t>
+        <w:t xml:space="preserve">גמישות והרחבה: </w:t>
       </w:r>
       <w:r>
         <w:rPr>
-          <w:rFonts w:ascii="Arial" w:hAnsi="Arial" w:cs="Arial"/>
+          <w:rFonts w:ascii="Times New Roman" w:hAnsi="Times New Roman" w:cs="David"/>
           <w:b w:val="0"/>
           <w:i w:val="0"/>
-          <w:sz w:val="22"/>
+          <w:sz w:val="24"/>
           <w:rtl/>
-          <w:szCs w:val="22"/>
+          <w:szCs w:val="24"/>
         </w:rPr>
         <w:t>מבנה נתונים המאפשר הוספת מסכים ומודולים עתידיים (למשל ניהול מלאי).</w:t>
       </w:r>
@@ -3498,7 +3513,7 @@
       </w:pPr>
       <w:r>
         <w:rPr>
-          <w:rFonts w:ascii="Arial" w:hAnsi="Arial" w:cs="Arial"/>
+          <w:rFonts w:ascii="Times New Roman" w:hAnsi="Times New Roman" w:cs="David"/>
           <w:b/>
           <w:i w:val="0"/>
           <w:color w:val="1F4E79"/>
@@ -3513,17 +3528,17 @@
     <w:p>
       <w:pPr>
         <w:bidi/>
-        <w:spacing w:after="120" w:before="0"/>
-        <w:jc w:val="both"/>
+        <w:spacing w:after="120" w:before="0" w:line="480" w:lineRule="auto"/>
+        <w:jc w:val="right"/>
       </w:pPr>
       <w:r>
         <w:rPr>
-          <w:rFonts w:ascii="Arial" w:hAnsi="Arial" w:cs="Arial"/>
+          <w:rFonts w:ascii="Times New Roman" w:hAnsi="Times New Roman" w:cs="David"/>
           <w:b w:val="0"/>
           <w:i w:val="0"/>
-          <w:sz w:val="22"/>
+          <w:sz w:val="24"/>
           <w:rtl/>
-          <w:szCs w:val="22"/>
+          <w:szCs w:val="24"/>
         </w:rPr>
         <w:t>בהתאם לדרישות הקורס, תוצרי הפרויקט האקדמי יהיו:</w:t>
       </w:r>
@@ -3531,29 +3546,29 @@
     <w:p>
       <w:pPr>
         <w:bidi/>
-        <w:spacing w:after="60"/>
+        <w:spacing w:after="60" w:line="480" w:lineRule="auto"/>
         <w:ind w:right="255"/>
         <w:jc w:val="right"/>
       </w:pPr>
       <w:r>
         <w:rPr>
-          <w:rFonts w:ascii="Arial" w:hAnsi="Arial" w:cs="Arial"/>
+          <w:rFonts w:ascii="Times New Roman" w:hAnsi="Times New Roman" w:cs="David"/>
           <w:b w:val="0"/>
           <w:i w:val="0"/>
-          <w:sz w:val="22"/>
+          <w:sz w:val="24"/>
           <w:rtl/>
-          <w:szCs w:val="22"/>
+          <w:szCs w:val="24"/>
         </w:rPr>
         <w:t xml:space="preserve">• </w:t>
       </w:r>
       <w:r>
         <w:rPr>
-          <w:rFonts w:ascii="Arial" w:hAnsi="Arial" w:cs="Arial"/>
+          <w:rFonts w:ascii="Times New Roman" w:hAnsi="Times New Roman" w:cs="David"/>
           <w:b w:val="0"/>
           <w:i w:val="0"/>
-          <w:sz w:val="22"/>
+          <w:sz w:val="24"/>
           <w:rtl/>
-          <w:szCs w:val="22"/>
+          <w:szCs w:val="24"/>
         </w:rPr>
         <w:t>הצעת פרויקט מאושרת הכוללת תוכנית עבודה וגאנט (מסמך זה).</w:t>
       </w:r>
@@ -3561,89 +3576,89 @@
     <w:p>
       <w:pPr>
         <w:bidi/>
-        <w:spacing w:after="60"/>
+        <w:spacing w:after="60" w:line="480" w:lineRule="auto"/>
         <w:ind w:right="255"/>
         <w:jc w:val="right"/>
       </w:pPr>
       <w:r>
         <w:rPr>
-          <w:rFonts w:ascii="Arial" w:hAnsi="Arial" w:cs="Arial"/>
+          <w:rFonts w:ascii="Times New Roman" w:hAnsi="Times New Roman" w:cs="David"/>
           <w:b w:val="0"/>
           <w:i w:val="0"/>
-          <w:sz w:val="22"/>
+          <w:sz w:val="24"/>
           <w:rtl/>
-          <w:szCs w:val="22"/>
+          <w:szCs w:val="24"/>
         </w:rPr>
         <w:t xml:space="preserve">• </w:t>
       </w:r>
       <w:r>
         <w:rPr>
-          <w:rFonts w:ascii="Arial" w:hAnsi="Arial" w:cs="Arial"/>
+          <w:rFonts w:ascii="Times New Roman" w:hAnsi="Times New Roman" w:cs="David"/>
           <w:b w:val="0"/>
           <w:i w:val="0"/>
-          <w:sz w:val="22"/>
+          <w:sz w:val="24"/>
           <w:rtl/>
-          <w:szCs w:val="22"/>
+          <w:szCs w:val="24"/>
         </w:rPr>
-        <w:t>מסמך איפיון: תרשימי תהליכים ארגוניים, מבנה מערכת, סביבת מערכת וממשקים, DFD ו-ERD מפורט, ורשימת מסכי קלט/פלט – יוגש בדוח התקדמות 1.</w:t>
+        <w:t>מסמך איפיון הכולל תרשימי תהליכים ארגוניים, מבנה מערכת, סביבת מערכת וממשקים, DFD ו-ERD מפורט, ורשימת מסכי קלט/פלט (יוגש בדוח התקדמות 1).</w:t>
       </w:r>
     </w:p>
     <w:p>
       <w:pPr>
         <w:bidi/>
-        <w:spacing w:after="60"/>
+        <w:spacing w:after="60" w:line="480" w:lineRule="auto"/>
         <w:ind w:right="255"/>
         <w:jc w:val="right"/>
       </w:pPr>
       <w:r>
         <w:rPr>
-          <w:rFonts w:ascii="Arial" w:hAnsi="Arial" w:cs="Arial"/>
+          <w:rFonts w:ascii="Times New Roman" w:hAnsi="Times New Roman" w:cs="David"/>
           <w:b w:val="0"/>
           <w:i w:val="0"/>
-          <w:sz w:val="22"/>
+          <w:sz w:val="24"/>
           <w:rtl/>
-          <w:szCs w:val="22"/>
+          <w:szCs w:val="24"/>
         </w:rPr>
         <w:t xml:space="preserve">• </w:t>
       </w:r>
       <w:r>
         <w:rPr>
-          <w:rFonts w:ascii="Arial" w:hAnsi="Arial" w:cs="Arial"/>
+          <w:rFonts w:ascii="Times New Roman" w:hAnsi="Times New Roman" w:cs="David"/>
           <w:b w:val="0"/>
           <w:i w:val="0"/>
-          <w:sz w:val="22"/>
+          <w:sz w:val="24"/>
           <w:rtl/>
-          <w:szCs w:val="22"/>
+          <w:szCs w:val="24"/>
         </w:rPr>
-        <w:t>מסמך עיצוב: מבנה מפורט של טבלאות בסיס הנתונים ומפתחות, עיצוב הממשקים, עץ תפריטים ועיצוב מפורט של כל המסכים בכלי ייעודי – יוגש בדוח התקדמות 2.</w:t>
+        <w:t>מסמך עיצוב הכולל מבנה מפורט של טבלאות בסיס הנתונים ומפתחות, עיצוב הממשקים, עץ תפריטים ועיצוב מפורט של כל המסכים בכלי ייעודי (יוגש בדוח התקדמות 2).</w:t>
       </w:r>
     </w:p>
     <w:p>
       <w:pPr>
         <w:bidi/>
-        <w:spacing w:after="60"/>
+        <w:spacing w:after="60" w:line="480" w:lineRule="auto"/>
         <w:ind w:right="255"/>
         <w:jc w:val="right"/>
       </w:pPr>
       <w:r>
         <w:rPr>
-          <w:rFonts w:ascii="Arial" w:hAnsi="Arial" w:cs="Arial"/>
+          <w:rFonts w:ascii="Times New Roman" w:hAnsi="Times New Roman" w:cs="David"/>
           <w:b w:val="0"/>
           <w:i w:val="0"/>
-          <w:sz w:val="22"/>
+          <w:sz w:val="24"/>
           <w:rtl/>
-          <w:szCs w:val="22"/>
+          <w:szCs w:val="24"/>
         </w:rPr>
         <w:t xml:space="preserve">• </w:t>
       </w:r>
       <w:r>
         <w:rPr>
-          <w:rFonts w:ascii="Arial" w:hAnsi="Arial" w:cs="Arial"/>
+          <w:rFonts w:ascii="Times New Roman" w:hAnsi="Times New Roman" w:cs="David"/>
           <w:b w:val="0"/>
           <w:i w:val="0"/>
-          <w:sz w:val="22"/>
+          <w:sz w:val="24"/>
           <w:rtl/>
-          <w:szCs w:val="22"/>
+          <w:szCs w:val="24"/>
         </w:rPr>
         <w:t>אב-טיפוס של מסכי המערכת (Figma) המדגים את תהליכי העבודה המרכזיים.</w:t>
       </w:r>
@@ -3651,31 +3666,36 @@
     <w:p>
       <w:pPr>
         <w:bidi/>
-        <w:spacing w:after="60"/>
+        <w:spacing w:after="60" w:line="480" w:lineRule="auto"/>
         <w:ind w:right="255"/>
         <w:jc w:val="right"/>
       </w:pPr>
       <w:r>
         <w:rPr>
-          <w:rFonts w:ascii="Arial" w:hAnsi="Arial" w:cs="Arial"/>
+          <w:rFonts w:ascii="Times New Roman" w:hAnsi="Times New Roman" w:cs="David"/>
           <w:b w:val="0"/>
           <w:i w:val="0"/>
-          <w:sz w:val="22"/>
+          <w:sz w:val="24"/>
           <w:rtl/>
-          <w:szCs w:val="22"/>
+          <w:szCs w:val="24"/>
         </w:rPr>
         <w:t xml:space="preserve">• </w:t>
       </w:r>
       <w:r>
         <w:rPr>
-          <w:rFonts w:ascii="Arial" w:hAnsi="Arial" w:cs="Arial"/>
+          <w:rFonts w:ascii="Times New Roman" w:hAnsi="Times New Roman" w:cs="David"/>
           <w:b w:val="0"/>
           <w:i w:val="0"/>
-          <w:sz w:val="22"/>
+          <w:sz w:val="24"/>
           <w:rtl/>
-          <w:szCs w:val="22"/>
+          <w:szCs w:val="24"/>
         </w:rPr>
         <w:t>תיק פרויקט מסכם ומצגת, כולל מסקנות והמלצות לפיתוחים עתידיים.</w:t>
+      </w:r>
+    </w:p>
+    <w:p>
+      <w:r>
+        <w:br w:type="page"/>
       </w:r>
     </w:p>
     <w:p>
@@ -3687,7 +3707,7 @@
       </w:pPr>
       <w:r>
         <w:rPr>
-          <w:rFonts w:ascii="Arial" w:hAnsi="Arial" w:cs="Arial"/>
+          <w:rFonts w:ascii="Times New Roman" w:hAnsi="Times New Roman" w:cs="David"/>
           <w:b/>
           <w:i w:val="0"/>
           <w:color w:val="1F4E79"/>
@@ -3708,7 +3728,7 @@
       </w:pPr>
       <w:r>
         <w:rPr>
-          <w:rFonts w:ascii="Arial" w:hAnsi="Arial" w:cs="Arial"/>
+          <w:rFonts w:ascii="Times New Roman" w:hAnsi="Times New Roman" w:cs="David"/>
           <w:b/>
           <w:i w:val="0"/>
           <w:color w:val="1F4E79"/>
@@ -3717,41 +3737,41 @@
           <w:szCs w:val="28"/>
           <w:bCs/>
         </w:rPr>
-        <w:t>5.1 גישת הפיתוח – מודל מפל המים (SDLC)</w:t>
+        <w:t>5.1 גישת הפיתוח: מודל מפל המים (SDLC)</w:t>
       </w:r>
     </w:p>
     <w:p>
       <w:pPr>
         <w:bidi/>
-        <w:spacing w:after="120" w:before="0"/>
-        <w:jc w:val="both"/>
+        <w:spacing w:after="120" w:before="0" w:line="480" w:lineRule="auto"/>
+        <w:jc w:val="right"/>
       </w:pPr>
       <w:r>
         <w:rPr>
-          <w:rFonts w:ascii="Arial" w:hAnsi="Arial" w:cs="Arial"/>
+          <w:rFonts w:ascii="Times New Roman" w:hAnsi="Times New Roman" w:cs="David"/>
           <w:b w:val="0"/>
           <w:i w:val="0"/>
-          <w:sz w:val="22"/>
+          <w:sz w:val="24"/>
           <w:rtl/>
-          <w:szCs w:val="22"/>
+          <w:szCs w:val="24"/>
         </w:rPr>
-        <w:t>הפרויקט יבוצע לפי מחזור חיים מלא של פיתוח מערכות מידע (SDLC) במודל מפל המים (Waterfall), שבו כל שלב מסתיים בתוצר מוגדר ומאושר לפני המעבר לשלב הבא: ייזום ← ניתוח ואיפיון ← עיצוב ← אב-טיפוס ← סיכום והצגה.</w:t>
+        <w:t>הפרויקט יבוצע לפי מחזור חיים מלא של פיתוח מערכות מידע (SDLC) במודל מפל המים (Waterfall), שבו כל שלב מסתיים בתוצר מוגדר ומאושר לפני המעבר לשלב הבא. חמשת השלבים, לפי סדרם: ייזום, ניתוח ואיפיון, עיצוב, אב-טיפוס ואימות, ולבסוף סיכום והצגה.</w:t>
       </w:r>
     </w:p>
     <w:p>
       <w:pPr>
         <w:bidi/>
-        <w:spacing w:after="120" w:before="0"/>
-        <w:jc w:val="both"/>
+        <w:spacing w:after="120" w:before="0" w:line="480" w:lineRule="auto"/>
+        <w:jc w:val="right"/>
       </w:pPr>
       <w:r>
         <w:rPr>
-          <w:rFonts w:ascii="Arial" w:hAnsi="Arial" w:cs="Arial"/>
+          <w:rFonts w:ascii="Times New Roman" w:hAnsi="Times New Roman" w:cs="David"/>
           <w:b w:val="0"/>
           <w:i w:val="0"/>
-          <w:sz w:val="22"/>
+          <w:sz w:val="24"/>
           <w:rtl/>
-          <w:szCs w:val="22"/>
+          <w:szCs w:val="24"/>
         </w:rPr>
         <w:t>הבחירה במודל מפל המים נומקה בשלושה שיקולים: (א) אבני הדרך של הקורס קבועות מראש (הצעה, שני דוחות התקדמות, תיק פרויקט) ותואמות באופן טבעי שלבים עוקבים; (ב) הפרויקט מבוצע על ידי סטודנט יחיד, ולכן ניהול שלבים סדרתי פשוט ויעיל יותר מניהול איטרציות; (ג) דרישות המערכת יציבות יחסית וניתנות לזיהוי מלא בשלב האיפיון, שכן התהליך הארגוני קיים ומוכר. עם זאת, בתוך כל שלב יתקיים משוב שוטף מול בעל החברה כדי לאמת את הממצאים.</w:t>
       </w:r>
@@ -3765,7 +3785,7 @@
       </w:pPr>
       <w:r>
         <w:rPr>
-          <w:rFonts w:ascii="Arial" w:hAnsi="Arial" w:cs="Arial"/>
+          <w:rFonts w:ascii="Times New Roman" w:hAnsi="Times New Roman" w:cs="David"/>
           <w:b/>
           <w:i w:val="0"/>
           <w:color w:val="1F4E79"/>
@@ -3806,7 +3826,7 @@
             </w:pPr>
             <w:r>
               <w:rPr>
-                <w:rFonts w:ascii="Arial" w:hAnsi="Arial" w:cs="Arial"/>
+                <w:rFonts w:ascii="Times New Roman" w:hAnsi="Times New Roman" w:cs="David"/>
                 <w:b/>
                 <w:i w:val="0"/>
                 <w:sz w:val="21"/>
@@ -3831,7 +3851,7 @@
             </w:pPr>
             <w:r>
               <w:rPr>
-                <w:rFonts w:ascii="Arial" w:hAnsi="Arial" w:cs="Arial"/>
+                <w:rFonts w:ascii="Times New Roman" w:hAnsi="Times New Roman" w:cs="David"/>
                 <w:b/>
                 <w:i w:val="0"/>
                 <w:sz w:val="21"/>
@@ -3856,7 +3876,7 @@
             </w:pPr>
             <w:r>
               <w:rPr>
-                <w:rFonts w:ascii="Arial" w:hAnsi="Arial" w:cs="Arial"/>
+                <w:rFonts w:ascii="Times New Roman" w:hAnsi="Times New Roman" w:cs="David"/>
                 <w:b/>
                 <w:i w:val="0"/>
                 <w:sz w:val="21"/>
@@ -3881,7 +3901,7 @@
             </w:pPr>
             <w:r>
               <w:rPr>
-                <w:rFonts w:ascii="Arial" w:hAnsi="Arial" w:cs="Arial"/>
+                <w:rFonts w:ascii="Times New Roman" w:hAnsi="Times New Roman" w:cs="David"/>
                 <w:b/>
                 <w:i w:val="0"/>
                 <w:sz w:val="21"/>
@@ -3907,14 +3927,14 @@
             </w:pPr>
             <w:r>
               <w:rPr>
-                <w:rFonts w:ascii="Arial" w:hAnsi="Arial" w:cs="Arial"/>
+                <w:rFonts w:ascii="Times New Roman" w:hAnsi="Times New Roman" w:cs="David"/>
                 <w:b w:val="0"/>
                 <w:i w:val="0"/>
                 <w:sz w:val="20"/>
                 <w:rtl/>
                 <w:szCs w:val="20"/>
               </w:rPr>
-              <w:t>א' – ייזום והצעה</w:t>
+              <w:t>א': ייזום והצעה</w:t>
             </w:r>
           </w:p>
         </w:tc>
@@ -3930,7 +3950,7 @@
             </w:pPr>
             <w:r>
               <w:rPr>
-                <w:rFonts w:ascii="Arial" w:hAnsi="Arial" w:cs="Arial"/>
+                <w:rFonts w:ascii="Times New Roman" w:hAnsi="Times New Roman" w:cs="David"/>
                 <w:b w:val="0"/>
                 <w:i w:val="0"/>
                 <w:sz w:val="20"/>
@@ -3953,7 +3973,7 @@
             </w:pPr>
             <w:r>
               <w:rPr>
-                <w:rFonts w:ascii="Arial" w:hAnsi="Arial" w:cs="Arial"/>
+                <w:rFonts w:ascii="Times New Roman" w:hAnsi="Times New Roman" w:cs="David"/>
                 <w:b w:val="0"/>
                 <w:i w:val="0"/>
                 <w:sz w:val="20"/>
@@ -3976,7 +3996,7 @@
             </w:pPr>
             <w:r>
               <w:rPr>
-                <w:rFonts w:ascii="Arial" w:hAnsi="Arial" w:cs="Arial"/>
+                <w:rFonts w:ascii="Times New Roman" w:hAnsi="Times New Roman" w:cs="David"/>
                 <w:b w:val="0"/>
                 <w:i w:val="0"/>
                 <w:sz w:val="20"/>
@@ -4001,14 +4021,14 @@
             </w:pPr>
             <w:r>
               <w:rPr>
-                <w:rFonts w:ascii="Arial" w:hAnsi="Arial" w:cs="Arial"/>
+                <w:rFonts w:ascii="Times New Roman" w:hAnsi="Times New Roman" w:cs="David"/>
                 <w:b w:val="0"/>
                 <w:i w:val="0"/>
                 <w:sz w:val="20"/>
                 <w:rtl/>
                 <w:szCs w:val="20"/>
               </w:rPr>
-              <w:t>ב' – ניתוח ואיפיון</w:t>
+              <w:t>ב': ניתוח ואיפיון</w:t>
             </w:r>
           </w:p>
         </w:tc>
@@ -4024,7 +4044,7 @@
             </w:pPr>
             <w:r>
               <w:rPr>
-                <w:rFonts w:ascii="Arial" w:hAnsi="Arial" w:cs="Arial"/>
+                <w:rFonts w:ascii="Times New Roman" w:hAnsi="Times New Roman" w:cs="David"/>
                 <w:b w:val="0"/>
                 <w:i w:val="0"/>
                 <w:sz w:val="20"/>
@@ -4047,14 +4067,14 @@
             </w:pPr>
             <w:r>
               <w:rPr>
-                <w:rFonts w:ascii="Arial" w:hAnsi="Arial" w:cs="Arial"/>
+                <w:rFonts w:ascii="Times New Roman" w:hAnsi="Times New Roman" w:cs="David"/>
                 <w:b w:val="0"/>
                 <w:i w:val="0"/>
                 <w:sz w:val="20"/>
                 <w:rtl/>
                 <w:szCs w:val="20"/>
               </w:rPr>
-              <w:t>דוח התקדמות 1 – מסמך איפיון</w:t>
+              <w:t>דוח התקדמות 1 (מסמך איפיון)</w:t>
             </w:r>
           </w:p>
         </w:tc>
@@ -4070,7 +4090,7 @@
             </w:pPr>
             <w:r>
               <w:rPr>
-                <w:rFonts w:ascii="Arial" w:hAnsi="Arial" w:cs="Arial"/>
+                <w:rFonts w:ascii="Times New Roman" w:hAnsi="Times New Roman" w:cs="David"/>
                 <w:b w:val="0"/>
                 <w:i w:val="0"/>
                 <w:sz w:val="20"/>
@@ -4095,14 +4115,14 @@
             </w:pPr>
             <w:r>
               <w:rPr>
-                <w:rFonts w:ascii="Arial" w:hAnsi="Arial" w:cs="Arial"/>
+                <w:rFonts w:ascii="Times New Roman" w:hAnsi="Times New Roman" w:cs="David"/>
                 <w:b w:val="0"/>
                 <w:i w:val="0"/>
                 <w:sz w:val="20"/>
                 <w:rtl/>
                 <w:szCs w:val="20"/>
               </w:rPr>
-              <w:t>ג' – עיצוב</w:t>
+              <w:t>ג': עיצוב</w:t>
             </w:r>
           </w:p>
         </w:tc>
@@ -4118,7 +4138,7 @@
             </w:pPr>
             <w:r>
               <w:rPr>
-                <w:rFonts w:ascii="Arial" w:hAnsi="Arial" w:cs="Arial"/>
+                <w:rFonts w:ascii="Times New Roman" w:hAnsi="Times New Roman" w:cs="David"/>
                 <w:b w:val="0"/>
                 <w:i w:val="0"/>
                 <w:sz w:val="20"/>
@@ -4141,14 +4161,14 @@
             </w:pPr>
             <w:r>
               <w:rPr>
-                <w:rFonts w:ascii="Arial" w:hAnsi="Arial" w:cs="Arial"/>
+                <w:rFonts w:ascii="Times New Roman" w:hAnsi="Times New Roman" w:cs="David"/>
                 <w:b w:val="0"/>
                 <w:i w:val="0"/>
                 <w:sz w:val="20"/>
                 <w:rtl/>
                 <w:szCs w:val="20"/>
               </w:rPr>
-              <w:t>דוח התקדמות 2 – מסמך עיצוב</w:t>
+              <w:t>דוח התקדמות 2 (מסמך עיצוב)</w:t>
             </w:r>
           </w:p>
         </w:tc>
@@ -4164,7 +4184,7 @@
             </w:pPr>
             <w:r>
               <w:rPr>
-                <w:rFonts w:ascii="Arial" w:hAnsi="Arial" w:cs="Arial"/>
+                <w:rFonts w:ascii="Times New Roman" w:hAnsi="Times New Roman" w:cs="David"/>
                 <w:b w:val="0"/>
                 <w:i w:val="0"/>
                 <w:sz w:val="20"/>
@@ -4189,14 +4209,14 @@
             </w:pPr>
             <w:r>
               <w:rPr>
-                <w:rFonts w:ascii="Arial" w:hAnsi="Arial" w:cs="Arial"/>
+                <w:rFonts w:ascii="Times New Roman" w:hAnsi="Times New Roman" w:cs="David"/>
                 <w:b w:val="0"/>
                 <w:i w:val="0"/>
                 <w:sz w:val="20"/>
                 <w:rtl/>
                 <w:szCs w:val="20"/>
               </w:rPr>
-              <w:t>ד' – אב-טיפוס ואימות</w:t>
+              <w:t>ד': אב-טיפוס ואימות</w:t>
             </w:r>
           </w:p>
         </w:tc>
@@ -4212,7 +4232,7 @@
             </w:pPr>
             <w:r>
               <w:rPr>
-                <w:rFonts w:ascii="Arial" w:hAnsi="Arial" w:cs="Arial"/>
+                <w:rFonts w:ascii="Times New Roman" w:hAnsi="Times New Roman" w:cs="David"/>
                 <w:b w:val="0"/>
                 <w:i w:val="0"/>
                 <w:sz w:val="20"/>
@@ -4235,7 +4255,7 @@
             </w:pPr>
             <w:r>
               <w:rPr>
-                <w:rFonts w:ascii="Arial" w:hAnsi="Arial" w:cs="Arial"/>
+                <w:rFonts w:ascii="Times New Roman" w:hAnsi="Times New Roman" w:cs="David"/>
                 <w:b w:val="0"/>
                 <w:i w:val="0"/>
                 <w:sz w:val="20"/>
@@ -4258,7 +4278,7 @@
             </w:pPr>
             <w:r>
               <w:rPr>
-                <w:rFonts w:ascii="Arial" w:hAnsi="Arial" w:cs="Arial"/>
+                <w:rFonts w:ascii="Times New Roman" w:hAnsi="Times New Roman" w:cs="David"/>
                 <w:b w:val="0"/>
                 <w:i w:val="0"/>
                 <w:sz w:val="20"/>
@@ -4283,14 +4303,14 @@
             </w:pPr>
             <w:r>
               <w:rPr>
-                <w:rFonts w:ascii="Arial" w:hAnsi="Arial" w:cs="Arial"/>
+                <w:rFonts w:ascii="Times New Roman" w:hAnsi="Times New Roman" w:cs="David"/>
                 <w:b w:val="0"/>
                 <w:i w:val="0"/>
                 <w:sz w:val="20"/>
                 <w:rtl/>
                 <w:szCs w:val="20"/>
               </w:rPr>
-              <w:t>ה' – סיכום והצגה</w:t>
+              <w:t>ה': סיכום והצגה</w:t>
             </w:r>
           </w:p>
         </w:tc>
@@ -4306,7 +4326,7 @@
             </w:pPr>
             <w:r>
               <w:rPr>
-                <w:rFonts w:ascii="Arial" w:hAnsi="Arial" w:cs="Arial"/>
+                <w:rFonts w:ascii="Times New Roman" w:hAnsi="Times New Roman" w:cs="David"/>
                 <w:b w:val="0"/>
                 <w:i w:val="0"/>
                 <w:sz w:val="20"/>
@@ -4329,7 +4349,7 @@
             </w:pPr>
             <w:r>
               <w:rPr>
-                <w:rFonts w:ascii="Arial" w:hAnsi="Arial" w:cs="Arial"/>
+                <w:rFonts w:ascii="Times New Roman" w:hAnsi="Times New Roman" w:cs="David"/>
                 <w:b w:val="0"/>
                 <w:i w:val="0"/>
                 <w:sz w:val="20"/>
@@ -4352,7 +4372,7 @@
             </w:pPr>
             <w:r>
               <w:rPr>
-                <w:rFonts w:ascii="Arial" w:hAnsi="Arial" w:cs="Arial"/>
+                <w:rFonts w:ascii="Times New Roman" w:hAnsi="Times New Roman" w:cs="David"/>
                 <w:b w:val="0"/>
                 <w:i w:val="0"/>
                 <w:sz w:val="20"/>
@@ -4374,7 +4394,7 @@
       </w:pPr>
       <w:r>
         <w:rPr>
-          <w:rFonts w:ascii="Arial" w:hAnsi="Arial" w:cs="Arial"/>
+          <w:rFonts w:ascii="Times New Roman" w:hAnsi="Times New Roman" w:cs="David"/>
           <w:b/>
           <w:i w:val="0"/>
           <w:color w:val="1F4E79"/>
@@ -4389,41 +4409,41 @@
     <w:p>
       <w:pPr>
         <w:bidi/>
-        <w:spacing w:after="60"/>
+        <w:spacing w:after="60" w:line="480" w:lineRule="auto"/>
         <w:ind w:right="255"/>
         <w:jc w:val="right"/>
       </w:pPr>
       <w:r>
         <w:rPr>
-          <w:rFonts w:ascii="Arial" w:hAnsi="Arial" w:cs="Arial"/>
+          <w:rFonts w:ascii="Times New Roman" w:hAnsi="Times New Roman" w:cs="David"/>
           <w:b w:val="0"/>
           <w:i w:val="0"/>
-          <w:sz w:val="22"/>
+          <w:sz w:val="24"/>
           <w:rtl/>
-          <w:szCs w:val="22"/>
+          <w:szCs w:val="24"/>
         </w:rPr>
         <w:t xml:space="preserve">• </w:t>
       </w:r>
       <w:r>
         <w:rPr>
-          <w:rFonts w:ascii="Arial" w:hAnsi="Arial" w:cs="Arial"/>
+          <w:rFonts w:ascii="Times New Roman" w:hAnsi="Times New Roman" w:cs="David"/>
           <w:b/>
           <w:i w:val="0"/>
-          <w:sz w:val="22"/>
+          <w:sz w:val="24"/>
           <w:rtl/>
-          <w:szCs w:val="22"/>
+          <w:szCs w:val="24"/>
           <w:bCs/>
         </w:rPr>
-        <w:t xml:space="preserve">ראיונות חצי-מובנים – </w:t>
+        <w:t xml:space="preserve">ראיונות חצי-מובנים: </w:t>
       </w:r>
       <w:r>
         <w:rPr>
-          <w:rFonts w:ascii="Arial" w:hAnsi="Arial" w:cs="Arial"/>
+          <w:rFonts w:ascii="Times New Roman" w:hAnsi="Times New Roman" w:cs="David"/>
           <w:b w:val="0"/>
           <w:i w:val="0"/>
-          <w:sz w:val="22"/>
+          <w:sz w:val="24"/>
           <w:rtl/>
-          <w:szCs w:val="22"/>
+          <w:szCs w:val="24"/>
         </w:rPr>
         <w:t>עם בעל החברה ועם עובדים בתפקידי מפתח (מנהל עבודה, נציג שירות), לזיהוי צרכים, כאבים ותהליכי עבודה בפועל.</w:t>
       </w:r>
@@ -4431,41 +4451,41 @@
     <w:p>
       <w:pPr>
         <w:bidi/>
-        <w:spacing w:after="60"/>
+        <w:spacing w:after="60" w:line="480" w:lineRule="auto"/>
         <w:ind w:right="255"/>
         <w:jc w:val="right"/>
       </w:pPr>
       <w:r>
         <w:rPr>
-          <w:rFonts w:ascii="Arial" w:hAnsi="Arial" w:cs="Arial"/>
+          <w:rFonts w:ascii="Times New Roman" w:hAnsi="Times New Roman" w:cs="David"/>
           <w:b w:val="0"/>
           <w:i w:val="0"/>
-          <w:sz w:val="22"/>
+          <w:sz w:val="24"/>
           <w:rtl/>
-          <w:szCs w:val="22"/>
+          <w:szCs w:val="24"/>
         </w:rPr>
         <w:t xml:space="preserve">• </w:t>
       </w:r>
       <w:r>
         <w:rPr>
-          <w:rFonts w:ascii="Arial" w:hAnsi="Arial" w:cs="Arial"/>
+          <w:rFonts w:ascii="Times New Roman" w:hAnsi="Times New Roman" w:cs="David"/>
           <w:b/>
           <w:i w:val="0"/>
-          <w:sz w:val="22"/>
+          <w:sz w:val="24"/>
           <w:rtl/>
-          <w:szCs w:val="22"/>
+          <w:szCs w:val="24"/>
           <w:bCs/>
         </w:rPr>
-        <w:t xml:space="preserve">תצפית ישירה – </w:t>
+        <w:t xml:space="preserve">תצפית ישירה: </w:t>
       </w:r>
       <w:r>
         <w:rPr>
-          <w:rFonts w:ascii="Arial" w:hAnsi="Arial" w:cs="Arial"/>
+          <w:rFonts w:ascii="Times New Roman" w:hAnsi="Times New Roman" w:cs="David"/>
           <w:b w:val="0"/>
           <w:i w:val="0"/>
-          <w:sz w:val="22"/>
+          <w:sz w:val="24"/>
           <w:rtl/>
-          <w:szCs w:val="22"/>
+          <w:szCs w:val="24"/>
         </w:rPr>
         <w:t>ליווי יום עבודה: קבלת פנייה, סיור שמאי ותיאום שיבוצים, לאימות המידע מהראיונות.</w:t>
       </w:r>
@@ -4473,41 +4493,41 @@
     <w:p>
       <w:pPr>
         <w:bidi/>
-        <w:spacing w:after="60"/>
+        <w:spacing w:after="60" w:line="480" w:lineRule="auto"/>
         <w:ind w:right="255"/>
         <w:jc w:val="right"/>
       </w:pPr>
       <w:r>
         <w:rPr>
-          <w:rFonts w:ascii="Arial" w:hAnsi="Arial" w:cs="Arial"/>
+          <w:rFonts w:ascii="Times New Roman" w:hAnsi="Times New Roman" w:cs="David"/>
           <w:b w:val="0"/>
           <w:i w:val="0"/>
-          <w:sz w:val="22"/>
+          <w:sz w:val="24"/>
           <w:rtl/>
-          <w:szCs w:val="22"/>
+          <w:szCs w:val="24"/>
         </w:rPr>
         <w:t xml:space="preserve">• </w:t>
       </w:r>
       <w:r>
         <w:rPr>
-          <w:rFonts w:ascii="Arial" w:hAnsi="Arial" w:cs="Arial"/>
+          <w:rFonts w:ascii="Times New Roman" w:hAnsi="Times New Roman" w:cs="David"/>
           <w:b/>
           <w:i w:val="0"/>
-          <w:sz w:val="22"/>
+          <w:sz w:val="24"/>
           <w:rtl/>
-          <w:szCs w:val="22"/>
+          <w:szCs w:val="24"/>
           <w:bCs/>
         </w:rPr>
-        <w:t xml:space="preserve">ניתוח מסמכים – </w:t>
+        <w:t xml:space="preserve">ניתוח מסמכים: </w:t>
       </w:r>
       <w:r>
         <w:rPr>
-          <w:rFonts w:ascii="Arial" w:hAnsi="Arial" w:cs="Arial"/>
+          <w:rFonts w:ascii="Times New Roman" w:hAnsi="Times New Roman" w:cs="David"/>
           <w:b w:val="0"/>
           <w:i w:val="0"/>
-          <w:sz w:val="22"/>
+          <w:sz w:val="24"/>
           <w:rtl/>
-          <w:szCs w:val="22"/>
+          <w:szCs w:val="24"/>
         </w:rPr>
         <w:t>עיון בהצעות מחיר, חשבוניות ורישומי שיבוץ קיימים, לגזירת שדות הנתונים הנדרשים.</w:t>
       </w:r>
@@ -4515,41 +4535,41 @@
     <w:p>
       <w:pPr>
         <w:bidi/>
-        <w:spacing w:after="60"/>
+        <w:spacing w:after="60" w:line="480" w:lineRule="auto"/>
         <w:ind w:right="255"/>
         <w:jc w:val="right"/>
       </w:pPr>
       <w:r>
         <w:rPr>
-          <w:rFonts w:ascii="Arial" w:hAnsi="Arial" w:cs="Arial"/>
+          <w:rFonts w:ascii="Times New Roman" w:hAnsi="Times New Roman" w:cs="David"/>
           <w:b w:val="0"/>
           <w:i w:val="0"/>
-          <w:sz w:val="22"/>
+          <w:sz w:val="24"/>
           <w:rtl/>
-          <w:szCs w:val="22"/>
+          <w:szCs w:val="24"/>
         </w:rPr>
         <w:t xml:space="preserve">• </w:t>
       </w:r>
       <w:r>
         <w:rPr>
-          <w:rFonts w:ascii="Arial" w:hAnsi="Arial" w:cs="Arial"/>
+          <w:rFonts w:ascii="Times New Roman" w:hAnsi="Times New Roman" w:cs="David"/>
           <w:b/>
           <w:i w:val="0"/>
-          <w:sz w:val="22"/>
+          <w:sz w:val="24"/>
           <w:rtl/>
-          <w:szCs w:val="22"/>
+          <w:szCs w:val="24"/>
           <w:bCs/>
         </w:rPr>
-        <w:t xml:space="preserve">אימות ממצאים (Validation) – </w:t>
+        <w:t xml:space="preserve">אימות ממצאים (Validation): </w:t>
       </w:r>
       <w:r>
         <w:rPr>
-          <w:rFonts w:ascii="Arial" w:hAnsi="Arial" w:cs="Arial"/>
+          <w:rFonts w:ascii="Times New Roman" w:hAnsi="Times New Roman" w:cs="David"/>
           <w:b w:val="0"/>
           <w:i w:val="0"/>
-          <w:sz w:val="22"/>
+          <w:sz w:val="24"/>
           <w:rtl/>
-          <w:szCs w:val="22"/>
+          <w:szCs w:val="24"/>
         </w:rPr>
         <w:t>הצגת התרשימים והמסכים לבעל החברה בסוף כל שלב וקבלת אישורו לפני התקדמות.</w:t>
       </w:r>
@@ -4563,7 +4583,7 @@
       </w:pPr>
       <w:r>
         <w:rPr>
-          <w:rFonts w:ascii="Arial" w:hAnsi="Arial" w:cs="Arial"/>
+          <w:rFonts w:ascii="Times New Roman" w:hAnsi="Times New Roman" w:cs="David"/>
           <w:b/>
           <w:i w:val="0"/>
           <w:color w:val="1F4E79"/>
@@ -4602,7 +4622,7 @@
             </w:pPr>
             <w:r>
               <w:rPr>
-                <w:rFonts w:ascii="Arial" w:hAnsi="Arial" w:cs="Arial"/>
+                <w:rFonts w:ascii="Times New Roman" w:hAnsi="Times New Roman" w:cs="David"/>
                 <w:b/>
                 <w:i w:val="0"/>
                 <w:sz w:val="21"/>
@@ -4627,7 +4647,7 @@
             </w:pPr>
             <w:r>
               <w:rPr>
-                <w:rFonts w:ascii="Arial" w:hAnsi="Arial" w:cs="Arial"/>
+                <w:rFonts w:ascii="Times New Roman" w:hAnsi="Times New Roman" w:cs="David"/>
                 <w:b/>
                 <w:i w:val="0"/>
                 <w:sz w:val="21"/>
@@ -4653,7 +4673,7 @@
             </w:pPr>
             <w:r>
               <w:rPr>
-                <w:rFonts w:ascii="Arial" w:hAnsi="Arial" w:cs="Arial"/>
+                <w:rFonts w:ascii="Times New Roman" w:hAnsi="Times New Roman" w:cs="David"/>
                 <w:b w:val="0"/>
                 <w:i w:val="0"/>
                 <w:sz w:val="21"/>
@@ -4676,7 +4696,7 @@
             </w:pPr>
             <w:r>
               <w:rPr>
-                <w:rFonts w:ascii="Arial" w:hAnsi="Arial" w:cs="Arial"/>
+                <w:rFonts w:ascii="Times New Roman" w:hAnsi="Times New Roman" w:cs="David"/>
                 <w:b w:val="0"/>
                 <w:i w:val="0"/>
                 <w:sz w:val="21"/>
@@ -4701,7 +4721,7 @@
             </w:pPr>
             <w:r>
               <w:rPr>
-                <w:rFonts w:ascii="Arial" w:hAnsi="Arial" w:cs="Arial"/>
+                <w:rFonts w:ascii="Times New Roman" w:hAnsi="Times New Roman" w:cs="David"/>
                 <w:b w:val="0"/>
                 <w:i w:val="0"/>
                 <w:sz w:val="21"/>
@@ -4724,7 +4744,7 @@
             </w:pPr>
             <w:r>
               <w:rPr>
-                <w:rFonts w:ascii="Arial" w:hAnsi="Arial" w:cs="Arial"/>
+                <w:rFonts w:ascii="Times New Roman" w:hAnsi="Times New Roman" w:cs="David"/>
                 <w:b w:val="0"/>
                 <w:i w:val="0"/>
                 <w:sz w:val="21"/>
@@ -4749,7 +4769,7 @@
             </w:pPr>
             <w:r>
               <w:rPr>
-                <w:rFonts w:ascii="Arial" w:hAnsi="Arial" w:cs="Arial"/>
+                <w:rFonts w:ascii="Times New Roman" w:hAnsi="Times New Roman" w:cs="David"/>
                 <w:b w:val="0"/>
                 <w:i w:val="0"/>
                 <w:sz w:val="21"/>
@@ -4772,7 +4792,7 @@
             </w:pPr>
             <w:r>
               <w:rPr>
-                <w:rFonts w:ascii="Arial" w:hAnsi="Arial" w:cs="Arial"/>
+                <w:rFonts w:ascii="Times New Roman" w:hAnsi="Times New Roman" w:cs="David"/>
                 <w:b w:val="0"/>
                 <w:i w:val="0"/>
                 <w:sz w:val="21"/>
@@ -4797,7 +4817,7 @@
             </w:pPr>
             <w:r>
               <w:rPr>
-                <w:rFonts w:ascii="Arial" w:hAnsi="Arial" w:cs="Arial"/>
+                <w:rFonts w:ascii="Times New Roman" w:hAnsi="Times New Roman" w:cs="David"/>
                 <w:b w:val="0"/>
                 <w:i w:val="0"/>
                 <w:sz w:val="21"/>
@@ -4820,7 +4840,7 @@
             </w:pPr>
             <w:r>
               <w:rPr>
-                <w:rFonts w:ascii="Arial" w:hAnsi="Arial" w:cs="Arial"/>
+                <w:rFonts w:ascii="Times New Roman" w:hAnsi="Times New Roman" w:cs="David"/>
                 <w:b w:val="0"/>
                 <w:i w:val="0"/>
                 <w:sz w:val="21"/>
@@ -4836,12 +4856,12 @@
     <w:p>
       <w:pPr>
         <w:bidi/>
-        <w:spacing w:after="120" w:before="0"/>
-        <w:jc w:val="both"/>
+        <w:spacing w:after="120" w:before="0" w:line="480" w:lineRule="auto"/>
+        <w:jc w:val="right"/>
       </w:pPr>
       <w:r>
         <w:rPr>
-          <w:rFonts w:ascii="Arial" w:hAnsi="Arial" w:cs="Arial"/>
+          <w:rFonts w:ascii="Times New Roman" w:hAnsi="Times New Roman" w:cs="David"/>
           <w:b w:val="0"/>
           <w:i w:val="0"/>
           <w:sz w:val="21"/>
@@ -4860,7 +4880,7 @@
       </w:pPr>
       <w:r>
         <w:rPr>
-          <w:rFonts w:ascii="Arial" w:hAnsi="Arial" w:cs="Arial"/>
+          <w:rFonts w:ascii="Times New Roman" w:hAnsi="Times New Roman" w:cs="David"/>
           <w:b/>
           <w:i w:val="0"/>
           <w:color w:val="1F4E79"/>
@@ -4875,41 +4895,41 @@
     <w:p>
       <w:pPr>
         <w:bidi/>
-        <w:spacing w:after="60"/>
+        <w:spacing w:after="60" w:line="480" w:lineRule="auto"/>
         <w:ind w:right="255"/>
         <w:jc w:val="right"/>
       </w:pPr>
       <w:r>
         <w:rPr>
-          <w:rFonts w:ascii="Arial" w:hAnsi="Arial" w:cs="Arial"/>
+          <w:rFonts w:ascii="Times New Roman" w:hAnsi="Times New Roman" w:cs="David"/>
           <w:b w:val="0"/>
           <w:i w:val="0"/>
-          <w:sz w:val="22"/>
+          <w:sz w:val="24"/>
           <w:rtl/>
-          <w:szCs w:val="22"/>
+          <w:szCs w:val="24"/>
         </w:rPr>
         <w:t xml:space="preserve">• </w:t>
       </w:r>
       <w:r>
         <w:rPr>
-          <w:rFonts w:ascii="Arial" w:hAnsi="Arial" w:cs="Arial"/>
+          <w:rFonts w:ascii="Times New Roman" w:hAnsi="Times New Roman" w:cs="David"/>
           <w:b/>
           <w:i w:val="0"/>
-          <w:sz w:val="22"/>
+          <w:sz w:val="24"/>
           <w:rtl/>
-          <w:szCs w:val="22"/>
+          <w:szCs w:val="24"/>
           <w:bCs/>
         </w:rPr>
-        <w:t xml:space="preserve">מעקב שבועי מול הגאנט – </w:t>
+        <w:t xml:space="preserve">מעקב שבועי מול הגאנט: </w:t>
       </w:r>
       <w:r>
         <w:rPr>
-          <w:rFonts w:ascii="Arial" w:hAnsi="Arial" w:cs="Arial"/>
+          <w:rFonts w:ascii="Times New Roman" w:hAnsi="Times New Roman" w:cs="David"/>
           <w:b w:val="0"/>
           <w:i w:val="0"/>
-          <w:sz w:val="22"/>
+          <w:sz w:val="24"/>
           <w:rtl/>
-          <w:szCs w:val="22"/>
+          <w:szCs w:val="24"/>
         </w:rPr>
         <w:t>בסוף כל שבוע תיבדק ההתקדמות מול הגאנט; פער יתועד, ינומק ויעודכן בדוח ההתקדמות הקרוב.</w:t>
       </w:r>
@@ -4917,41 +4937,41 @@
     <w:p>
       <w:pPr>
         <w:bidi/>
-        <w:spacing w:after="60"/>
+        <w:spacing w:after="60" w:line="480" w:lineRule="auto"/>
         <w:ind w:right="255"/>
         <w:jc w:val="right"/>
       </w:pPr>
       <w:r>
         <w:rPr>
-          <w:rFonts w:ascii="Arial" w:hAnsi="Arial" w:cs="Arial"/>
+          <w:rFonts w:ascii="Times New Roman" w:hAnsi="Times New Roman" w:cs="David"/>
           <w:b w:val="0"/>
           <w:i w:val="0"/>
-          <w:sz w:val="22"/>
+          <w:sz w:val="24"/>
           <w:rtl/>
-          <w:szCs w:val="22"/>
+          <w:szCs w:val="24"/>
         </w:rPr>
         <w:t xml:space="preserve">• </w:t>
       </w:r>
       <w:r>
         <w:rPr>
-          <w:rFonts w:ascii="Arial" w:hAnsi="Arial" w:cs="Arial"/>
+          <w:rFonts w:ascii="Times New Roman" w:hAnsi="Times New Roman" w:cs="David"/>
           <w:b/>
           <w:i w:val="0"/>
-          <w:sz w:val="22"/>
+          <w:sz w:val="24"/>
           <w:rtl/>
-          <w:szCs w:val="22"/>
+          <w:szCs w:val="24"/>
           <w:bCs/>
         </w:rPr>
-        <w:t xml:space="preserve">פגישות הנחיה – </w:t>
+        <w:t xml:space="preserve">פגישות הנחיה: </w:t>
       </w:r>
       <w:r>
         <w:rPr>
-          <w:rFonts w:ascii="Arial" w:hAnsi="Arial" w:cs="Arial"/>
+          <w:rFonts w:ascii="Times New Roman" w:hAnsi="Times New Roman" w:cs="David"/>
           <w:b w:val="0"/>
           <w:i w:val="0"/>
-          <w:sz w:val="22"/>
+          <w:sz w:val="24"/>
           <w:rtl/>
-          <w:szCs w:val="22"/>
+          <w:szCs w:val="24"/>
         </w:rPr>
         <w:t>התייעצות שוטפת עם המנחה בשעות הקבלה ולפני כל הגשה, ויישום מלא של הערותיו.</w:t>
       </w:r>
@@ -4959,41 +4979,41 @@
     <w:p>
       <w:pPr>
         <w:bidi/>
-        <w:spacing w:after="60"/>
+        <w:spacing w:after="60" w:line="480" w:lineRule="auto"/>
         <w:ind w:right="255"/>
         <w:jc w:val="right"/>
       </w:pPr>
       <w:r>
         <w:rPr>
-          <w:rFonts w:ascii="Arial" w:hAnsi="Arial" w:cs="Arial"/>
+          <w:rFonts w:ascii="Times New Roman" w:hAnsi="Times New Roman" w:cs="David"/>
           <w:b w:val="0"/>
           <w:i w:val="0"/>
-          <w:sz w:val="22"/>
+          <w:sz w:val="24"/>
           <w:rtl/>
-          <w:szCs w:val="22"/>
+          <w:szCs w:val="24"/>
         </w:rPr>
         <w:t xml:space="preserve">• </w:t>
       </w:r>
       <w:r>
         <w:rPr>
-          <w:rFonts w:ascii="Arial" w:hAnsi="Arial" w:cs="Arial"/>
+          <w:rFonts w:ascii="Times New Roman" w:hAnsi="Times New Roman" w:cs="David"/>
           <w:b/>
           <w:i w:val="0"/>
-          <w:sz w:val="22"/>
+          <w:sz w:val="24"/>
           <w:rtl/>
-          <w:szCs w:val="22"/>
+          <w:szCs w:val="24"/>
           <w:bCs/>
         </w:rPr>
-        <w:t xml:space="preserve">אישור בעל החברה – </w:t>
+        <w:t xml:space="preserve">אישור בעל החברה: </w:t>
       </w:r>
       <w:r>
         <w:rPr>
-          <w:rFonts w:ascii="Arial" w:hAnsi="Arial" w:cs="Arial"/>
+          <w:rFonts w:ascii="Times New Roman" w:hAnsi="Times New Roman" w:cs="David"/>
           <w:b w:val="0"/>
           <w:i w:val="0"/>
-          <w:sz w:val="22"/>
+          <w:sz w:val="24"/>
           <w:rtl/>
-          <w:szCs w:val="22"/>
+          <w:szCs w:val="24"/>
         </w:rPr>
         <w:t>כל תוצר יוצג לבעל החברה לאישור לפני הכללתו בדוח, כדי להבטיח נאמנות למציאות הארגונית.</w:t>
       </w:r>
@@ -5001,43 +5021,48 @@
     <w:p>
       <w:pPr>
         <w:bidi/>
-        <w:spacing w:after="60"/>
+        <w:spacing w:after="60" w:line="480" w:lineRule="auto"/>
         <w:ind w:right="255"/>
         <w:jc w:val="right"/>
       </w:pPr>
       <w:r>
         <w:rPr>
-          <w:rFonts w:ascii="Arial" w:hAnsi="Arial" w:cs="Arial"/>
+          <w:rFonts w:ascii="Times New Roman" w:hAnsi="Times New Roman" w:cs="David"/>
           <w:b w:val="0"/>
           <w:i w:val="0"/>
-          <w:sz w:val="22"/>
+          <w:sz w:val="24"/>
           <w:rtl/>
-          <w:szCs w:val="22"/>
+          <w:szCs w:val="24"/>
         </w:rPr>
         <w:t xml:space="preserve">• </w:t>
       </w:r>
       <w:r>
         <w:rPr>
-          <w:rFonts w:ascii="Arial" w:hAnsi="Arial" w:cs="Arial"/>
+          <w:rFonts w:ascii="Times New Roman" w:hAnsi="Times New Roman" w:cs="David"/>
           <w:b/>
           <w:i w:val="0"/>
-          <w:sz w:val="22"/>
+          <w:sz w:val="24"/>
           <w:rtl/>
-          <w:szCs w:val="22"/>
+          <w:szCs w:val="24"/>
           <w:bCs/>
         </w:rPr>
-        <w:t xml:space="preserve">ניהול גרסאות – </w:t>
+        <w:t xml:space="preserve">ניהול גרסאות: </w:t>
       </w:r>
       <w:r>
         <w:rPr>
-          <w:rFonts w:ascii="Arial" w:hAnsi="Arial" w:cs="Arial"/>
+          <w:rFonts w:ascii="Times New Roman" w:hAnsi="Times New Roman" w:cs="David"/>
           <w:b w:val="0"/>
           <w:i w:val="0"/>
-          <w:sz w:val="22"/>
+          <w:sz w:val="24"/>
           <w:rtl/>
-          <w:szCs w:val="22"/>
+          <w:szCs w:val="24"/>
         </w:rPr>
         <w:t>שמירת גרסאות של כל המסמכים והתרשימים, כך שניתן לשחזר ולהשוות בין שלבים.</w:t>
+      </w:r>
+    </w:p>
+    <w:p>
+      <w:r>
+        <w:br w:type="page"/>
       </w:r>
     </w:p>
     <w:p>
@@ -5049,7 +5074,7 @@
       </w:pPr>
       <w:r>
         <w:rPr>
-          <w:rFonts w:ascii="Arial" w:hAnsi="Arial" w:cs="Arial"/>
+          <w:rFonts w:ascii="Times New Roman" w:hAnsi="Times New Roman" w:cs="David"/>
           <w:b/>
           <w:i w:val="0"/>
           <w:color w:val="1F4E79"/>
@@ -5070,7 +5095,7 @@
       </w:pPr>
       <w:r>
         <w:rPr>
-          <w:rFonts w:ascii="Arial" w:hAnsi="Arial" w:cs="Arial"/>
+          <w:rFonts w:ascii="Times New Roman" w:hAnsi="Times New Roman" w:cs="David"/>
           <w:b/>
           <w:i w:val="0"/>
           <w:color w:val="1F4E79"/>
@@ -5085,17 +5110,17 @@
     <w:p>
       <w:pPr>
         <w:bidi/>
-        <w:spacing w:after="120" w:before="0"/>
-        <w:jc w:val="both"/>
+        <w:spacing w:after="120" w:before="0" w:line="480" w:lineRule="auto"/>
+        <w:jc w:val="right"/>
       </w:pPr>
       <w:r>
         <w:rPr>
-          <w:rFonts w:ascii="Arial" w:hAnsi="Arial" w:cs="Arial"/>
+          <w:rFonts w:ascii="Times New Roman" w:hAnsi="Times New Roman" w:cs="David"/>
           <w:b w:val="0"/>
           <w:i w:val="0"/>
-          <w:sz w:val="22"/>
+          <w:sz w:val="24"/>
           <w:rtl/>
-          <w:szCs w:val="22"/>
+          <w:szCs w:val="24"/>
         </w:rPr>
         <w:t>מורכבות הפרויקט נובעת משילוב של מספר גורמים:</w:t>
       </w:r>
@@ -5103,41 +5128,41 @@
     <w:p>
       <w:pPr>
         <w:bidi/>
-        <w:spacing w:after="60"/>
+        <w:spacing w:after="60" w:line="480" w:lineRule="auto"/>
         <w:ind w:right="255"/>
         <w:jc w:val="right"/>
       </w:pPr>
       <w:r>
         <w:rPr>
-          <w:rFonts w:ascii="Arial" w:hAnsi="Arial" w:cs="Arial"/>
+          <w:rFonts w:ascii="Times New Roman" w:hAnsi="Times New Roman" w:cs="David"/>
           <w:b w:val="0"/>
           <w:i w:val="0"/>
-          <w:sz w:val="22"/>
+          <w:sz w:val="24"/>
           <w:rtl/>
-          <w:szCs w:val="22"/>
+          <w:szCs w:val="24"/>
         </w:rPr>
         <w:t xml:space="preserve">• </w:t>
       </w:r>
       <w:r>
         <w:rPr>
-          <w:rFonts w:ascii="Arial" w:hAnsi="Arial" w:cs="Arial"/>
+          <w:rFonts w:ascii="Times New Roman" w:hAnsi="Times New Roman" w:cs="David"/>
           <w:b/>
           <w:i w:val="0"/>
-          <w:sz w:val="22"/>
+          <w:sz w:val="24"/>
           <w:rtl/>
-          <w:szCs w:val="22"/>
+          <w:szCs w:val="24"/>
           <w:bCs/>
         </w:rPr>
-        <w:t xml:space="preserve">מורכבות נתונים – </w:t>
+        <w:t xml:space="preserve">מורכבות נתונים: </w:t>
       </w:r>
       <w:r>
         <w:rPr>
-          <w:rFonts w:ascii="Arial" w:hAnsi="Arial" w:cs="Arial"/>
+          <w:rFonts w:ascii="Times New Roman" w:hAnsi="Times New Roman" w:cs="David"/>
           <w:b w:val="0"/>
           <w:i w:val="0"/>
-          <w:sz w:val="22"/>
+          <w:sz w:val="24"/>
           <w:rtl/>
-          <w:szCs w:val="22"/>
+          <w:szCs w:val="24"/>
         </w:rPr>
         <w:t>המערכת מנהלת חמש ישויות מרכזיות הקשורות זו בזו (עובדים, אתרים/קבלנים, שיבוצים, חשבוניות, שכר) ונדרש עיצוב נתונים המקשר ביניהן ללא כפילויות.</w:t>
       </w:r>
@@ -5145,83 +5170,83 @@
     <w:p>
       <w:pPr>
         <w:bidi/>
-        <w:spacing w:after="60"/>
+        <w:spacing w:after="60" w:line="480" w:lineRule="auto"/>
         <w:ind w:right="255"/>
         <w:jc w:val="right"/>
       </w:pPr>
       <w:r>
         <w:rPr>
-          <w:rFonts w:ascii="Arial" w:hAnsi="Arial" w:cs="Arial"/>
+          <w:rFonts w:ascii="Times New Roman" w:hAnsi="Times New Roman" w:cs="David"/>
           <w:b w:val="0"/>
           <w:i w:val="0"/>
-          <w:sz w:val="22"/>
+          <w:sz w:val="24"/>
           <w:rtl/>
-          <w:szCs w:val="22"/>
+          <w:szCs w:val="24"/>
         </w:rPr>
         <w:t xml:space="preserve">• </w:t>
       </w:r>
       <w:r>
         <w:rPr>
-          <w:rFonts w:ascii="Arial" w:hAnsi="Arial" w:cs="Arial"/>
+          <w:rFonts w:ascii="Times New Roman" w:hAnsi="Times New Roman" w:cs="David"/>
           <w:b/>
           <w:i w:val="0"/>
-          <w:sz w:val="22"/>
+          <w:sz w:val="24"/>
           <w:rtl/>
-          <w:szCs w:val="22"/>
+          <w:szCs w:val="24"/>
           <w:bCs/>
         </w:rPr>
-        <w:t xml:space="preserve">מורכבות תהליכית – </w:t>
+        <w:t xml:space="preserve">מורכבות תהליכית: </w:t>
       </w:r>
       <w:r>
         <w:rPr>
-          <w:rFonts w:ascii="Arial" w:hAnsi="Arial" w:cs="Arial"/>
+          <w:rFonts w:ascii="Times New Roman" w:hAnsi="Times New Roman" w:cs="David"/>
           <w:b w:val="0"/>
           <w:i w:val="0"/>
-          <w:sz w:val="22"/>
+          <w:sz w:val="24"/>
           <w:rtl/>
-          <w:szCs w:val="22"/>
+          <w:szCs w:val="24"/>
         </w:rPr>
-        <w:t>התהליך הנתמך חוצה את כל הארגון – משירות הלקוחות דרך השמאות והתפעול ועד הנהלת החשבונות – ומחייב הבנה של כל תחנה בתהליך.</w:t>
+        <w:t>התהליך הנתמך חוצה את כל הארגון, משירות הלקוחות דרך השמאות והתפעול ועד הנהלת החשבונות, ומחייב הבנה של כל תחנה בתהליך.</w:t>
       </w:r>
     </w:p>
     <w:p>
       <w:pPr>
         <w:bidi/>
-        <w:spacing w:after="60"/>
+        <w:spacing w:after="60" w:line="480" w:lineRule="auto"/>
         <w:ind w:right="255"/>
         <w:jc w:val="right"/>
       </w:pPr>
       <w:r>
         <w:rPr>
-          <w:rFonts w:ascii="Arial" w:hAnsi="Arial" w:cs="Arial"/>
+          <w:rFonts w:ascii="Times New Roman" w:hAnsi="Times New Roman" w:cs="David"/>
           <w:b w:val="0"/>
           <w:i w:val="0"/>
-          <w:sz w:val="22"/>
+          <w:sz w:val="24"/>
           <w:rtl/>
-          <w:szCs w:val="22"/>
+          <w:szCs w:val="24"/>
         </w:rPr>
         <w:t xml:space="preserve">• </w:t>
       </w:r>
       <w:r>
         <w:rPr>
-          <w:rFonts w:ascii="Arial" w:hAnsi="Arial" w:cs="Arial"/>
+          <w:rFonts w:ascii="Times New Roman" w:hAnsi="Times New Roman" w:cs="David"/>
           <w:b/>
           <w:i w:val="0"/>
-          <w:sz w:val="22"/>
+          <w:sz w:val="24"/>
           <w:rtl/>
-          <w:szCs w:val="22"/>
+          <w:szCs w:val="24"/>
           <w:bCs/>
         </w:rPr>
-        <w:t xml:space="preserve">ריבוי גורמי חוץ – </w:t>
+        <w:t xml:space="preserve">ריבוי גורמי חוץ: </w:t>
       </w:r>
       <w:r>
         <w:rPr>
-          <w:rFonts w:ascii="Arial" w:hAnsi="Arial" w:cs="Arial"/>
+          <w:rFonts w:ascii="Times New Roman" w:hAnsi="Times New Roman" w:cs="David"/>
           <w:b w:val="0"/>
           <w:i w:val="0"/>
-          <w:sz w:val="22"/>
+          <w:sz w:val="24"/>
           <w:rtl/>
-          <w:szCs w:val="22"/>
+          <w:szCs w:val="24"/>
         </w:rPr>
         <w:t>המערכת מתממשקת לגורמים חיצוניים רבים: לקוחות, חברות ביטוח, ספקים, קבלני משנה וחברות עזרה.</w:t>
       </w:r>
@@ -5229,41 +5254,41 @@
     <w:p>
       <w:pPr>
         <w:bidi/>
-        <w:spacing w:after="60"/>
+        <w:spacing w:after="60" w:line="480" w:lineRule="auto"/>
         <w:ind w:right="255"/>
         <w:jc w:val="right"/>
       </w:pPr>
       <w:r>
         <w:rPr>
-          <w:rFonts w:ascii="Arial" w:hAnsi="Arial" w:cs="Arial"/>
+          <w:rFonts w:ascii="Times New Roman" w:hAnsi="Times New Roman" w:cs="David"/>
           <w:b w:val="0"/>
           <w:i w:val="0"/>
-          <w:sz w:val="22"/>
+          <w:sz w:val="24"/>
           <w:rtl/>
-          <w:szCs w:val="22"/>
+          <w:szCs w:val="24"/>
         </w:rPr>
         <w:t xml:space="preserve">• </w:t>
       </w:r>
       <w:r>
         <w:rPr>
-          <w:rFonts w:ascii="Arial" w:hAnsi="Arial" w:cs="Arial"/>
+          <w:rFonts w:ascii="Times New Roman" w:hAnsi="Times New Roman" w:cs="David"/>
           <w:b/>
           <w:i w:val="0"/>
-          <w:sz w:val="22"/>
+          <w:sz w:val="24"/>
           <w:rtl/>
-          <w:szCs w:val="22"/>
+          <w:szCs w:val="24"/>
           <w:bCs/>
         </w:rPr>
-        <w:t xml:space="preserve">עבודה בסביבת חירום – </w:t>
+        <w:t xml:space="preserve">עבודה בסביבת חירום: </w:t>
       </w:r>
       <w:r>
         <w:rPr>
-          <w:rFonts w:ascii="Arial" w:hAnsi="Arial" w:cs="Arial"/>
+          <w:rFonts w:ascii="Times New Roman" w:hAnsi="Times New Roman" w:cs="David"/>
           <w:b w:val="0"/>
           <w:i w:val="0"/>
-          <w:sz w:val="22"/>
+          <w:sz w:val="24"/>
           <w:rtl/>
-          <w:szCs w:val="22"/>
+          <w:szCs w:val="24"/>
         </w:rPr>
         <w:t>החברה מנהלת עבודות רבות במקביל תחת לחצי זמן של מקרי חירום, והמערכת חייבת לשקף מצב עדכני בזמן אמת.</w:t>
       </w:r>
@@ -5271,41 +5296,41 @@
     <w:p>
       <w:pPr>
         <w:bidi/>
-        <w:spacing w:after="60"/>
+        <w:spacing w:after="60" w:line="480" w:lineRule="auto"/>
         <w:ind w:right="255"/>
         <w:jc w:val="right"/>
       </w:pPr>
       <w:r>
         <w:rPr>
-          <w:rFonts w:ascii="Arial" w:hAnsi="Arial" w:cs="Arial"/>
+          <w:rFonts w:ascii="Times New Roman" w:hAnsi="Times New Roman" w:cs="David"/>
           <w:b w:val="0"/>
           <w:i w:val="0"/>
-          <w:sz w:val="22"/>
+          <w:sz w:val="24"/>
           <w:rtl/>
-          <w:szCs w:val="22"/>
+          <w:szCs w:val="24"/>
         </w:rPr>
         <w:t xml:space="preserve">• </w:t>
       </w:r>
       <w:r>
         <w:rPr>
-          <w:rFonts w:ascii="Arial" w:hAnsi="Arial" w:cs="Arial"/>
+          <w:rFonts w:ascii="Times New Roman" w:hAnsi="Times New Roman" w:cs="David"/>
           <w:b/>
           <w:i w:val="0"/>
-          <w:sz w:val="22"/>
+          <w:sz w:val="24"/>
           <w:rtl/>
-          <w:szCs w:val="22"/>
+          <w:szCs w:val="24"/>
           <w:bCs/>
         </w:rPr>
-        <w:t xml:space="preserve">ארגון אמיתי – </w:t>
+        <w:t xml:space="preserve">ארגון אמיתי: </w:t>
       </w:r>
       <w:r>
         <w:rPr>
-          <w:rFonts w:ascii="Arial" w:hAnsi="Arial" w:cs="Arial"/>
+          <w:rFonts w:ascii="Times New Roman" w:hAnsi="Times New Roman" w:cs="David"/>
           <w:b w:val="0"/>
           <w:i w:val="0"/>
-          <w:sz w:val="22"/>
+          <w:sz w:val="24"/>
           <w:rtl/>
-          <w:szCs w:val="22"/>
+          <w:szCs w:val="24"/>
         </w:rPr>
         <w:t>הפרויקט מבוצע בארגון אמיתי על נתונים אמיתיים, ומחייב איסוף דרישות שיטתי מבעלי תפקידים עסוקים.</w:t>
       </w:r>
@@ -5319,7 +5344,7 @@
       </w:pPr>
       <w:r>
         <w:rPr>
-          <w:rFonts w:ascii="Arial" w:hAnsi="Arial" w:cs="Arial"/>
+          <w:rFonts w:ascii="Times New Roman" w:hAnsi="Times New Roman" w:cs="David"/>
           <w:b/>
           <w:i w:val="0"/>
           <w:color w:val="1F4E79"/>
@@ -5359,7 +5384,7 @@
             </w:pPr>
             <w:r>
               <w:rPr>
-                <w:rFonts w:ascii="Arial" w:hAnsi="Arial" w:cs="Arial"/>
+                <w:rFonts w:ascii="Times New Roman" w:hAnsi="Times New Roman" w:cs="David"/>
                 <w:b/>
                 <w:i w:val="0"/>
                 <w:sz w:val="21"/>
@@ -5384,7 +5409,7 @@
             </w:pPr>
             <w:r>
               <w:rPr>
-                <w:rFonts w:ascii="Arial" w:hAnsi="Arial" w:cs="Arial"/>
+                <w:rFonts w:ascii="Times New Roman" w:hAnsi="Times New Roman" w:cs="David"/>
                 <w:b/>
                 <w:i w:val="0"/>
                 <w:sz w:val="21"/>
@@ -5409,7 +5434,7 @@
             </w:pPr>
             <w:r>
               <w:rPr>
-                <w:rFonts w:ascii="Arial" w:hAnsi="Arial" w:cs="Arial"/>
+                <w:rFonts w:ascii="Times New Roman" w:hAnsi="Times New Roman" w:cs="David"/>
                 <w:b/>
                 <w:i w:val="0"/>
                 <w:sz w:val="21"/>
@@ -5435,7 +5460,7 @@
             </w:pPr>
             <w:r>
               <w:rPr>
-                <w:rFonts w:ascii="Arial" w:hAnsi="Arial" w:cs="Arial"/>
+                <w:rFonts w:ascii="Times New Roman" w:hAnsi="Times New Roman" w:cs="David"/>
                 <w:b w:val="0"/>
                 <w:i w:val="0"/>
                 <w:sz w:val="20"/>
@@ -5458,7 +5483,7 @@
             </w:pPr>
             <w:r>
               <w:rPr>
-                <w:rFonts w:ascii="Arial" w:hAnsi="Arial" w:cs="Arial"/>
+                <w:rFonts w:ascii="Times New Roman" w:hAnsi="Times New Roman" w:cs="David"/>
                 <w:b w:val="0"/>
                 <w:i w:val="0"/>
                 <w:sz w:val="20"/>
@@ -5481,7 +5506,7 @@
             </w:pPr>
             <w:r>
               <w:rPr>
-                <w:rFonts w:ascii="Arial" w:hAnsi="Arial" w:cs="Arial"/>
+                <w:rFonts w:ascii="Times New Roman" w:hAnsi="Times New Roman" w:cs="David"/>
                 <w:b w:val="0"/>
                 <w:i w:val="0"/>
                 <w:sz w:val="20"/>
@@ -5506,7 +5531,7 @@
             </w:pPr>
             <w:r>
               <w:rPr>
-                <w:rFonts w:ascii="Arial" w:hAnsi="Arial" w:cs="Arial"/>
+                <w:rFonts w:ascii="Times New Roman" w:hAnsi="Times New Roman" w:cs="David"/>
                 <w:b w:val="0"/>
                 <w:i w:val="0"/>
                 <w:sz w:val="20"/>
@@ -5529,7 +5554,7 @@
             </w:pPr>
             <w:r>
               <w:rPr>
-                <w:rFonts w:ascii="Arial" w:hAnsi="Arial" w:cs="Arial"/>
+                <w:rFonts w:ascii="Times New Roman" w:hAnsi="Times New Roman" w:cs="David"/>
                 <w:b w:val="0"/>
                 <w:i w:val="0"/>
                 <w:sz w:val="20"/>
@@ -5552,7 +5577,7 @@
             </w:pPr>
             <w:r>
               <w:rPr>
-                <w:rFonts w:ascii="Arial" w:hAnsi="Arial" w:cs="Arial"/>
+                <w:rFonts w:ascii="Times New Roman" w:hAnsi="Times New Roman" w:cs="David"/>
                 <w:b w:val="0"/>
                 <w:i w:val="0"/>
                 <w:sz w:val="20"/>
@@ -5577,7 +5602,7 @@
             </w:pPr>
             <w:r>
               <w:rPr>
-                <w:rFonts w:ascii="Arial" w:hAnsi="Arial" w:cs="Arial"/>
+                <w:rFonts w:ascii="Times New Roman" w:hAnsi="Times New Roman" w:cs="David"/>
                 <w:b w:val="0"/>
                 <w:i w:val="0"/>
                 <w:sz w:val="20"/>
@@ -5600,7 +5625,7 @@
             </w:pPr>
             <w:r>
               <w:rPr>
-                <w:rFonts w:ascii="Arial" w:hAnsi="Arial" w:cs="Arial"/>
+                <w:rFonts w:ascii="Times New Roman" w:hAnsi="Times New Roman" w:cs="David"/>
                 <w:b w:val="0"/>
                 <w:i w:val="0"/>
                 <w:sz w:val="20"/>
@@ -5623,7 +5648,7 @@
             </w:pPr>
             <w:r>
               <w:rPr>
-                <w:rFonts w:ascii="Arial" w:hAnsi="Arial" w:cs="Arial"/>
+                <w:rFonts w:ascii="Times New Roman" w:hAnsi="Times New Roman" w:cs="David"/>
                 <w:b w:val="0"/>
                 <w:i w:val="0"/>
                 <w:sz w:val="20"/>
@@ -5648,7 +5673,7 @@
             </w:pPr>
             <w:r>
               <w:rPr>
-                <w:rFonts w:ascii="Arial" w:hAnsi="Arial" w:cs="Arial"/>
+                <w:rFonts w:ascii="Times New Roman" w:hAnsi="Times New Roman" w:cs="David"/>
                 <w:b w:val="0"/>
                 <w:i w:val="0"/>
                 <w:sz w:val="20"/>
@@ -5671,7 +5696,7 @@
             </w:pPr>
             <w:r>
               <w:rPr>
-                <w:rFonts w:ascii="Arial" w:hAnsi="Arial" w:cs="Arial"/>
+                <w:rFonts w:ascii="Times New Roman" w:hAnsi="Times New Roman" w:cs="David"/>
                 <w:b w:val="0"/>
                 <w:i w:val="0"/>
                 <w:sz w:val="20"/>
@@ -5694,7 +5719,7 @@
             </w:pPr>
             <w:r>
               <w:rPr>
-                <w:rFonts w:ascii="Arial" w:hAnsi="Arial" w:cs="Arial"/>
+                <w:rFonts w:ascii="Times New Roman" w:hAnsi="Times New Roman" w:cs="David"/>
                 <w:b w:val="0"/>
                 <w:i w:val="0"/>
                 <w:sz w:val="20"/>
@@ -5719,7 +5744,7 @@
             </w:pPr>
             <w:r>
               <w:rPr>
-                <w:rFonts w:ascii="Arial" w:hAnsi="Arial" w:cs="Arial"/>
+                <w:rFonts w:ascii="Times New Roman" w:hAnsi="Times New Roman" w:cs="David"/>
                 <w:b w:val="0"/>
                 <w:i w:val="0"/>
                 <w:sz w:val="20"/>
@@ -5742,7 +5767,7 @@
             </w:pPr>
             <w:r>
               <w:rPr>
-                <w:rFonts w:ascii="Arial" w:hAnsi="Arial" w:cs="Arial"/>
+                <w:rFonts w:ascii="Times New Roman" w:hAnsi="Times New Roman" w:cs="David"/>
                 <w:b w:val="0"/>
                 <w:i w:val="0"/>
                 <w:sz w:val="20"/>
@@ -5765,7 +5790,7 @@
             </w:pPr>
             <w:r>
               <w:rPr>
-                <w:rFonts w:ascii="Arial" w:hAnsi="Arial" w:cs="Arial"/>
+                <w:rFonts w:ascii="Times New Roman" w:hAnsi="Times New Roman" w:cs="David"/>
                 <w:b w:val="0"/>
                 <w:i w:val="0"/>
                 <w:sz w:val="20"/>
@@ -5779,6 +5804,11 @@
       </w:tr>
     </w:tbl>
     <w:p>
+      <w:r>
+        <w:br w:type="page"/>
+      </w:r>
+    </w:p>
+    <w:p>
       <w:pPr>
         <w:pStyle w:val="Heading1"/>
         <w:bidi/>
@@ -5787,7 +5817,7 @@
       </w:pPr>
       <w:r>
         <w:rPr>
-          <w:rFonts w:ascii="Arial" w:hAnsi="Arial" w:cs="Arial"/>
+          <w:rFonts w:ascii="Times New Roman" w:hAnsi="Times New Roman" w:cs="David"/>
           <w:b/>
           <w:i w:val="0"/>
           <w:color w:val="1F4E79"/>
@@ -5802,17 +5832,17 @@
     <w:p>
       <w:pPr>
         <w:bidi/>
-        <w:spacing w:after="120" w:before="0"/>
-        <w:jc w:val="both"/>
+        <w:spacing w:after="120" w:before="0" w:line="480" w:lineRule="auto"/>
+        <w:jc w:val="right"/>
       </w:pPr>
       <w:r>
         <w:rPr>
-          <w:rFonts w:ascii="Arial" w:hAnsi="Arial" w:cs="Arial"/>
+          <w:rFonts w:ascii="Times New Roman" w:hAnsi="Times New Roman" w:cs="David"/>
           <w:b w:val="0"/>
           <w:i w:val="0"/>
-          <w:sz w:val="22"/>
+          <w:sz w:val="24"/>
           <w:rtl/>
-          <w:szCs w:val="22"/>
+          <w:szCs w:val="24"/>
         </w:rPr>
         <w:t>התועלת נמדדת במדדים כמותיים שהוגדרו יחד עם בעל החברה, בהשוואה בין המצב הקיים למצב המתוכנן לאחר הטמעת המערכת:</w:t>
       </w:r>
@@ -5845,7 +5875,7 @@
             </w:pPr>
             <w:r>
               <w:rPr>
-                <w:rFonts w:ascii="Arial" w:hAnsi="Arial" w:cs="Arial"/>
+                <w:rFonts w:ascii="Times New Roman" w:hAnsi="Times New Roman" w:cs="David"/>
                 <w:b/>
                 <w:i w:val="0"/>
                 <w:sz w:val="21"/>
@@ -5870,7 +5900,7 @@
             </w:pPr>
             <w:r>
               <w:rPr>
-                <w:rFonts w:ascii="Arial" w:hAnsi="Arial" w:cs="Arial"/>
+                <w:rFonts w:ascii="Times New Roman" w:hAnsi="Times New Roman" w:cs="David"/>
                 <w:b/>
                 <w:i w:val="0"/>
                 <w:sz w:val="21"/>
@@ -5895,7 +5925,7 @@
             </w:pPr>
             <w:r>
               <w:rPr>
-                <w:rFonts w:ascii="Arial" w:hAnsi="Arial" w:cs="Arial"/>
+                <w:rFonts w:ascii="Times New Roman" w:hAnsi="Times New Roman" w:cs="David"/>
                 <w:b/>
                 <w:i w:val="0"/>
                 <w:sz w:val="21"/>
@@ -5921,7 +5951,7 @@
             </w:pPr>
             <w:r>
               <w:rPr>
-                <w:rFonts w:ascii="Arial" w:hAnsi="Arial" w:cs="Arial"/>
+                <w:rFonts w:ascii="Times New Roman" w:hAnsi="Times New Roman" w:cs="David"/>
                 <w:b w:val="0"/>
                 <w:i w:val="0"/>
                 <w:sz w:val="21"/>
@@ -5944,7 +5974,7 @@
             </w:pPr>
             <w:r>
               <w:rPr>
-                <w:rFonts w:ascii="Arial" w:hAnsi="Arial" w:cs="Arial"/>
+                <w:rFonts w:ascii="Times New Roman" w:hAnsi="Times New Roman" w:cs="David"/>
                 <w:b w:val="0"/>
                 <w:i w:val="0"/>
                 <w:sz w:val="21"/>
@@ -5967,7 +5997,7 @@
             </w:pPr>
             <w:r>
               <w:rPr>
-                <w:rFonts w:ascii="Arial" w:hAnsi="Arial" w:cs="Arial"/>
+                <w:rFonts w:ascii="Times New Roman" w:hAnsi="Times New Roman" w:cs="David"/>
                 <w:b w:val="0"/>
                 <w:i w:val="0"/>
                 <w:sz w:val="21"/>
@@ -5992,7 +6022,7 @@
             </w:pPr>
             <w:r>
               <w:rPr>
-                <w:rFonts w:ascii="Arial" w:hAnsi="Arial" w:cs="Arial"/>
+                <w:rFonts w:ascii="Times New Roman" w:hAnsi="Times New Roman" w:cs="David"/>
                 <w:b w:val="0"/>
                 <w:i w:val="0"/>
                 <w:sz w:val="21"/>
@@ -6015,14 +6045,14 @@
             </w:pPr>
             <w:r>
               <w:rPr>
-                <w:rFonts w:ascii="Arial" w:hAnsi="Arial" w:cs="Arial"/>
+                <w:rFonts w:ascii="Times New Roman" w:hAnsi="Times New Roman" w:cs="David"/>
                 <w:b w:val="0"/>
                 <w:i w:val="0"/>
                 <w:sz w:val="21"/>
                 <w:rtl/>
                 <w:szCs w:val="21"/>
               </w:rPr>
-              <w:t>2–3 ימי עבודה</w:t>
+              <w:t>2-3 ימי עבודה</w:t>
             </w:r>
           </w:p>
         </w:tc>
@@ -6038,7 +6068,7 @@
             </w:pPr>
             <w:r>
               <w:rPr>
-                <w:rFonts w:ascii="Arial" w:hAnsi="Arial" w:cs="Arial"/>
+                <w:rFonts w:ascii="Times New Roman" w:hAnsi="Times New Roman" w:cs="David"/>
                 <w:b w:val="0"/>
                 <w:i w:val="0"/>
                 <w:sz w:val="21"/>
@@ -6063,7 +6093,7 @@
             </w:pPr>
             <w:r>
               <w:rPr>
-                <w:rFonts w:ascii="Arial" w:hAnsi="Arial" w:cs="Arial"/>
+                <w:rFonts w:ascii="Times New Roman" w:hAnsi="Times New Roman" w:cs="David"/>
                 <w:b w:val="0"/>
                 <w:i w:val="0"/>
                 <w:sz w:val="21"/>
@@ -6086,7 +6116,7 @@
             </w:pPr>
             <w:r>
               <w:rPr>
-                <w:rFonts w:ascii="Arial" w:hAnsi="Arial" w:cs="Arial"/>
+                <w:rFonts w:ascii="Times New Roman" w:hAnsi="Times New Roman" w:cs="David"/>
                 <w:b w:val="0"/>
                 <w:i w:val="0"/>
                 <w:sz w:val="21"/>
@@ -6109,7 +6139,7 @@
             </w:pPr>
             <w:r>
               <w:rPr>
-                <w:rFonts w:ascii="Arial" w:hAnsi="Arial" w:cs="Arial"/>
+                <w:rFonts w:ascii="Times New Roman" w:hAnsi="Times New Roman" w:cs="David"/>
                 <w:b w:val="0"/>
                 <w:i w:val="0"/>
                 <w:sz w:val="21"/>
@@ -6134,7 +6164,7 @@
             </w:pPr>
             <w:r>
               <w:rPr>
-                <w:rFonts w:ascii="Arial" w:hAnsi="Arial" w:cs="Arial"/>
+                <w:rFonts w:ascii="Times New Roman" w:hAnsi="Times New Roman" w:cs="David"/>
                 <w:b w:val="0"/>
                 <w:i w:val="0"/>
                 <w:sz w:val="21"/>
@@ -6157,7 +6187,7 @@
             </w:pPr>
             <w:r>
               <w:rPr>
-                <w:rFonts w:ascii="Arial" w:hAnsi="Arial" w:cs="Arial"/>
+                <w:rFonts w:ascii="Times New Roman" w:hAnsi="Times New Roman" w:cs="David"/>
                 <w:b w:val="0"/>
                 <w:i w:val="0"/>
                 <w:sz w:val="21"/>
@@ -6180,7 +6210,7 @@
             </w:pPr>
             <w:r>
               <w:rPr>
-                <w:rFonts w:ascii="Arial" w:hAnsi="Arial" w:cs="Arial"/>
+                <w:rFonts w:ascii="Times New Roman" w:hAnsi="Times New Roman" w:cs="David"/>
                 <w:b w:val="0"/>
                 <w:i w:val="0"/>
                 <w:sz w:val="21"/>
@@ -6205,7 +6235,7 @@
             </w:pPr>
             <w:r>
               <w:rPr>
-                <w:rFonts w:ascii="Arial" w:hAnsi="Arial" w:cs="Arial"/>
+                <w:rFonts w:ascii="Times New Roman" w:hAnsi="Times New Roman" w:cs="David"/>
                 <w:b w:val="0"/>
                 <w:i w:val="0"/>
                 <w:sz w:val="21"/>
@@ -6228,7 +6258,7 @@
             </w:pPr>
             <w:r>
               <w:rPr>
-                <w:rFonts w:ascii="Arial" w:hAnsi="Arial" w:cs="Arial"/>
+                <w:rFonts w:ascii="Times New Roman" w:hAnsi="Times New Roman" w:cs="David"/>
                 <w:b w:val="0"/>
                 <w:i w:val="0"/>
                 <w:sz w:val="21"/>
@@ -6251,7 +6281,7 @@
             </w:pPr>
             <w:r>
               <w:rPr>
-                <w:rFonts w:ascii="Arial" w:hAnsi="Arial" w:cs="Arial"/>
+                <w:rFonts w:ascii="Times New Roman" w:hAnsi="Times New Roman" w:cs="David"/>
                 <w:b w:val="0"/>
                 <w:i w:val="0"/>
                 <w:sz w:val="21"/>
@@ -6276,7 +6306,7 @@
             </w:pPr>
             <w:r>
               <w:rPr>
-                <w:rFonts w:ascii="Arial" w:hAnsi="Arial" w:cs="Arial"/>
+                <w:rFonts w:ascii="Times New Roman" w:hAnsi="Times New Roman" w:cs="David"/>
                 <w:b w:val="0"/>
                 <w:i w:val="0"/>
                 <w:sz w:val="21"/>
@@ -6299,7 +6329,7 @@
             </w:pPr>
             <w:r>
               <w:rPr>
-                <w:rFonts w:ascii="Arial" w:hAnsi="Arial" w:cs="Arial"/>
+                <w:rFonts w:ascii="Times New Roman" w:hAnsi="Times New Roman" w:cs="David"/>
                 <w:b w:val="0"/>
                 <w:i w:val="0"/>
                 <w:sz w:val="21"/>
@@ -6322,7 +6352,7 @@
             </w:pPr>
             <w:r>
               <w:rPr>
-                <w:rFonts w:ascii="Arial" w:hAnsi="Arial" w:cs="Arial"/>
+                <w:rFonts w:ascii="Times New Roman" w:hAnsi="Times New Roman" w:cs="David"/>
                 <w:b w:val="0"/>
                 <w:i w:val="0"/>
                 <w:sz w:val="21"/>
@@ -6338,19 +6368,24 @@
     <w:p>
       <w:pPr>
         <w:bidi/>
-        <w:spacing w:after="120" w:before="0"/>
-        <w:jc w:val="both"/>
+        <w:spacing w:after="120" w:before="0" w:line="480" w:lineRule="auto"/>
+        <w:jc w:val="right"/>
       </w:pPr>
       <w:r>
         <w:rPr>
-          <w:rFonts w:ascii="Arial" w:hAnsi="Arial" w:cs="Arial"/>
+          <w:rFonts w:ascii="Times New Roman" w:hAnsi="Times New Roman" w:cs="David"/>
           <w:b w:val="0"/>
           <w:i w:val="0"/>
-          <w:sz w:val="22"/>
+          <w:sz w:val="24"/>
           <w:rtl/>
-          <w:szCs w:val="22"/>
+          <w:szCs w:val="24"/>
         </w:rPr>
         <w:t>שיפור המדדים צפוי לתרום גם להגדלת הרווחיות: פחות שעות ניהול ידני, פחות טעויות חיוב, גבייה מהירה יותר ויכולת לטפל ביותר עבודות במקביל.</w:t>
+      </w:r>
+    </w:p>
+    <w:p>
+      <w:r>
+        <w:br w:type="page"/>
       </w:r>
     </w:p>
     <w:p>
@@ -6362,7 +6397,7 @@
       </w:pPr>
       <w:r>
         <w:rPr>
-          <w:rFonts w:ascii="Arial" w:hAnsi="Arial" w:cs="Arial"/>
+          <w:rFonts w:ascii="Times New Roman" w:hAnsi="Times New Roman" w:cs="David"/>
           <w:b/>
           <w:i w:val="0"/>
           <w:color w:val="1F4E79"/>
@@ -6383,7 +6418,7 @@
       </w:pPr>
       <w:r>
         <w:rPr>
-          <w:rFonts w:ascii="Arial" w:hAnsi="Arial" w:cs="Arial"/>
+          <w:rFonts w:ascii="Times New Roman" w:hAnsi="Times New Roman" w:cs="David"/>
           <w:b/>
           <w:i w:val="0"/>
           <w:color w:val="1F4E79"/>
@@ -6398,19 +6433,19 @@
     <w:p>
       <w:pPr>
         <w:bidi/>
-        <w:spacing w:after="120" w:before="0"/>
-        <w:jc w:val="both"/>
+        <w:spacing w:after="120" w:before="0" w:line="480" w:lineRule="auto"/>
+        <w:jc w:val="right"/>
       </w:pPr>
       <w:r>
         <w:rPr>
-          <w:rFonts w:ascii="Arial" w:hAnsi="Arial" w:cs="Arial"/>
+          <w:rFonts w:ascii="Times New Roman" w:hAnsi="Times New Roman" w:cs="David"/>
           <w:b w:val="0"/>
           <w:i w:val="0"/>
-          <w:sz w:val="22"/>
+          <w:sz w:val="24"/>
           <w:rtl/>
-          <w:szCs w:val="22"/>
+          <w:szCs w:val="24"/>
         </w:rPr>
-        <w:t>תוכנית העבודה נפרסת על פני כל תקופת הפרויקט – מסוף מרץ ועד 31.8.2026 – ומעוגנת באבני הדרך הרשמיות של הקורס: הגשת ההצעה (28.4), דוח התקדמות 1 (31.5), דוח התקדמות 2 (30.6), העלאת המצגת (31.7), הצגת הפרויקט (כ-15.8) והגשת תיק הפרויקט (31.8). כל פעילות הוגדרה עם תאריכי התחלה וסיום ועם תלות בפעילות הקודמת לה, כמפורט בטבלה שלהלן ובתרשים הגאנט בסעיף 8.3.</w:t>
+        <w:t>תוכנית העבודה נפרסת על פני כל תקופת הפרויקט, מסוף מרץ ועד 31.8.2026, ומעוגנת באבני הדרך הרשמיות של הקורס: הגשת ההצעה (28.4), דוח התקדמות 1 (31.5), דוח התקדמות 2 (30.6), העלאת המצגת (31.7), הצגת הפרויקט (כ-15.8) והגשת תיק הפרויקט (31.8). כל פעילות הוגדרה עם תאריכי התחלה וסיום ועם תלות בפעילות הקודמת לה, כמפורט בטבלה שלהלן ובתרשים הגאנט בסעיף 8.3.</w:t>
       </w:r>
     </w:p>
     <w:p>
@@ -6422,7 +6457,7 @@
       </w:pPr>
       <w:r>
         <w:rPr>
-          <w:rFonts w:ascii="Arial" w:hAnsi="Arial" w:cs="Arial"/>
+          <w:rFonts w:ascii="Times New Roman" w:hAnsi="Times New Roman" w:cs="David"/>
           <w:b/>
           <w:i w:val="0"/>
           <w:color w:val="1F4E79"/>
@@ -6468,7 +6503,7 @@
             </w:pPr>
             <w:r>
               <w:rPr>
-                <w:rFonts w:ascii="Arial" w:hAnsi="Arial" w:cs="Arial"/>
+                <w:rFonts w:ascii="Times New Roman" w:hAnsi="Times New Roman" w:cs="David"/>
                 <w:b/>
                 <w:i w:val="0"/>
                 <w:sz w:val="21"/>
@@ -6493,7 +6528,7 @@
             </w:pPr>
             <w:r>
               <w:rPr>
-                <w:rFonts w:ascii="Arial" w:hAnsi="Arial" w:cs="Arial"/>
+                <w:rFonts w:ascii="Times New Roman" w:hAnsi="Times New Roman" w:cs="David"/>
                 <w:b/>
                 <w:i w:val="0"/>
                 <w:sz w:val="21"/>
@@ -6518,7 +6553,7 @@
             </w:pPr>
             <w:r>
               <w:rPr>
-                <w:rFonts w:ascii="Arial" w:hAnsi="Arial" w:cs="Arial"/>
+                <w:rFonts w:ascii="Times New Roman" w:hAnsi="Times New Roman" w:cs="David"/>
                 <w:b/>
                 <w:i w:val="0"/>
                 <w:sz w:val="21"/>
@@ -6543,7 +6578,7 @@
             </w:pPr>
             <w:r>
               <w:rPr>
-                <w:rFonts w:ascii="Arial" w:hAnsi="Arial" w:cs="Arial"/>
+                <w:rFonts w:ascii="Times New Roman" w:hAnsi="Times New Roman" w:cs="David"/>
                 <w:b/>
                 <w:i w:val="0"/>
                 <w:sz w:val="21"/>
@@ -6568,7 +6603,7 @@
             </w:pPr>
             <w:r>
               <w:rPr>
-                <w:rFonts w:ascii="Arial" w:hAnsi="Arial" w:cs="Arial"/>
+                <w:rFonts w:ascii="Times New Roman" w:hAnsi="Times New Roman" w:cs="David"/>
                 <w:b/>
                 <w:i w:val="0"/>
                 <w:sz w:val="21"/>
@@ -6593,7 +6628,7 @@
             </w:pPr>
             <w:r>
               <w:rPr>
-                <w:rFonts w:ascii="Arial" w:hAnsi="Arial" w:cs="Arial"/>
+                <w:rFonts w:ascii="Times New Roman" w:hAnsi="Times New Roman" w:cs="David"/>
                 <w:b/>
                 <w:i w:val="0"/>
                 <w:sz w:val="21"/>
@@ -6619,7 +6654,7 @@
             </w:pPr>
             <w:r>
               <w:rPr>
-                <w:rFonts w:ascii="Arial" w:hAnsi="Arial" w:cs="Arial"/>
+                <w:rFonts w:ascii="Times New Roman" w:hAnsi="Times New Roman" w:cs="David"/>
                 <w:b w:val="0"/>
                 <w:i w:val="0"/>
                 <w:sz w:val="19"/>
@@ -6642,7 +6677,7 @@
             </w:pPr>
             <w:r>
               <w:rPr>
-                <w:rFonts w:ascii="Arial" w:hAnsi="Arial" w:cs="Arial"/>
+                <w:rFonts w:ascii="Times New Roman" w:hAnsi="Times New Roman" w:cs="David"/>
                 <w:b w:val="0"/>
                 <w:i w:val="0"/>
                 <w:sz w:val="19"/>
@@ -6665,7 +6700,7 @@
             </w:pPr>
             <w:r>
               <w:rPr>
-                <w:rFonts w:ascii="Arial" w:hAnsi="Arial" w:cs="Arial"/>
+                <w:rFonts w:ascii="Times New Roman" w:hAnsi="Times New Roman" w:cs="David"/>
                 <w:b w:val="0"/>
                 <w:i w:val="0"/>
                 <w:sz w:val="19"/>
@@ -6688,7 +6723,7 @@
             </w:pPr>
             <w:r>
               <w:rPr>
-                <w:rFonts w:ascii="Arial" w:hAnsi="Arial" w:cs="Arial"/>
+                <w:rFonts w:ascii="Times New Roman" w:hAnsi="Times New Roman" w:cs="David"/>
                 <w:b w:val="0"/>
                 <w:i w:val="0"/>
                 <w:sz w:val="19"/>
@@ -6711,14 +6746,14 @@
             </w:pPr>
             <w:r>
               <w:rPr>
-                <w:rFonts w:ascii="Arial" w:hAnsi="Arial" w:cs="Arial"/>
+                <w:rFonts w:ascii="Times New Roman" w:hAnsi="Times New Roman" w:cs="David"/>
                 <w:b w:val="0"/>
                 <w:i w:val="0"/>
                 <w:sz w:val="19"/>
                 <w:rtl/>
                 <w:szCs w:val="19"/>
               </w:rPr>
-              <w:t>—</w:t>
+              <w:t>אין</w:t>
             </w:r>
           </w:p>
         </w:tc>
@@ -6734,7 +6769,7 @@
             </w:pPr>
             <w:r>
               <w:rPr>
-                <w:rFonts w:ascii="Arial" w:hAnsi="Arial" w:cs="Arial"/>
+                <w:rFonts w:ascii="Times New Roman" w:hAnsi="Times New Roman" w:cs="David"/>
                 <w:b w:val="0"/>
                 <w:i w:val="0"/>
                 <w:sz w:val="19"/>
@@ -6759,7 +6794,7 @@
             </w:pPr>
             <w:r>
               <w:rPr>
-                <w:rFonts w:ascii="Arial" w:hAnsi="Arial" w:cs="Arial"/>
+                <w:rFonts w:ascii="Times New Roman" w:hAnsi="Times New Roman" w:cs="David"/>
                 <w:b w:val="0"/>
                 <w:i w:val="0"/>
                 <w:sz w:val="19"/>
@@ -6782,7 +6817,7 @@
             </w:pPr>
             <w:r>
               <w:rPr>
-                <w:rFonts w:ascii="Arial" w:hAnsi="Arial" w:cs="Arial"/>
+                <w:rFonts w:ascii="Times New Roman" w:hAnsi="Times New Roman" w:cs="David"/>
                 <w:b w:val="0"/>
                 <w:i w:val="0"/>
                 <w:sz w:val="19"/>
@@ -6805,7 +6840,7 @@
             </w:pPr>
             <w:r>
               <w:rPr>
-                <w:rFonts w:ascii="Arial" w:hAnsi="Arial" w:cs="Arial"/>
+                <w:rFonts w:ascii="Times New Roman" w:hAnsi="Times New Roman" w:cs="David"/>
                 <w:b w:val="0"/>
                 <w:i w:val="0"/>
                 <w:sz w:val="19"/>
@@ -6828,7 +6863,7 @@
             </w:pPr>
             <w:r>
               <w:rPr>
-                <w:rFonts w:ascii="Arial" w:hAnsi="Arial" w:cs="Arial"/>
+                <w:rFonts w:ascii="Times New Roman" w:hAnsi="Times New Roman" w:cs="David"/>
                 <w:b w:val="0"/>
                 <w:i w:val="0"/>
                 <w:sz w:val="19"/>
@@ -6851,7 +6886,7 @@
             </w:pPr>
             <w:r>
               <w:rPr>
-                <w:rFonts w:ascii="Arial" w:hAnsi="Arial" w:cs="Arial"/>
+                <w:rFonts w:ascii="Times New Roman" w:hAnsi="Times New Roman" w:cs="David"/>
                 <w:b w:val="0"/>
                 <w:i w:val="0"/>
                 <w:sz w:val="19"/>
@@ -6874,7 +6909,7 @@
             </w:pPr>
             <w:r>
               <w:rPr>
-                <w:rFonts w:ascii="Arial" w:hAnsi="Arial" w:cs="Arial"/>
+                <w:rFonts w:ascii="Times New Roman" w:hAnsi="Times New Roman" w:cs="David"/>
                 <w:b w:val="0"/>
                 <w:i w:val="0"/>
                 <w:sz w:val="19"/>
@@ -6899,7 +6934,7 @@
             </w:pPr>
             <w:r>
               <w:rPr>
-                <w:rFonts w:ascii="Arial" w:hAnsi="Arial" w:cs="Arial"/>
+                <w:rFonts w:ascii="Times New Roman" w:hAnsi="Times New Roman" w:cs="David"/>
                 <w:b w:val="0"/>
                 <w:i w:val="0"/>
                 <w:sz w:val="19"/>
@@ -6922,7 +6957,7 @@
             </w:pPr>
             <w:r>
               <w:rPr>
-                <w:rFonts w:ascii="Arial" w:hAnsi="Arial" w:cs="Arial"/>
+                <w:rFonts w:ascii="Times New Roman" w:hAnsi="Times New Roman" w:cs="David"/>
                 <w:b w:val="0"/>
                 <w:i w:val="0"/>
                 <w:sz w:val="19"/>
@@ -6945,7 +6980,7 @@
             </w:pPr>
             <w:r>
               <w:rPr>
-                <w:rFonts w:ascii="Arial" w:hAnsi="Arial" w:cs="Arial"/>
+                <w:rFonts w:ascii="Times New Roman" w:hAnsi="Times New Roman" w:cs="David"/>
                 <w:b w:val="0"/>
                 <w:i w:val="0"/>
                 <w:sz w:val="19"/>
@@ -6968,7 +7003,7 @@
             </w:pPr>
             <w:r>
               <w:rPr>
-                <w:rFonts w:ascii="Arial" w:hAnsi="Arial" w:cs="Arial"/>
+                <w:rFonts w:ascii="Times New Roman" w:hAnsi="Times New Roman" w:cs="David"/>
                 <w:b w:val="0"/>
                 <w:i w:val="0"/>
                 <w:sz w:val="19"/>
@@ -6991,7 +7026,7 @@
             </w:pPr>
             <w:r>
               <w:rPr>
-                <w:rFonts w:ascii="Arial" w:hAnsi="Arial" w:cs="Arial"/>
+                <w:rFonts w:ascii="Times New Roman" w:hAnsi="Times New Roman" w:cs="David"/>
                 <w:b w:val="0"/>
                 <w:i w:val="0"/>
                 <w:sz w:val="19"/>
@@ -7014,7 +7049,7 @@
             </w:pPr>
             <w:r>
               <w:rPr>
-                <w:rFonts w:ascii="Arial" w:hAnsi="Arial" w:cs="Arial"/>
+                <w:rFonts w:ascii="Times New Roman" w:hAnsi="Times New Roman" w:cs="David"/>
                 <w:b w:val="0"/>
                 <w:i w:val="0"/>
                 <w:sz w:val="19"/>
@@ -7039,7 +7074,7 @@
             </w:pPr>
             <w:r>
               <w:rPr>
-                <w:rFonts w:ascii="Arial" w:hAnsi="Arial" w:cs="Arial"/>
+                <w:rFonts w:ascii="Times New Roman" w:hAnsi="Times New Roman" w:cs="David"/>
                 <w:b w:val="0"/>
                 <w:i w:val="0"/>
                 <w:sz w:val="19"/>
@@ -7062,7 +7097,7 @@
             </w:pPr>
             <w:r>
               <w:rPr>
-                <w:rFonts w:ascii="Arial" w:hAnsi="Arial" w:cs="Arial"/>
+                <w:rFonts w:ascii="Times New Roman" w:hAnsi="Times New Roman" w:cs="David"/>
                 <w:b w:val="0"/>
                 <w:i w:val="0"/>
                 <w:sz w:val="19"/>
@@ -7085,7 +7120,7 @@
             </w:pPr>
             <w:r>
               <w:rPr>
-                <w:rFonts w:ascii="Arial" w:hAnsi="Arial" w:cs="Arial"/>
+                <w:rFonts w:ascii="Times New Roman" w:hAnsi="Times New Roman" w:cs="David"/>
                 <w:b w:val="0"/>
                 <w:i w:val="0"/>
                 <w:sz w:val="19"/>
@@ -7108,7 +7143,7 @@
             </w:pPr>
             <w:r>
               <w:rPr>
-                <w:rFonts w:ascii="Arial" w:hAnsi="Arial" w:cs="Arial"/>
+                <w:rFonts w:ascii="Times New Roman" w:hAnsi="Times New Roman" w:cs="David"/>
                 <w:b w:val="0"/>
                 <w:i w:val="0"/>
                 <w:sz w:val="19"/>
@@ -7131,7 +7166,7 @@
             </w:pPr>
             <w:r>
               <w:rPr>
-                <w:rFonts w:ascii="Arial" w:hAnsi="Arial" w:cs="Arial"/>
+                <w:rFonts w:ascii="Times New Roman" w:hAnsi="Times New Roman" w:cs="David"/>
                 <w:b w:val="0"/>
                 <w:i w:val="0"/>
                 <w:sz w:val="19"/>
@@ -7154,14 +7189,14 @@
             </w:pPr>
             <w:r>
               <w:rPr>
-                <w:rFonts w:ascii="Arial" w:hAnsi="Arial" w:cs="Arial"/>
+                <w:rFonts w:ascii="Times New Roman" w:hAnsi="Times New Roman" w:cs="David"/>
                 <w:b w:val="0"/>
                 <w:i w:val="0"/>
                 <w:sz w:val="19"/>
                 <w:rtl/>
                 <w:szCs w:val="19"/>
               </w:rPr>
-              <w:t>פרקים 1–3 בהצעה</w:t>
+              <w:t>פרקים 1-3 בהצעה</w:t>
             </w:r>
           </w:p>
         </w:tc>
@@ -7179,7 +7214,7 @@
             </w:pPr>
             <w:r>
               <w:rPr>
-                <w:rFonts w:ascii="Arial" w:hAnsi="Arial" w:cs="Arial"/>
+                <w:rFonts w:ascii="Times New Roman" w:hAnsi="Times New Roman" w:cs="David"/>
                 <w:b w:val="0"/>
                 <w:i w:val="0"/>
                 <w:sz w:val="19"/>
@@ -7202,7 +7237,7 @@
             </w:pPr>
             <w:r>
               <w:rPr>
-                <w:rFonts w:ascii="Arial" w:hAnsi="Arial" w:cs="Arial"/>
+                <w:rFonts w:ascii="Times New Roman" w:hAnsi="Times New Roman" w:cs="David"/>
                 <w:b w:val="0"/>
                 <w:i w:val="0"/>
                 <w:sz w:val="19"/>
@@ -7225,7 +7260,7 @@
             </w:pPr>
             <w:r>
               <w:rPr>
-                <w:rFonts w:ascii="Arial" w:hAnsi="Arial" w:cs="Arial"/>
+                <w:rFonts w:ascii="Times New Roman" w:hAnsi="Times New Roman" w:cs="David"/>
                 <w:b w:val="0"/>
                 <w:i w:val="0"/>
                 <w:sz w:val="19"/>
@@ -7248,7 +7283,7 @@
             </w:pPr>
             <w:r>
               <w:rPr>
-                <w:rFonts w:ascii="Arial" w:hAnsi="Arial" w:cs="Arial"/>
+                <w:rFonts w:ascii="Times New Roman" w:hAnsi="Times New Roman" w:cs="David"/>
                 <w:b w:val="0"/>
                 <w:i w:val="0"/>
                 <w:sz w:val="19"/>
@@ -7271,7 +7306,7 @@
             </w:pPr>
             <w:r>
               <w:rPr>
-                <w:rFonts w:ascii="Arial" w:hAnsi="Arial" w:cs="Arial"/>
+                <w:rFonts w:ascii="Times New Roman" w:hAnsi="Times New Roman" w:cs="David"/>
                 <w:b w:val="0"/>
                 <w:i w:val="0"/>
                 <w:sz w:val="19"/>
@@ -7294,7 +7329,7 @@
             </w:pPr>
             <w:r>
               <w:rPr>
-                <w:rFonts w:ascii="Arial" w:hAnsi="Arial" w:cs="Arial"/>
+                <w:rFonts w:ascii="Times New Roman" w:hAnsi="Times New Roman" w:cs="David"/>
                 <w:b w:val="0"/>
                 <w:i w:val="0"/>
                 <w:sz w:val="19"/>
@@ -7319,7 +7354,7 @@
             </w:pPr>
             <w:r>
               <w:rPr>
-                <w:rFonts w:ascii="Arial" w:hAnsi="Arial" w:cs="Arial"/>
+                <w:rFonts w:ascii="Times New Roman" w:hAnsi="Times New Roman" w:cs="David"/>
                 <w:b w:val="0"/>
                 <w:i w:val="0"/>
                 <w:sz w:val="19"/>
@@ -7342,7 +7377,7 @@
             </w:pPr>
             <w:r>
               <w:rPr>
-                <w:rFonts w:ascii="Arial" w:hAnsi="Arial" w:cs="Arial"/>
+                <w:rFonts w:ascii="Times New Roman" w:hAnsi="Times New Roman" w:cs="David"/>
                 <w:b w:val="0"/>
                 <w:i w:val="0"/>
                 <w:sz w:val="19"/>
@@ -7365,7 +7400,7 @@
             </w:pPr>
             <w:r>
               <w:rPr>
-                <w:rFonts w:ascii="Arial" w:hAnsi="Arial" w:cs="Arial"/>
+                <w:rFonts w:ascii="Times New Roman" w:hAnsi="Times New Roman" w:cs="David"/>
                 <w:b w:val="0"/>
                 <w:i w:val="0"/>
                 <w:sz w:val="19"/>
@@ -7388,7 +7423,7 @@
             </w:pPr>
             <w:r>
               <w:rPr>
-                <w:rFonts w:ascii="Arial" w:hAnsi="Arial" w:cs="Arial"/>
+                <w:rFonts w:ascii="Times New Roman" w:hAnsi="Times New Roman" w:cs="David"/>
                 <w:b w:val="0"/>
                 <w:i w:val="0"/>
                 <w:sz w:val="19"/>
@@ -7411,7 +7446,7 @@
             </w:pPr>
             <w:r>
               <w:rPr>
-                <w:rFonts w:ascii="Arial" w:hAnsi="Arial" w:cs="Arial"/>
+                <w:rFonts w:ascii="Times New Roman" w:hAnsi="Times New Roman" w:cs="David"/>
                 <w:b w:val="0"/>
                 <w:i w:val="0"/>
                 <w:sz w:val="19"/>
@@ -7434,14 +7469,14 @@
             </w:pPr>
             <w:r>
               <w:rPr>
-                <w:rFonts w:ascii="Arial" w:hAnsi="Arial" w:cs="Arial"/>
+                <w:rFonts w:ascii="Times New Roman" w:hAnsi="Times New Roman" w:cs="David"/>
                 <w:b w:val="0"/>
                 <w:i w:val="0"/>
                 <w:sz w:val="19"/>
                 <w:rtl/>
                 <w:szCs w:val="19"/>
               </w:rPr>
-              <w:t>פרקים 5–7 בהצעה</w:t>
+              <w:t>פרקים 5-7 בהצעה</w:t>
             </w:r>
           </w:p>
         </w:tc>
@@ -7459,7 +7494,7 @@
             </w:pPr>
             <w:r>
               <w:rPr>
-                <w:rFonts w:ascii="Arial" w:hAnsi="Arial" w:cs="Arial"/>
+                <w:rFonts w:ascii="Times New Roman" w:hAnsi="Times New Roman" w:cs="David"/>
                 <w:b w:val="0"/>
                 <w:i w:val="0"/>
                 <w:sz w:val="19"/>
@@ -7482,7 +7517,7 @@
             </w:pPr>
             <w:r>
               <w:rPr>
-                <w:rFonts w:ascii="Arial" w:hAnsi="Arial" w:cs="Arial"/>
+                <w:rFonts w:ascii="Times New Roman" w:hAnsi="Times New Roman" w:cs="David"/>
                 <w:b w:val="0"/>
                 <w:i w:val="0"/>
                 <w:sz w:val="19"/>
@@ -7505,7 +7540,7 @@
             </w:pPr>
             <w:r>
               <w:rPr>
-                <w:rFonts w:ascii="Arial" w:hAnsi="Arial" w:cs="Arial"/>
+                <w:rFonts w:ascii="Times New Roman" w:hAnsi="Times New Roman" w:cs="David"/>
                 <w:b w:val="0"/>
                 <w:i w:val="0"/>
                 <w:sz w:val="19"/>
@@ -7528,7 +7563,7 @@
             </w:pPr>
             <w:r>
               <w:rPr>
-                <w:rFonts w:ascii="Arial" w:hAnsi="Arial" w:cs="Arial"/>
+                <w:rFonts w:ascii="Times New Roman" w:hAnsi="Times New Roman" w:cs="David"/>
                 <w:b w:val="0"/>
                 <w:i w:val="0"/>
                 <w:sz w:val="19"/>
@@ -7551,7 +7586,7 @@
             </w:pPr>
             <w:r>
               <w:rPr>
-                <w:rFonts w:ascii="Arial" w:hAnsi="Arial" w:cs="Arial"/>
+                <w:rFonts w:ascii="Times New Roman" w:hAnsi="Times New Roman" w:cs="David"/>
                 <w:b w:val="0"/>
                 <w:i w:val="0"/>
                 <w:sz w:val="19"/>
@@ -7574,7 +7609,7 @@
             </w:pPr>
             <w:r>
               <w:rPr>
-                <w:rFonts w:ascii="Arial" w:hAnsi="Arial" w:cs="Arial"/>
+                <w:rFonts w:ascii="Times New Roman" w:hAnsi="Times New Roman" w:cs="David"/>
                 <w:b w:val="0"/>
                 <w:i w:val="0"/>
                 <w:sz w:val="19"/>
@@ -7600,7 +7635,7 @@
             </w:pPr>
             <w:r>
               <w:rPr>
-                <w:rFonts w:ascii="Arial" w:hAnsi="Arial" w:cs="Arial"/>
+                <w:rFonts w:ascii="Times New Roman" w:hAnsi="Times New Roman" w:cs="David"/>
                 <w:b w:val="0"/>
                 <w:i w:val="0"/>
                 <w:sz w:val="19"/>
@@ -7624,7 +7659,7 @@
             </w:pPr>
             <w:r>
               <w:rPr>
-                <w:rFonts w:ascii="Arial" w:hAnsi="Arial" w:cs="Arial"/>
+                <w:rFonts w:ascii="Times New Roman" w:hAnsi="Times New Roman" w:cs="David"/>
                 <w:b w:val="0"/>
                 <w:i w:val="0"/>
                 <w:sz w:val="19"/>
@@ -7648,7 +7683,7 @@
             </w:pPr>
             <w:r>
               <w:rPr>
-                <w:rFonts w:ascii="Arial" w:hAnsi="Arial" w:cs="Arial"/>
+                <w:rFonts w:ascii="Times New Roman" w:hAnsi="Times New Roman" w:cs="David"/>
                 <w:b w:val="0"/>
                 <w:i w:val="0"/>
                 <w:sz w:val="19"/>
@@ -7672,7 +7707,7 @@
             </w:pPr>
             <w:r>
               <w:rPr>
-                <w:rFonts w:ascii="Arial" w:hAnsi="Arial" w:cs="Arial"/>
+                <w:rFonts w:ascii="Times New Roman" w:hAnsi="Times New Roman" w:cs="David"/>
                 <w:b w:val="0"/>
                 <w:i w:val="0"/>
                 <w:sz w:val="19"/>
@@ -7696,7 +7731,7 @@
             </w:pPr>
             <w:r>
               <w:rPr>
-                <w:rFonts w:ascii="Arial" w:hAnsi="Arial" w:cs="Arial"/>
+                <w:rFonts w:ascii="Times New Roman" w:hAnsi="Times New Roman" w:cs="David"/>
                 <w:b w:val="0"/>
                 <w:i w:val="0"/>
                 <w:sz w:val="19"/>
@@ -7720,7 +7755,7 @@
             </w:pPr>
             <w:r>
               <w:rPr>
-                <w:rFonts w:ascii="Arial" w:hAnsi="Arial" w:cs="Arial"/>
+                <w:rFonts w:ascii="Times New Roman" w:hAnsi="Times New Roman" w:cs="David"/>
                 <w:b w:val="0"/>
                 <w:i w:val="0"/>
                 <w:sz w:val="19"/>
@@ -7745,7 +7780,7 @@
             </w:pPr>
             <w:r>
               <w:rPr>
-                <w:rFonts w:ascii="Arial" w:hAnsi="Arial" w:cs="Arial"/>
+                <w:rFonts w:ascii="Times New Roman" w:hAnsi="Times New Roman" w:cs="David"/>
                 <w:b w:val="0"/>
                 <w:i w:val="0"/>
                 <w:sz w:val="19"/>
@@ -7768,7 +7803,7 @@
             </w:pPr>
             <w:r>
               <w:rPr>
-                <w:rFonts w:ascii="Arial" w:hAnsi="Arial" w:cs="Arial"/>
+                <w:rFonts w:ascii="Times New Roman" w:hAnsi="Times New Roman" w:cs="David"/>
                 <w:b w:val="0"/>
                 <w:i w:val="0"/>
                 <w:sz w:val="19"/>
@@ -7791,7 +7826,7 @@
             </w:pPr>
             <w:r>
               <w:rPr>
-                <w:rFonts w:ascii="Arial" w:hAnsi="Arial" w:cs="Arial"/>
+                <w:rFonts w:ascii="Times New Roman" w:hAnsi="Times New Roman" w:cs="David"/>
                 <w:b w:val="0"/>
                 <w:i w:val="0"/>
                 <w:sz w:val="19"/>
@@ -7814,7 +7849,7 @@
             </w:pPr>
             <w:r>
               <w:rPr>
-                <w:rFonts w:ascii="Arial" w:hAnsi="Arial" w:cs="Arial"/>
+                <w:rFonts w:ascii="Times New Roman" w:hAnsi="Times New Roman" w:cs="David"/>
                 <w:b w:val="0"/>
                 <w:i w:val="0"/>
                 <w:sz w:val="19"/>
@@ -7837,7 +7872,7 @@
             </w:pPr>
             <w:r>
               <w:rPr>
-                <w:rFonts w:ascii="Arial" w:hAnsi="Arial" w:cs="Arial"/>
+                <w:rFonts w:ascii="Times New Roman" w:hAnsi="Times New Roman" w:cs="David"/>
                 <w:b w:val="0"/>
                 <w:i w:val="0"/>
                 <w:sz w:val="19"/>
@@ -7860,7 +7895,7 @@
             </w:pPr>
             <w:r>
               <w:rPr>
-                <w:rFonts w:ascii="Arial" w:hAnsi="Arial" w:cs="Arial"/>
+                <w:rFonts w:ascii="Times New Roman" w:hAnsi="Times New Roman" w:cs="David"/>
                 <w:b w:val="0"/>
                 <w:i w:val="0"/>
                 <w:sz w:val="19"/>
@@ -7885,7 +7920,7 @@
             </w:pPr>
             <w:r>
               <w:rPr>
-                <w:rFonts w:ascii="Arial" w:hAnsi="Arial" w:cs="Arial"/>
+                <w:rFonts w:ascii="Times New Roman" w:hAnsi="Times New Roman" w:cs="David"/>
                 <w:b w:val="0"/>
                 <w:i w:val="0"/>
                 <w:sz w:val="19"/>
@@ -7908,7 +7943,7 @@
             </w:pPr>
             <w:r>
               <w:rPr>
-                <w:rFonts w:ascii="Arial" w:hAnsi="Arial" w:cs="Arial"/>
+                <w:rFonts w:ascii="Times New Roman" w:hAnsi="Times New Roman" w:cs="David"/>
                 <w:b w:val="0"/>
                 <w:i w:val="0"/>
                 <w:sz w:val="19"/>
@@ -7931,7 +7966,7 @@
             </w:pPr>
             <w:r>
               <w:rPr>
-                <w:rFonts w:ascii="Arial" w:hAnsi="Arial" w:cs="Arial"/>
+                <w:rFonts w:ascii="Times New Roman" w:hAnsi="Times New Roman" w:cs="David"/>
                 <w:b w:val="0"/>
                 <w:i w:val="0"/>
                 <w:sz w:val="19"/>
@@ -7954,7 +7989,7 @@
             </w:pPr>
             <w:r>
               <w:rPr>
-                <w:rFonts w:ascii="Arial" w:hAnsi="Arial" w:cs="Arial"/>
+                <w:rFonts w:ascii="Times New Roman" w:hAnsi="Times New Roman" w:cs="David"/>
                 <w:b w:val="0"/>
                 <w:i w:val="0"/>
                 <w:sz w:val="19"/>
@@ -7977,7 +8012,7 @@
             </w:pPr>
             <w:r>
               <w:rPr>
-                <w:rFonts w:ascii="Arial" w:hAnsi="Arial" w:cs="Arial"/>
+                <w:rFonts w:ascii="Times New Roman" w:hAnsi="Times New Roman" w:cs="David"/>
                 <w:b w:val="0"/>
                 <w:i w:val="0"/>
                 <w:sz w:val="19"/>
@@ -8000,7 +8035,7 @@
             </w:pPr>
             <w:r>
               <w:rPr>
-                <w:rFonts w:ascii="Arial" w:hAnsi="Arial" w:cs="Arial"/>
+                <w:rFonts w:ascii="Times New Roman" w:hAnsi="Times New Roman" w:cs="David"/>
                 <w:b w:val="0"/>
                 <w:i w:val="0"/>
                 <w:sz w:val="19"/>
@@ -8025,7 +8060,7 @@
             </w:pPr>
             <w:r>
               <w:rPr>
-                <w:rFonts w:ascii="Arial" w:hAnsi="Arial" w:cs="Arial"/>
+                <w:rFonts w:ascii="Times New Roman" w:hAnsi="Times New Roman" w:cs="David"/>
                 <w:b w:val="0"/>
                 <w:i w:val="0"/>
                 <w:sz w:val="19"/>
@@ -8048,7 +8083,7 @@
             </w:pPr>
             <w:r>
               <w:rPr>
-                <w:rFonts w:ascii="Arial" w:hAnsi="Arial" w:cs="Arial"/>
+                <w:rFonts w:ascii="Times New Roman" w:hAnsi="Times New Roman" w:cs="David"/>
                 <w:b w:val="0"/>
                 <w:i w:val="0"/>
                 <w:sz w:val="19"/>
@@ -8071,7 +8106,7 @@
             </w:pPr>
             <w:r>
               <w:rPr>
-                <w:rFonts w:ascii="Arial" w:hAnsi="Arial" w:cs="Arial"/>
+                <w:rFonts w:ascii="Times New Roman" w:hAnsi="Times New Roman" w:cs="David"/>
                 <w:b w:val="0"/>
                 <w:i w:val="0"/>
                 <w:sz w:val="19"/>
@@ -8094,7 +8129,7 @@
             </w:pPr>
             <w:r>
               <w:rPr>
-                <w:rFonts w:ascii="Arial" w:hAnsi="Arial" w:cs="Arial"/>
+                <w:rFonts w:ascii="Times New Roman" w:hAnsi="Times New Roman" w:cs="David"/>
                 <w:b w:val="0"/>
                 <w:i w:val="0"/>
                 <w:sz w:val="19"/>
@@ -8117,7 +8152,7 @@
             </w:pPr>
             <w:r>
               <w:rPr>
-                <w:rFonts w:ascii="Arial" w:hAnsi="Arial" w:cs="Arial"/>
+                <w:rFonts w:ascii="Times New Roman" w:hAnsi="Times New Roman" w:cs="David"/>
                 <w:b w:val="0"/>
                 <w:i w:val="0"/>
                 <w:sz w:val="19"/>
@@ -8140,7 +8175,7 @@
             </w:pPr>
             <w:r>
               <w:rPr>
-                <w:rFonts w:ascii="Arial" w:hAnsi="Arial" w:cs="Arial"/>
+                <w:rFonts w:ascii="Times New Roman" w:hAnsi="Times New Roman" w:cs="David"/>
                 <w:b w:val="0"/>
                 <w:i w:val="0"/>
                 <w:sz w:val="19"/>
@@ -8165,7 +8200,7 @@
             </w:pPr>
             <w:r>
               <w:rPr>
-                <w:rFonts w:ascii="Arial" w:hAnsi="Arial" w:cs="Arial"/>
+                <w:rFonts w:ascii="Times New Roman" w:hAnsi="Times New Roman" w:cs="David"/>
                 <w:b w:val="0"/>
                 <w:i w:val="0"/>
                 <w:sz w:val="19"/>
@@ -8188,7 +8223,7 @@
             </w:pPr>
             <w:r>
               <w:rPr>
-                <w:rFonts w:ascii="Arial" w:hAnsi="Arial" w:cs="Arial"/>
+                <w:rFonts w:ascii="Times New Roman" w:hAnsi="Times New Roman" w:cs="David"/>
                 <w:b w:val="0"/>
                 <w:i w:val="0"/>
                 <w:sz w:val="19"/>
@@ -8211,7 +8246,7 @@
             </w:pPr>
             <w:r>
               <w:rPr>
-                <w:rFonts w:ascii="Arial" w:hAnsi="Arial" w:cs="Arial"/>
+                <w:rFonts w:ascii="Times New Roman" w:hAnsi="Times New Roman" w:cs="David"/>
                 <w:b w:val="0"/>
                 <w:i w:val="0"/>
                 <w:sz w:val="19"/>
@@ -8234,7 +8269,7 @@
             </w:pPr>
             <w:r>
               <w:rPr>
-                <w:rFonts w:ascii="Arial" w:hAnsi="Arial" w:cs="Arial"/>
+                <w:rFonts w:ascii="Times New Roman" w:hAnsi="Times New Roman" w:cs="David"/>
                 <w:b w:val="0"/>
                 <w:i w:val="0"/>
                 <w:sz w:val="19"/>
@@ -8257,7 +8292,7 @@
             </w:pPr>
             <w:r>
               <w:rPr>
-                <w:rFonts w:ascii="Arial" w:hAnsi="Arial" w:cs="Arial"/>
+                <w:rFonts w:ascii="Times New Roman" w:hAnsi="Times New Roman" w:cs="David"/>
                 <w:b w:val="0"/>
                 <w:i w:val="0"/>
                 <w:sz w:val="19"/>
@@ -8280,7 +8315,7 @@
             </w:pPr>
             <w:r>
               <w:rPr>
-                <w:rFonts w:ascii="Arial" w:hAnsi="Arial" w:cs="Arial"/>
+                <w:rFonts w:ascii="Times New Roman" w:hAnsi="Times New Roman" w:cs="David"/>
                 <w:b w:val="0"/>
                 <w:i w:val="0"/>
                 <w:sz w:val="19"/>
@@ -8305,7 +8340,7 @@
             </w:pPr>
             <w:r>
               <w:rPr>
-                <w:rFonts w:ascii="Arial" w:hAnsi="Arial" w:cs="Arial"/>
+                <w:rFonts w:ascii="Times New Roman" w:hAnsi="Times New Roman" w:cs="David"/>
                 <w:b w:val="0"/>
                 <w:i w:val="0"/>
                 <w:sz w:val="19"/>
@@ -8328,7 +8363,7 @@
             </w:pPr>
             <w:r>
               <w:rPr>
-                <w:rFonts w:ascii="Arial" w:hAnsi="Arial" w:cs="Arial"/>
+                <w:rFonts w:ascii="Times New Roman" w:hAnsi="Times New Roman" w:cs="David"/>
                 <w:b w:val="0"/>
                 <w:i w:val="0"/>
                 <w:sz w:val="19"/>
@@ -8351,7 +8386,7 @@
             </w:pPr>
             <w:r>
               <w:rPr>
-                <w:rFonts w:ascii="Arial" w:hAnsi="Arial" w:cs="Arial"/>
+                <w:rFonts w:ascii="Times New Roman" w:hAnsi="Times New Roman" w:cs="David"/>
                 <w:b w:val="0"/>
                 <w:i w:val="0"/>
                 <w:sz w:val="19"/>
@@ -8374,7 +8409,7 @@
             </w:pPr>
             <w:r>
               <w:rPr>
-                <w:rFonts w:ascii="Arial" w:hAnsi="Arial" w:cs="Arial"/>
+                <w:rFonts w:ascii="Times New Roman" w:hAnsi="Times New Roman" w:cs="David"/>
                 <w:b w:val="0"/>
                 <w:i w:val="0"/>
                 <w:sz w:val="19"/>
@@ -8397,7 +8432,7 @@
             </w:pPr>
             <w:r>
               <w:rPr>
-                <w:rFonts w:ascii="Arial" w:hAnsi="Arial" w:cs="Arial"/>
+                <w:rFonts w:ascii="Times New Roman" w:hAnsi="Times New Roman" w:cs="David"/>
                 <w:b w:val="0"/>
                 <w:i w:val="0"/>
                 <w:sz w:val="19"/>
@@ -8420,7 +8455,7 @@
             </w:pPr>
             <w:r>
               <w:rPr>
-                <w:rFonts w:ascii="Arial" w:hAnsi="Arial" w:cs="Arial"/>
+                <w:rFonts w:ascii="Times New Roman" w:hAnsi="Times New Roman" w:cs="David"/>
                 <w:b w:val="0"/>
                 <w:i w:val="0"/>
                 <w:sz w:val="19"/>
@@ -8445,7 +8480,7 @@
             </w:pPr>
             <w:r>
               <w:rPr>
-                <w:rFonts w:ascii="Arial" w:hAnsi="Arial" w:cs="Arial"/>
+                <w:rFonts w:ascii="Times New Roman" w:hAnsi="Times New Roman" w:cs="David"/>
                 <w:b w:val="0"/>
                 <w:i w:val="0"/>
                 <w:sz w:val="19"/>
@@ -8468,7 +8503,7 @@
             </w:pPr>
             <w:r>
               <w:rPr>
-                <w:rFonts w:ascii="Arial" w:hAnsi="Arial" w:cs="Arial"/>
+                <w:rFonts w:ascii="Times New Roman" w:hAnsi="Times New Roman" w:cs="David"/>
                 <w:b w:val="0"/>
                 <w:i w:val="0"/>
                 <w:sz w:val="19"/>
@@ -8491,7 +8526,7 @@
             </w:pPr>
             <w:r>
               <w:rPr>
-                <w:rFonts w:ascii="Arial" w:hAnsi="Arial" w:cs="Arial"/>
+                <w:rFonts w:ascii="Times New Roman" w:hAnsi="Times New Roman" w:cs="David"/>
                 <w:b w:val="0"/>
                 <w:i w:val="0"/>
                 <w:sz w:val="19"/>
@@ -8514,7 +8549,7 @@
             </w:pPr>
             <w:r>
               <w:rPr>
-                <w:rFonts w:ascii="Arial" w:hAnsi="Arial" w:cs="Arial"/>
+                <w:rFonts w:ascii="Times New Roman" w:hAnsi="Times New Roman" w:cs="David"/>
                 <w:b w:val="0"/>
                 <w:i w:val="0"/>
                 <w:sz w:val="19"/>
@@ -8537,7 +8572,7 @@
             </w:pPr>
             <w:r>
               <w:rPr>
-                <w:rFonts w:ascii="Arial" w:hAnsi="Arial" w:cs="Arial"/>
+                <w:rFonts w:ascii="Times New Roman" w:hAnsi="Times New Roman" w:cs="David"/>
                 <w:b w:val="0"/>
                 <w:i w:val="0"/>
                 <w:sz w:val="19"/>
@@ -8560,7 +8595,7 @@
             </w:pPr>
             <w:r>
               <w:rPr>
-                <w:rFonts w:ascii="Arial" w:hAnsi="Arial" w:cs="Arial"/>
+                <w:rFonts w:ascii="Times New Roman" w:hAnsi="Times New Roman" w:cs="David"/>
                 <w:b w:val="0"/>
                 <w:i w:val="0"/>
                 <w:sz w:val="19"/>
@@ -8585,7 +8620,7 @@
             </w:pPr>
             <w:r>
               <w:rPr>
-                <w:rFonts w:ascii="Arial" w:hAnsi="Arial" w:cs="Arial"/>
+                <w:rFonts w:ascii="Times New Roman" w:hAnsi="Times New Roman" w:cs="David"/>
                 <w:b w:val="0"/>
                 <w:i w:val="0"/>
                 <w:sz w:val="19"/>
@@ -8608,7 +8643,7 @@
             </w:pPr>
             <w:r>
               <w:rPr>
-                <w:rFonts w:ascii="Arial" w:hAnsi="Arial" w:cs="Arial"/>
+                <w:rFonts w:ascii="Times New Roman" w:hAnsi="Times New Roman" w:cs="David"/>
                 <w:b w:val="0"/>
                 <w:i w:val="0"/>
                 <w:sz w:val="19"/>
@@ -8631,7 +8666,7 @@
             </w:pPr>
             <w:r>
               <w:rPr>
-                <w:rFonts w:ascii="Arial" w:hAnsi="Arial" w:cs="Arial"/>
+                <w:rFonts w:ascii="Times New Roman" w:hAnsi="Times New Roman" w:cs="David"/>
                 <w:b w:val="0"/>
                 <w:i w:val="0"/>
                 <w:sz w:val="19"/>
@@ -8654,7 +8689,7 @@
             </w:pPr>
             <w:r>
               <w:rPr>
-                <w:rFonts w:ascii="Arial" w:hAnsi="Arial" w:cs="Arial"/>
+                <w:rFonts w:ascii="Times New Roman" w:hAnsi="Times New Roman" w:cs="David"/>
                 <w:b w:val="0"/>
                 <w:i w:val="0"/>
                 <w:sz w:val="19"/>
@@ -8677,7 +8712,7 @@
             </w:pPr>
             <w:r>
               <w:rPr>
-                <w:rFonts w:ascii="Arial" w:hAnsi="Arial" w:cs="Arial"/>
+                <w:rFonts w:ascii="Times New Roman" w:hAnsi="Times New Roman" w:cs="David"/>
                 <w:b w:val="0"/>
                 <w:i w:val="0"/>
                 <w:sz w:val="19"/>
@@ -8700,7 +8735,7 @@
             </w:pPr>
             <w:r>
               <w:rPr>
-                <w:rFonts w:ascii="Arial" w:hAnsi="Arial" w:cs="Arial"/>
+                <w:rFonts w:ascii="Times New Roman" w:hAnsi="Times New Roman" w:cs="David"/>
                 <w:b w:val="0"/>
                 <w:i w:val="0"/>
                 <w:sz w:val="19"/>
@@ -8726,7 +8761,7 @@
             </w:pPr>
             <w:r>
               <w:rPr>
-                <w:rFonts w:ascii="Arial" w:hAnsi="Arial" w:cs="Arial"/>
+                <w:rFonts w:ascii="Times New Roman" w:hAnsi="Times New Roman" w:cs="David"/>
                 <w:b w:val="0"/>
                 <w:i w:val="0"/>
                 <w:sz w:val="19"/>
@@ -8750,14 +8785,14 @@
             </w:pPr>
             <w:r>
               <w:rPr>
-                <w:rFonts w:ascii="Arial" w:hAnsi="Arial" w:cs="Arial"/>
+                <w:rFonts w:ascii="Times New Roman" w:hAnsi="Times New Roman" w:cs="David"/>
                 <w:b w:val="0"/>
                 <w:i w:val="0"/>
                 <w:sz w:val="19"/>
                 <w:rtl/>
                 <w:szCs w:val="19"/>
               </w:rPr>
-              <w:t>הגשת דוח התקדמות 1 – איפיון (אבן דרך)</w:t>
+              <w:t>הגשת דוח התקדמות 1: איפיון (אבן דרך)</w:t>
             </w:r>
           </w:p>
         </w:tc>
@@ -8774,7 +8809,7 @@
             </w:pPr>
             <w:r>
               <w:rPr>
-                <w:rFonts w:ascii="Arial" w:hAnsi="Arial" w:cs="Arial"/>
+                <w:rFonts w:ascii="Times New Roman" w:hAnsi="Times New Roman" w:cs="David"/>
                 <w:b w:val="0"/>
                 <w:i w:val="0"/>
                 <w:sz w:val="19"/>
@@ -8798,7 +8833,7 @@
             </w:pPr>
             <w:r>
               <w:rPr>
-                <w:rFonts w:ascii="Arial" w:hAnsi="Arial" w:cs="Arial"/>
+                <w:rFonts w:ascii="Times New Roman" w:hAnsi="Times New Roman" w:cs="David"/>
                 <w:b w:val="0"/>
                 <w:i w:val="0"/>
                 <w:sz w:val="19"/>
@@ -8822,7 +8857,7 @@
             </w:pPr>
             <w:r>
               <w:rPr>
-                <w:rFonts w:ascii="Arial" w:hAnsi="Arial" w:cs="Arial"/>
+                <w:rFonts w:ascii="Times New Roman" w:hAnsi="Times New Roman" w:cs="David"/>
                 <w:b w:val="0"/>
                 <w:i w:val="0"/>
                 <w:sz w:val="19"/>
@@ -8846,7 +8881,7 @@
             </w:pPr>
             <w:r>
               <w:rPr>
-                <w:rFonts w:ascii="Arial" w:hAnsi="Arial" w:cs="Arial"/>
+                <w:rFonts w:ascii="Times New Roman" w:hAnsi="Times New Roman" w:cs="David"/>
                 <w:b w:val="0"/>
                 <w:i w:val="0"/>
                 <w:sz w:val="19"/>
@@ -8871,7 +8906,7 @@
             </w:pPr>
             <w:r>
               <w:rPr>
-                <w:rFonts w:ascii="Arial" w:hAnsi="Arial" w:cs="Arial"/>
+                <w:rFonts w:ascii="Times New Roman" w:hAnsi="Times New Roman" w:cs="David"/>
                 <w:b w:val="0"/>
                 <w:i w:val="0"/>
                 <w:sz w:val="19"/>
@@ -8894,7 +8929,7 @@
             </w:pPr>
             <w:r>
               <w:rPr>
-                <w:rFonts w:ascii="Arial" w:hAnsi="Arial" w:cs="Arial"/>
+                <w:rFonts w:ascii="Times New Roman" w:hAnsi="Times New Roman" w:cs="David"/>
                 <w:b w:val="0"/>
                 <w:i w:val="0"/>
                 <w:sz w:val="19"/>
@@ -8917,7 +8952,7 @@
             </w:pPr>
             <w:r>
               <w:rPr>
-                <w:rFonts w:ascii="Arial" w:hAnsi="Arial" w:cs="Arial"/>
+                <w:rFonts w:ascii="Times New Roman" w:hAnsi="Times New Roman" w:cs="David"/>
                 <w:b w:val="0"/>
                 <w:i w:val="0"/>
                 <w:sz w:val="19"/>
@@ -8940,7 +8975,7 @@
             </w:pPr>
             <w:r>
               <w:rPr>
-                <w:rFonts w:ascii="Arial" w:hAnsi="Arial" w:cs="Arial"/>
+                <w:rFonts w:ascii="Times New Roman" w:hAnsi="Times New Roman" w:cs="David"/>
                 <w:b w:val="0"/>
                 <w:i w:val="0"/>
                 <w:sz w:val="19"/>
@@ -8963,7 +8998,7 @@
             </w:pPr>
             <w:r>
               <w:rPr>
-                <w:rFonts w:ascii="Arial" w:hAnsi="Arial" w:cs="Arial"/>
+                <w:rFonts w:ascii="Times New Roman" w:hAnsi="Times New Roman" w:cs="David"/>
                 <w:b w:val="0"/>
                 <w:i w:val="0"/>
                 <w:sz w:val="19"/>
@@ -8986,7 +9021,7 @@
             </w:pPr>
             <w:r>
               <w:rPr>
-                <w:rFonts w:ascii="Arial" w:hAnsi="Arial" w:cs="Arial"/>
+                <w:rFonts w:ascii="Times New Roman" w:hAnsi="Times New Roman" w:cs="David"/>
                 <w:b w:val="0"/>
                 <w:i w:val="0"/>
                 <w:sz w:val="19"/>
@@ -9011,7 +9046,7 @@
             </w:pPr>
             <w:r>
               <w:rPr>
-                <w:rFonts w:ascii="Arial" w:hAnsi="Arial" w:cs="Arial"/>
+                <w:rFonts w:ascii="Times New Roman" w:hAnsi="Times New Roman" w:cs="David"/>
                 <w:b w:val="0"/>
                 <w:i w:val="0"/>
                 <w:sz w:val="19"/>
@@ -9034,7 +9069,7 @@
             </w:pPr>
             <w:r>
               <w:rPr>
-                <w:rFonts w:ascii="Arial" w:hAnsi="Arial" w:cs="Arial"/>
+                <w:rFonts w:ascii="Times New Roman" w:hAnsi="Times New Roman" w:cs="David"/>
                 <w:b w:val="0"/>
                 <w:i w:val="0"/>
                 <w:sz w:val="19"/>
@@ -9057,7 +9092,7 @@
             </w:pPr>
             <w:r>
               <w:rPr>
-                <w:rFonts w:ascii="Arial" w:hAnsi="Arial" w:cs="Arial"/>
+                <w:rFonts w:ascii="Times New Roman" w:hAnsi="Times New Roman" w:cs="David"/>
                 <w:b w:val="0"/>
                 <w:i w:val="0"/>
                 <w:sz w:val="19"/>
@@ -9080,7 +9115,7 @@
             </w:pPr>
             <w:r>
               <w:rPr>
-                <w:rFonts w:ascii="Arial" w:hAnsi="Arial" w:cs="Arial"/>
+                <w:rFonts w:ascii="Times New Roman" w:hAnsi="Times New Roman" w:cs="David"/>
                 <w:b w:val="0"/>
                 <w:i w:val="0"/>
                 <w:sz w:val="19"/>
@@ -9103,7 +9138,7 @@
             </w:pPr>
             <w:r>
               <w:rPr>
-                <w:rFonts w:ascii="Arial" w:hAnsi="Arial" w:cs="Arial"/>
+                <w:rFonts w:ascii="Times New Roman" w:hAnsi="Times New Roman" w:cs="David"/>
                 <w:b w:val="0"/>
                 <w:i w:val="0"/>
                 <w:sz w:val="19"/>
@@ -9126,7 +9161,7 @@
             </w:pPr>
             <w:r>
               <w:rPr>
-                <w:rFonts w:ascii="Arial" w:hAnsi="Arial" w:cs="Arial"/>
+                <w:rFonts w:ascii="Times New Roman" w:hAnsi="Times New Roman" w:cs="David"/>
                 <w:b w:val="0"/>
                 <w:i w:val="0"/>
                 <w:sz w:val="19"/>
@@ -9151,7 +9186,7 @@
             </w:pPr>
             <w:r>
               <w:rPr>
-                <w:rFonts w:ascii="Arial" w:hAnsi="Arial" w:cs="Arial"/>
+                <w:rFonts w:ascii="Times New Roman" w:hAnsi="Times New Roman" w:cs="David"/>
                 <w:b w:val="0"/>
                 <w:i w:val="0"/>
                 <w:sz w:val="19"/>
@@ -9174,7 +9209,7 @@
             </w:pPr>
             <w:r>
               <w:rPr>
-                <w:rFonts w:ascii="Arial" w:hAnsi="Arial" w:cs="Arial"/>
+                <w:rFonts w:ascii="Times New Roman" w:hAnsi="Times New Roman" w:cs="David"/>
                 <w:b w:val="0"/>
                 <w:i w:val="0"/>
                 <w:sz w:val="19"/>
@@ -9197,7 +9232,7 @@
             </w:pPr>
             <w:r>
               <w:rPr>
-                <w:rFonts w:ascii="Arial" w:hAnsi="Arial" w:cs="Arial"/>
+                <w:rFonts w:ascii="Times New Roman" w:hAnsi="Times New Roman" w:cs="David"/>
                 <w:b w:val="0"/>
                 <w:i w:val="0"/>
                 <w:sz w:val="19"/>
@@ -9220,7 +9255,7 @@
             </w:pPr>
             <w:r>
               <w:rPr>
-                <w:rFonts w:ascii="Arial" w:hAnsi="Arial" w:cs="Arial"/>
+                <w:rFonts w:ascii="Times New Roman" w:hAnsi="Times New Roman" w:cs="David"/>
                 <w:b w:val="0"/>
                 <w:i w:val="0"/>
                 <w:sz w:val="19"/>
@@ -9243,7 +9278,7 @@
             </w:pPr>
             <w:r>
               <w:rPr>
-                <w:rFonts w:ascii="Arial" w:hAnsi="Arial" w:cs="Arial"/>
+                <w:rFonts w:ascii="Times New Roman" w:hAnsi="Times New Roman" w:cs="David"/>
                 <w:b w:val="0"/>
                 <w:i w:val="0"/>
                 <w:sz w:val="19"/>
@@ -9266,7 +9301,7 @@
             </w:pPr>
             <w:r>
               <w:rPr>
-                <w:rFonts w:ascii="Arial" w:hAnsi="Arial" w:cs="Arial"/>
+                <w:rFonts w:ascii="Times New Roman" w:hAnsi="Times New Roman" w:cs="David"/>
                 <w:b w:val="0"/>
                 <w:i w:val="0"/>
                 <w:sz w:val="19"/>
@@ -9291,7 +9326,7 @@
             </w:pPr>
             <w:r>
               <w:rPr>
-                <w:rFonts w:ascii="Arial" w:hAnsi="Arial" w:cs="Arial"/>
+                <w:rFonts w:ascii="Times New Roman" w:hAnsi="Times New Roman" w:cs="David"/>
                 <w:b w:val="0"/>
                 <w:i w:val="0"/>
                 <w:sz w:val="19"/>
@@ -9314,7 +9349,7 @@
             </w:pPr>
             <w:r>
               <w:rPr>
-                <w:rFonts w:ascii="Arial" w:hAnsi="Arial" w:cs="Arial"/>
+                <w:rFonts w:ascii="Times New Roman" w:hAnsi="Times New Roman" w:cs="David"/>
                 <w:b w:val="0"/>
                 <w:i w:val="0"/>
                 <w:sz w:val="19"/>
@@ -9337,7 +9372,7 @@
             </w:pPr>
             <w:r>
               <w:rPr>
-                <w:rFonts w:ascii="Arial" w:hAnsi="Arial" w:cs="Arial"/>
+                <w:rFonts w:ascii="Times New Roman" w:hAnsi="Times New Roman" w:cs="David"/>
                 <w:b w:val="0"/>
                 <w:i w:val="0"/>
                 <w:sz w:val="19"/>
@@ -9360,7 +9395,7 @@
             </w:pPr>
             <w:r>
               <w:rPr>
-                <w:rFonts w:ascii="Arial" w:hAnsi="Arial" w:cs="Arial"/>
+                <w:rFonts w:ascii="Times New Roman" w:hAnsi="Times New Roman" w:cs="David"/>
                 <w:b w:val="0"/>
                 <w:i w:val="0"/>
                 <w:sz w:val="19"/>
@@ -9383,7 +9418,7 @@
             </w:pPr>
             <w:r>
               <w:rPr>
-                <w:rFonts w:ascii="Arial" w:hAnsi="Arial" w:cs="Arial"/>
+                <w:rFonts w:ascii="Times New Roman" w:hAnsi="Times New Roman" w:cs="David"/>
                 <w:b w:val="0"/>
                 <w:i w:val="0"/>
                 <w:sz w:val="19"/>
@@ -9406,7 +9441,7 @@
             </w:pPr>
             <w:r>
               <w:rPr>
-                <w:rFonts w:ascii="Arial" w:hAnsi="Arial" w:cs="Arial"/>
+                <w:rFonts w:ascii="Times New Roman" w:hAnsi="Times New Roman" w:cs="David"/>
                 <w:b w:val="0"/>
                 <w:i w:val="0"/>
                 <w:sz w:val="19"/>
@@ -9431,7 +9466,7 @@
             </w:pPr>
             <w:r>
               <w:rPr>
-                <w:rFonts w:ascii="Arial" w:hAnsi="Arial" w:cs="Arial"/>
+                <w:rFonts w:ascii="Times New Roman" w:hAnsi="Times New Roman" w:cs="David"/>
                 <w:b w:val="0"/>
                 <w:i w:val="0"/>
                 <w:sz w:val="19"/>
@@ -9454,7 +9489,7 @@
             </w:pPr>
             <w:r>
               <w:rPr>
-                <w:rFonts w:ascii="Arial" w:hAnsi="Arial" w:cs="Arial"/>
+                <w:rFonts w:ascii="Times New Roman" w:hAnsi="Times New Roman" w:cs="David"/>
                 <w:b w:val="0"/>
                 <w:i w:val="0"/>
                 <w:sz w:val="19"/>
@@ -9477,7 +9512,7 @@
             </w:pPr>
             <w:r>
               <w:rPr>
-                <w:rFonts w:ascii="Arial" w:hAnsi="Arial" w:cs="Arial"/>
+                <w:rFonts w:ascii="Times New Roman" w:hAnsi="Times New Roman" w:cs="David"/>
                 <w:b w:val="0"/>
                 <w:i w:val="0"/>
                 <w:sz w:val="19"/>
@@ -9500,7 +9535,7 @@
             </w:pPr>
             <w:r>
               <w:rPr>
-                <w:rFonts w:ascii="Arial" w:hAnsi="Arial" w:cs="Arial"/>
+                <w:rFonts w:ascii="Times New Roman" w:hAnsi="Times New Roman" w:cs="David"/>
                 <w:b w:val="0"/>
                 <w:i w:val="0"/>
                 <w:sz w:val="19"/>
@@ -9523,7 +9558,7 @@
             </w:pPr>
             <w:r>
               <w:rPr>
-                <w:rFonts w:ascii="Arial" w:hAnsi="Arial" w:cs="Arial"/>
+                <w:rFonts w:ascii="Times New Roman" w:hAnsi="Times New Roman" w:cs="David"/>
                 <w:b w:val="0"/>
                 <w:i w:val="0"/>
                 <w:sz w:val="19"/>
@@ -9546,7 +9581,7 @@
             </w:pPr>
             <w:r>
               <w:rPr>
-                <w:rFonts w:ascii="Arial" w:hAnsi="Arial" w:cs="Arial"/>
+                <w:rFonts w:ascii="Times New Roman" w:hAnsi="Times New Roman" w:cs="David"/>
                 <w:b w:val="0"/>
                 <w:i w:val="0"/>
                 <w:sz w:val="19"/>
@@ -9572,7 +9607,7 @@
             </w:pPr>
             <w:r>
               <w:rPr>
-                <w:rFonts w:ascii="Arial" w:hAnsi="Arial" w:cs="Arial"/>
+                <w:rFonts w:ascii="Times New Roman" w:hAnsi="Times New Roman" w:cs="David"/>
                 <w:b w:val="0"/>
                 <w:i w:val="0"/>
                 <w:sz w:val="19"/>
@@ -9596,14 +9631,14 @@
             </w:pPr>
             <w:r>
               <w:rPr>
-                <w:rFonts w:ascii="Arial" w:hAnsi="Arial" w:cs="Arial"/>
+                <w:rFonts w:ascii="Times New Roman" w:hAnsi="Times New Roman" w:cs="David"/>
                 <w:b w:val="0"/>
                 <w:i w:val="0"/>
                 <w:sz w:val="19"/>
                 <w:rtl/>
                 <w:szCs w:val="19"/>
               </w:rPr>
-              <w:t>הגשת דוח התקדמות 2 – עיצוב (אבן דרך)</w:t>
+              <w:t>הגשת דוח התקדמות 2: עיצוב (אבן דרך)</w:t>
             </w:r>
           </w:p>
         </w:tc>
@@ -9620,7 +9655,7 @@
             </w:pPr>
             <w:r>
               <w:rPr>
-                <w:rFonts w:ascii="Arial" w:hAnsi="Arial" w:cs="Arial"/>
+                <w:rFonts w:ascii="Times New Roman" w:hAnsi="Times New Roman" w:cs="David"/>
                 <w:b w:val="0"/>
                 <w:i w:val="0"/>
                 <w:sz w:val="19"/>
@@ -9644,7 +9679,7 @@
             </w:pPr>
             <w:r>
               <w:rPr>
-                <w:rFonts w:ascii="Arial" w:hAnsi="Arial" w:cs="Arial"/>
+                <w:rFonts w:ascii="Times New Roman" w:hAnsi="Times New Roman" w:cs="David"/>
                 <w:b w:val="0"/>
                 <w:i w:val="0"/>
                 <w:sz w:val="19"/>
@@ -9668,7 +9703,7 @@
             </w:pPr>
             <w:r>
               <w:rPr>
-                <w:rFonts w:ascii="Arial" w:hAnsi="Arial" w:cs="Arial"/>
+                <w:rFonts w:ascii="Times New Roman" w:hAnsi="Times New Roman" w:cs="David"/>
                 <w:b w:val="0"/>
                 <w:i w:val="0"/>
                 <w:sz w:val="19"/>
@@ -9692,7 +9727,7 @@
             </w:pPr>
             <w:r>
               <w:rPr>
-                <w:rFonts w:ascii="Arial" w:hAnsi="Arial" w:cs="Arial"/>
+                <w:rFonts w:ascii="Times New Roman" w:hAnsi="Times New Roman" w:cs="David"/>
                 <w:b w:val="0"/>
                 <w:i w:val="0"/>
                 <w:sz w:val="19"/>
@@ -9717,7 +9752,7 @@
             </w:pPr>
             <w:r>
               <w:rPr>
-                <w:rFonts w:ascii="Arial" w:hAnsi="Arial" w:cs="Arial"/>
+                <w:rFonts w:ascii="Times New Roman" w:hAnsi="Times New Roman" w:cs="David"/>
                 <w:b w:val="0"/>
                 <w:i w:val="0"/>
                 <w:sz w:val="19"/>
@@ -9740,7 +9775,7 @@
             </w:pPr>
             <w:r>
               <w:rPr>
-                <w:rFonts w:ascii="Arial" w:hAnsi="Arial" w:cs="Arial"/>
+                <w:rFonts w:ascii="Times New Roman" w:hAnsi="Times New Roman" w:cs="David"/>
                 <w:b w:val="0"/>
                 <w:i w:val="0"/>
                 <w:sz w:val="19"/>
@@ -9763,7 +9798,7 @@
             </w:pPr>
             <w:r>
               <w:rPr>
-                <w:rFonts w:ascii="Arial" w:hAnsi="Arial" w:cs="Arial"/>
+                <w:rFonts w:ascii="Times New Roman" w:hAnsi="Times New Roman" w:cs="David"/>
                 <w:b w:val="0"/>
                 <w:i w:val="0"/>
                 <w:sz w:val="19"/>
@@ -9786,7 +9821,7 @@
             </w:pPr>
             <w:r>
               <w:rPr>
-                <w:rFonts w:ascii="Arial" w:hAnsi="Arial" w:cs="Arial"/>
+                <w:rFonts w:ascii="Times New Roman" w:hAnsi="Times New Roman" w:cs="David"/>
                 <w:b w:val="0"/>
                 <w:i w:val="0"/>
                 <w:sz w:val="19"/>
@@ -9809,7 +9844,7 @@
             </w:pPr>
             <w:r>
               <w:rPr>
-                <w:rFonts w:ascii="Arial" w:hAnsi="Arial" w:cs="Arial"/>
+                <w:rFonts w:ascii="Times New Roman" w:hAnsi="Times New Roman" w:cs="David"/>
                 <w:b w:val="0"/>
                 <w:i w:val="0"/>
                 <w:sz w:val="19"/>
@@ -9832,7 +9867,7 @@
             </w:pPr>
             <w:r>
               <w:rPr>
-                <w:rFonts w:ascii="Arial" w:hAnsi="Arial" w:cs="Arial"/>
+                <w:rFonts w:ascii="Times New Roman" w:hAnsi="Times New Roman" w:cs="David"/>
                 <w:b w:val="0"/>
                 <w:i w:val="0"/>
                 <w:sz w:val="19"/>
@@ -9857,7 +9892,7 @@
             </w:pPr>
             <w:r>
               <w:rPr>
-                <w:rFonts w:ascii="Arial" w:hAnsi="Arial" w:cs="Arial"/>
+                <w:rFonts w:ascii="Times New Roman" w:hAnsi="Times New Roman" w:cs="David"/>
                 <w:b w:val="0"/>
                 <w:i w:val="0"/>
                 <w:sz w:val="19"/>
@@ -9880,7 +9915,7 @@
             </w:pPr>
             <w:r>
               <w:rPr>
-                <w:rFonts w:ascii="Arial" w:hAnsi="Arial" w:cs="Arial"/>
+                <w:rFonts w:ascii="Times New Roman" w:hAnsi="Times New Roman" w:cs="David"/>
                 <w:b w:val="0"/>
                 <w:i w:val="0"/>
                 <w:sz w:val="19"/>
@@ -9903,7 +9938,7 @@
             </w:pPr>
             <w:r>
               <w:rPr>
-                <w:rFonts w:ascii="Arial" w:hAnsi="Arial" w:cs="Arial"/>
+                <w:rFonts w:ascii="Times New Roman" w:hAnsi="Times New Roman" w:cs="David"/>
                 <w:b w:val="0"/>
                 <w:i w:val="0"/>
                 <w:sz w:val="19"/>
@@ -9926,7 +9961,7 @@
             </w:pPr>
             <w:r>
               <w:rPr>
-                <w:rFonts w:ascii="Arial" w:hAnsi="Arial" w:cs="Arial"/>
+                <w:rFonts w:ascii="Times New Roman" w:hAnsi="Times New Roman" w:cs="David"/>
                 <w:b w:val="0"/>
                 <w:i w:val="0"/>
                 <w:sz w:val="19"/>
@@ -9949,7 +9984,7 @@
             </w:pPr>
             <w:r>
               <w:rPr>
-                <w:rFonts w:ascii="Arial" w:hAnsi="Arial" w:cs="Arial"/>
+                <w:rFonts w:ascii="Times New Roman" w:hAnsi="Times New Roman" w:cs="David"/>
                 <w:b w:val="0"/>
                 <w:i w:val="0"/>
                 <w:sz w:val="19"/>
@@ -9972,7 +10007,7 @@
             </w:pPr>
             <w:r>
               <w:rPr>
-                <w:rFonts w:ascii="Arial" w:hAnsi="Arial" w:cs="Arial"/>
+                <w:rFonts w:ascii="Times New Roman" w:hAnsi="Times New Roman" w:cs="David"/>
                 <w:b w:val="0"/>
                 <w:i w:val="0"/>
                 <w:sz w:val="19"/>
@@ -9997,7 +10032,7 @@
             </w:pPr>
             <w:r>
               <w:rPr>
-                <w:rFonts w:ascii="Arial" w:hAnsi="Arial" w:cs="Arial"/>
+                <w:rFonts w:ascii="Times New Roman" w:hAnsi="Times New Roman" w:cs="David"/>
                 <w:b w:val="0"/>
                 <w:i w:val="0"/>
                 <w:sz w:val="19"/>
@@ -10020,7 +10055,7 @@
             </w:pPr>
             <w:r>
               <w:rPr>
-                <w:rFonts w:ascii="Arial" w:hAnsi="Arial" w:cs="Arial"/>
+                <w:rFonts w:ascii="Times New Roman" w:hAnsi="Times New Roman" w:cs="David"/>
                 <w:b w:val="0"/>
                 <w:i w:val="0"/>
                 <w:sz w:val="19"/>
@@ -10043,7 +10078,7 @@
             </w:pPr>
             <w:r>
               <w:rPr>
-                <w:rFonts w:ascii="Arial" w:hAnsi="Arial" w:cs="Arial"/>
+                <w:rFonts w:ascii="Times New Roman" w:hAnsi="Times New Roman" w:cs="David"/>
                 <w:b w:val="0"/>
                 <w:i w:val="0"/>
                 <w:sz w:val="19"/>
@@ -10066,7 +10101,7 @@
             </w:pPr>
             <w:r>
               <w:rPr>
-                <w:rFonts w:ascii="Arial" w:hAnsi="Arial" w:cs="Arial"/>
+                <w:rFonts w:ascii="Times New Roman" w:hAnsi="Times New Roman" w:cs="David"/>
                 <w:b w:val="0"/>
                 <w:i w:val="0"/>
                 <w:sz w:val="19"/>
@@ -10089,7 +10124,7 @@
             </w:pPr>
             <w:r>
               <w:rPr>
-                <w:rFonts w:ascii="Arial" w:hAnsi="Arial" w:cs="Arial"/>
+                <w:rFonts w:ascii="Times New Roman" w:hAnsi="Times New Roman" w:cs="David"/>
                 <w:b w:val="0"/>
                 <w:i w:val="0"/>
                 <w:sz w:val="19"/>
@@ -10112,7 +10147,7 @@
             </w:pPr>
             <w:r>
               <w:rPr>
-                <w:rFonts w:ascii="Arial" w:hAnsi="Arial" w:cs="Arial"/>
+                <w:rFonts w:ascii="Times New Roman" w:hAnsi="Times New Roman" w:cs="David"/>
                 <w:b w:val="0"/>
                 <w:i w:val="0"/>
                 <w:sz w:val="19"/>
@@ -10138,7 +10173,7 @@
             </w:pPr>
             <w:r>
               <w:rPr>
-                <w:rFonts w:ascii="Arial" w:hAnsi="Arial" w:cs="Arial"/>
+                <w:rFonts w:ascii="Times New Roman" w:hAnsi="Times New Roman" w:cs="David"/>
                 <w:b w:val="0"/>
                 <w:i w:val="0"/>
                 <w:sz w:val="19"/>
@@ -10162,7 +10197,7 @@
             </w:pPr>
             <w:r>
               <w:rPr>
-                <w:rFonts w:ascii="Arial" w:hAnsi="Arial" w:cs="Arial"/>
+                <w:rFonts w:ascii="Times New Roman" w:hAnsi="Times New Roman" w:cs="David"/>
                 <w:b w:val="0"/>
                 <w:i w:val="0"/>
                 <w:sz w:val="19"/>
@@ -10186,7 +10221,7 @@
             </w:pPr>
             <w:r>
               <w:rPr>
-                <w:rFonts w:ascii="Arial" w:hAnsi="Arial" w:cs="Arial"/>
+                <w:rFonts w:ascii="Times New Roman" w:hAnsi="Times New Roman" w:cs="David"/>
                 <w:b w:val="0"/>
                 <w:i w:val="0"/>
                 <w:sz w:val="19"/>
@@ -10210,7 +10245,7 @@
             </w:pPr>
             <w:r>
               <w:rPr>
-                <w:rFonts w:ascii="Arial" w:hAnsi="Arial" w:cs="Arial"/>
+                <w:rFonts w:ascii="Times New Roman" w:hAnsi="Times New Roman" w:cs="David"/>
                 <w:b w:val="0"/>
                 <w:i w:val="0"/>
                 <w:sz w:val="19"/>
@@ -10234,7 +10269,7 @@
             </w:pPr>
             <w:r>
               <w:rPr>
-                <w:rFonts w:ascii="Arial" w:hAnsi="Arial" w:cs="Arial"/>
+                <w:rFonts w:ascii="Times New Roman" w:hAnsi="Times New Roman" w:cs="David"/>
                 <w:b w:val="0"/>
                 <w:i w:val="0"/>
                 <w:sz w:val="19"/>
@@ -10258,7 +10293,7 @@
             </w:pPr>
             <w:r>
               <w:rPr>
-                <w:rFonts w:ascii="Arial" w:hAnsi="Arial" w:cs="Arial"/>
+                <w:rFonts w:ascii="Times New Roman" w:hAnsi="Times New Roman" w:cs="David"/>
                 <w:b w:val="0"/>
                 <w:i w:val="0"/>
                 <w:sz w:val="19"/>
@@ -10283,7 +10318,7 @@
             </w:pPr>
             <w:r>
               <w:rPr>
-                <w:rFonts w:ascii="Arial" w:hAnsi="Arial" w:cs="Arial"/>
+                <w:rFonts w:ascii="Times New Roman" w:hAnsi="Times New Roman" w:cs="David"/>
                 <w:b w:val="0"/>
                 <w:i w:val="0"/>
                 <w:sz w:val="19"/>
@@ -10306,7 +10341,7 @@
             </w:pPr>
             <w:r>
               <w:rPr>
-                <w:rFonts w:ascii="Arial" w:hAnsi="Arial" w:cs="Arial"/>
+                <w:rFonts w:ascii="Times New Roman" w:hAnsi="Times New Roman" w:cs="David"/>
                 <w:b w:val="0"/>
                 <w:i w:val="0"/>
                 <w:sz w:val="19"/>
@@ -10329,7 +10364,7 @@
             </w:pPr>
             <w:r>
               <w:rPr>
-                <w:rFonts w:ascii="Arial" w:hAnsi="Arial" w:cs="Arial"/>
+                <w:rFonts w:ascii="Times New Roman" w:hAnsi="Times New Roman" w:cs="David"/>
                 <w:b w:val="0"/>
                 <w:i w:val="0"/>
                 <w:sz w:val="19"/>
@@ -10352,7 +10387,7 @@
             </w:pPr>
             <w:r>
               <w:rPr>
-                <w:rFonts w:ascii="Arial" w:hAnsi="Arial" w:cs="Arial"/>
+                <w:rFonts w:ascii="Times New Roman" w:hAnsi="Times New Roman" w:cs="David"/>
                 <w:b w:val="0"/>
                 <w:i w:val="0"/>
                 <w:sz w:val="19"/>
@@ -10375,7 +10410,7 @@
             </w:pPr>
             <w:r>
               <w:rPr>
-                <w:rFonts w:ascii="Arial" w:hAnsi="Arial" w:cs="Arial"/>
+                <w:rFonts w:ascii="Times New Roman" w:hAnsi="Times New Roman" w:cs="David"/>
                 <w:b w:val="0"/>
                 <w:i w:val="0"/>
                 <w:sz w:val="19"/>
@@ -10398,7 +10433,7 @@
             </w:pPr>
             <w:r>
               <w:rPr>
-                <w:rFonts w:ascii="Arial" w:hAnsi="Arial" w:cs="Arial"/>
+                <w:rFonts w:ascii="Times New Roman" w:hAnsi="Times New Roman" w:cs="David"/>
                 <w:b w:val="0"/>
                 <w:i w:val="0"/>
                 <w:sz w:val="19"/>
@@ -10424,7 +10459,7 @@
             </w:pPr>
             <w:r>
               <w:rPr>
-                <w:rFonts w:ascii="Arial" w:hAnsi="Arial" w:cs="Arial"/>
+                <w:rFonts w:ascii="Times New Roman" w:hAnsi="Times New Roman" w:cs="David"/>
                 <w:b w:val="0"/>
                 <w:i w:val="0"/>
                 <w:sz w:val="19"/>
@@ -10448,7 +10483,7 @@
             </w:pPr>
             <w:r>
               <w:rPr>
-                <w:rFonts w:ascii="Arial" w:hAnsi="Arial" w:cs="Arial"/>
+                <w:rFonts w:ascii="Times New Roman" w:hAnsi="Times New Roman" w:cs="David"/>
                 <w:b w:val="0"/>
                 <w:i w:val="0"/>
                 <w:sz w:val="19"/>
@@ -10472,7 +10507,7 @@
             </w:pPr>
             <w:r>
               <w:rPr>
-                <w:rFonts w:ascii="Arial" w:hAnsi="Arial" w:cs="Arial"/>
+                <w:rFonts w:ascii="Times New Roman" w:hAnsi="Times New Roman" w:cs="David"/>
                 <w:b w:val="0"/>
                 <w:i w:val="0"/>
                 <w:sz w:val="19"/>
@@ -10496,7 +10531,7 @@
             </w:pPr>
             <w:r>
               <w:rPr>
-                <w:rFonts w:ascii="Arial" w:hAnsi="Arial" w:cs="Arial"/>
+                <w:rFonts w:ascii="Times New Roman" w:hAnsi="Times New Roman" w:cs="David"/>
                 <w:b w:val="0"/>
                 <w:i w:val="0"/>
                 <w:sz w:val="19"/>
@@ -10520,7 +10555,7 @@
             </w:pPr>
             <w:r>
               <w:rPr>
-                <w:rFonts w:ascii="Arial" w:hAnsi="Arial" w:cs="Arial"/>
+                <w:rFonts w:ascii="Times New Roman" w:hAnsi="Times New Roman" w:cs="David"/>
                 <w:b w:val="0"/>
                 <w:i w:val="0"/>
                 <w:sz w:val="19"/>
@@ -10544,7 +10579,7 @@
             </w:pPr>
             <w:r>
               <w:rPr>
-                <w:rFonts w:ascii="Arial" w:hAnsi="Arial" w:cs="Arial"/>
+                <w:rFonts w:ascii="Times New Roman" w:hAnsi="Times New Roman" w:cs="David"/>
                 <w:b w:val="0"/>
                 <w:i w:val="0"/>
                 <w:sz w:val="19"/>
@@ -10569,7 +10604,7 @@
             </w:pPr>
             <w:r>
               <w:rPr>
-                <w:rFonts w:ascii="Arial" w:hAnsi="Arial" w:cs="Arial"/>
+                <w:rFonts w:ascii="Times New Roman" w:hAnsi="Times New Roman" w:cs="David"/>
                 <w:b w:val="0"/>
                 <w:i w:val="0"/>
                 <w:sz w:val="19"/>
@@ -10592,7 +10627,7 @@
             </w:pPr>
             <w:r>
               <w:rPr>
-                <w:rFonts w:ascii="Arial" w:hAnsi="Arial" w:cs="Arial"/>
+                <w:rFonts w:ascii="Times New Roman" w:hAnsi="Times New Roman" w:cs="David"/>
                 <w:b w:val="0"/>
                 <w:i w:val="0"/>
                 <w:sz w:val="19"/>
@@ -10615,7 +10650,7 @@
             </w:pPr>
             <w:r>
               <w:rPr>
-                <w:rFonts w:ascii="Arial" w:hAnsi="Arial" w:cs="Arial"/>
+                <w:rFonts w:ascii="Times New Roman" w:hAnsi="Times New Roman" w:cs="David"/>
                 <w:b w:val="0"/>
                 <w:i w:val="0"/>
                 <w:sz w:val="19"/>
@@ -10638,7 +10673,7 @@
             </w:pPr>
             <w:r>
               <w:rPr>
-                <w:rFonts w:ascii="Arial" w:hAnsi="Arial" w:cs="Arial"/>
+                <w:rFonts w:ascii="Times New Roman" w:hAnsi="Times New Roman" w:cs="David"/>
                 <w:b w:val="0"/>
                 <w:i w:val="0"/>
                 <w:sz w:val="19"/>
@@ -10661,7 +10696,7 @@
             </w:pPr>
             <w:r>
               <w:rPr>
-                <w:rFonts w:ascii="Arial" w:hAnsi="Arial" w:cs="Arial"/>
+                <w:rFonts w:ascii="Times New Roman" w:hAnsi="Times New Roman" w:cs="David"/>
                 <w:b w:val="0"/>
                 <w:i w:val="0"/>
                 <w:sz w:val="19"/>
@@ -10684,7 +10719,7 @@
             </w:pPr>
             <w:r>
               <w:rPr>
-                <w:rFonts w:ascii="Arial" w:hAnsi="Arial" w:cs="Arial"/>
+                <w:rFonts w:ascii="Times New Roman" w:hAnsi="Times New Roman" w:cs="David"/>
                 <w:b w:val="0"/>
                 <w:i w:val="0"/>
                 <w:sz w:val="19"/>
@@ -10709,7 +10744,7 @@
             </w:pPr>
             <w:r>
               <w:rPr>
-                <w:rFonts w:ascii="Arial" w:hAnsi="Arial" w:cs="Arial"/>
+                <w:rFonts w:ascii="Times New Roman" w:hAnsi="Times New Roman" w:cs="David"/>
                 <w:b w:val="0"/>
                 <w:i w:val="0"/>
                 <w:sz w:val="19"/>
@@ -10732,7 +10767,7 @@
             </w:pPr>
             <w:r>
               <w:rPr>
-                <w:rFonts w:ascii="Arial" w:hAnsi="Arial" w:cs="Arial"/>
+                <w:rFonts w:ascii="Times New Roman" w:hAnsi="Times New Roman" w:cs="David"/>
                 <w:b w:val="0"/>
                 <w:i w:val="0"/>
                 <w:sz w:val="19"/>
@@ -10755,7 +10790,7 @@
             </w:pPr>
             <w:r>
               <w:rPr>
-                <w:rFonts w:ascii="Arial" w:hAnsi="Arial" w:cs="Arial"/>
+                <w:rFonts w:ascii="Times New Roman" w:hAnsi="Times New Roman" w:cs="David"/>
                 <w:b w:val="0"/>
                 <w:i w:val="0"/>
                 <w:sz w:val="19"/>
@@ -10778,7 +10813,7 @@
             </w:pPr>
             <w:r>
               <w:rPr>
-                <w:rFonts w:ascii="Arial" w:hAnsi="Arial" w:cs="Arial"/>
+                <w:rFonts w:ascii="Times New Roman" w:hAnsi="Times New Roman" w:cs="David"/>
                 <w:b w:val="0"/>
                 <w:i w:val="0"/>
                 <w:sz w:val="19"/>
@@ -10801,7 +10836,7 @@
             </w:pPr>
             <w:r>
               <w:rPr>
-                <w:rFonts w:ascii="Arial" w:hAnsi="Arial" w:cs="Arial"/>
+                <w:rFonts w:ascii="Times New Roman" w:hAnsi="Times New Roman" w:cs="David"/>
                 <w:b w:val="0"/>
                 <w:i w:val="0"/>
                 <w:sz w:val="19"/>
@@ -10824,7 +10859,7 @@
             </w:pPr>
             <w:r>
               <w:rPr>
-                <w:rFonts w:ascii="Arial" w:hAnsi="Arial" w:cs="Arial"/>
+                <w:rFonts w:ascii="Times New Roman" w:hAnsi="Times New Roman" w:cs="David"/>
                 <w:b w:val="0"/>
                 <w:i w:val="0"/>
                 <w:sz w:val="19"/>
@@ -10850,7 +10885,7 @@
             </w:pPr>
             <w:r>
               <w:rPr>
-                <w:rFonts w:ascii="Arial" w:hAnsi="Arial" w:cs="Arial"/>
+                <w:rFonts w:ascii="Times New Roman" w:hAnsi="Times New Roman" w:cs="David"/>
                 <w:b w:val="0"/>
                 <w:i w:val="0"/>
                 <w:sz w:val="19"/>
@@ -10874,7 +10909,7 @@
             </w:pPr>
             <w:r>
               <w:rPr>
-                <w:rFonts w:ascii="Arial" w:hAnsi="Arial" w:cs="Arial"/>
+                <w:rFonts w:ascii="Times New Roman" w:hAnsi="Times New Roman" w:cs="David"/>
                 <w:b w:val="0"/>
                 <w:i w:val="0"/>
                 <w:sz w:val="19"/>
@@ -10898,7 +10933,7 @@
             </w:pPr>
             <w:r>
               <w:rPr>
-                <w:rFonts w:ascii="Arial" w:hAnsi="Arial" w:cs="Arial"/>
+                <w:rFonts w:ascii="Times New Roman" w:hAnsi="Times New Roman" w:cs="David"/>
                 <w:b w:val="0"/>
                 <w:i w:val="0"/>
                 <w:sz w:val="19"/>
@@ -10922,7 +10957,7 @@
             </w:pPr>
             <w:r>
               <w:rPr>
-                <w:rFonts w:ascii="Arial" w:hAnsi="Arial" w:cs="Arial"/>
+                <w:rFonts w:ascii="Times New Roman" w:hAnsi="Times New Roman" w:cs="David"/>
                 <w:b w:val="0"/>
                 <w:i w:val="0"/>
                 <w:sz w:val="19"/>
@@ -10946,7 +10981,7 @@
             </w:pPr>
             <w:r>
               <w:rPr>
-                <w:rFonts w:ascii="Arial" w:hAnsi="Arial" w:cs="Arial"/>
+                <w:rFonts w:ascii="Times New Roman" w:hAnsi="Times New Roman" w:cs="David"/>
                 <w:b w:val="0"/>
                 <w:i w:val="0"/>
                 <w:sz w:val="19"/>
@@ -10970,7 +11005,7 @@
             </w:pPr>
             <w:r>
               <w:rPr>
-                <w:rFonts w:ascii="Arial" w:hAnsi="Arial" w:cs="Arial"/>
+                <w:rFonts w:ascii="Times New Roman" w:hAnsi="Times New Roman" w:cs="David"/>
                 <w:b w:val="0"/>
                 <w:i w:val="0"/>
                 <w:sz w:val="19"/>
@@ -10986,19 +11021,19 @@
     <w:p>
       <w:pPr>
         <w:bidi/>
-        <w:spacing w:after="0" w:before="0"/>
+        <w:spacing w:after="0" w:before="0" w:line="480" w:lineRule="auto"/>
         <w:jc w:val="right"/>
       </w:pPr>
       <w:r>
         <w:rPr>
-          <w:rFonts w:ascii="Arial" w:hAnsi="Arial" w:cs="Arial"/>
+          <w:rFonts w:ascii="Times New Roman" w:hAnsi="Times New Roman" w:cs="David"/>
           <w:b w:val="0"/>
           <w:i w:val="0"/>
           <w:sz w:val="20"/>
           <w:rtl/>
           <w:szCs w:val="20"/>
         </w:rPr>
-        <w:t>כל התאריכים בשנת 2026. שורות מודגשות בוורוד – אבני דרך (מועדי הגשה רשמיים של הקורס).</w:t>
+        <w:t>כל התאריכים בשנת 2026. שורות מודגשות בוורוד הן אבני דרך (מועדי הגשה רשמיים של הקורס).</w:t>
       </w:r>
     </w:p>
     <w:p>
@@ -11006,7 +11041,7 @@
         <w:sectPr>
           <w:footerReference w:type="default" r:id="rId9"/>
           <w:pgSz w:w="11906" w:h="16838"/>
-          <w:pgMar w:top="1247" w:right="1304" w:bottom="1247" w:left="1304" w:header="720" w:footer="720" w:gutter="0"/>
+          <w:pgMar w:top="1417" w:right="1417" w:bottom="1417" w:left="1417" w:header="720" w:footer="720" w:gutter="0"/>
           <w:cols w:space="720"/>
           <w:docGrid w:linePitch="360"/>
         </w:sectPr>
@@ -11021,7 +11056,7 @@
       </w:pPr>
       <w:r>
         <w:rPr>
-          <w:rFonts w:ascii="Arial" w:hAnsi="Arial" w:cs="Arial"/>
+          <w:rFonts w:ascii="Times New Roman" w:hAnsi="Times New Roman" w:cs="David"/>
           <w:b/>
           <w:i w:val="0"/>
           <w:color w:val="1F4E79"/>
@@ -11036,12 +11071,12 @@
     <w:p>
       <w:pPr>
         <w:bidi/>
-        <w:spacing w:after="120" w:before="0"/>
-        <w:jc w:val="both"/>
+        <w:spacing w:after="120" w:before="0" w:line="276" w:lineRule="auto"/>
+        <w:jc w:val="right"/>
       </w:pPr>
       <w:r>
         <w:rPr>
-          <w:rFonts w:ascii="Arial" w:hAnsi="Arial" w:cs="Arial"/>
+          <w:rFonts w:ascii="Times New Roman" w:hAnsi="Times New Roman" w:cs="David"/>
           <w:b w:val="0"/>
           <w:i w:val="0"/>
           <w:sz w:val="21"/>
@@ -11059,7 +11094,7 @@
       <w:r>
         <w:drawing>
           <wp:inline xmlns:a="http://schemas.openxmlformats.org/drawingml/2006/main" xmlns:pic="http://schemas.openxmlformats.org/drawingml/2006/picture">
-            <wp:extent cx="9000000" cy="5193845"/>
+            <wp:extent cx="8820000" cy="5089968"/>
             <wp:docPr id="3" name="Picture 3"/>
             <wp:cNvGraphicFramePr>
               <a:graphicFrameLocks noChangeAspect="1"/>
@@ -11080,7 +11115,7 @@
                   <pic:spPr>
                     <a:xfrm>
                       <a:off x="0" y="0"/>
-                      <a:ext cx="9000000" cy="5193845"/>
+                      <a:ext cx="8820000" cy="5089968"/>
                     </a:xfrm>
                     <a:prstGeom prst="rect"/>
                   </pic:spPr>
@@ -11094,12 +11129,12 @@
     <w:p>
       <w:pPr>
         <w:bidi/>
-        <w:spacing w:after="240" w:before="0"/>
+        <w:spacing w:after="240" w:before="0" w:line="276" w:lineRule="auto"/>
         <w:jc w:val="center"/>
       </w:pPr>
       <w:r>
         <w:rPr>
-          <w:rFonts w:ascii="Arial" w:hAnsi="Arial" w:cs="Arial"/>
+          <w:rFonts w:ascii="Times New Roman" w:hAnsi="Times New Roman" w:cs="David"/>
           <w:b/>
           <w:i w:val="0"/>
           <w:color w:val="444444"/>
@@ -11108,7 +11143,7 @@
           <w:szCs w:val="20"/>
           <w:bCs/>
         </w:rPr>
-        <w:t>איור 3: תרשים גאנט – תוכנית העבודה המלאה של הפרויקט (מרץ–אוגוסט 2026)</w:t>
+        <w:t>איור 3: תרשים גאנט של תוכנית העבודה המלאה (מרץ-אוגוסט 2026)</w:t>
       </w:r>
     </w:p>
     <w:p>
@@ -11130,7 +11165,7 @@
       </w:pPr>
       <w:r>
         <w:rPr>
-          <w:rFonts w:ascii="Arial" w:hAnsi="Arial" w:cs="Arial"/>
+          <w:rFonts w:ascii="Times New Roman" w:hAnsi="Times New Roman" w:cs="David"/>
           <w:b/>
           <w:i w:val="0"/>
           <w:color w:val="1F4E79"/>
@@ -11145,17 +11180,17 @@
     <w:p>
       <w:pPr>
         <w:bidi/>
-        <w:spacing w:after="120" w:before="0"/>
-        <w:jc w:val="both"/>
+        <w:spacing w:after="120" w:before="0" w:line="480" w:lineRule="auto"/>
+        <w:jc w:val="right"/>
       </w:pPr>
       <w:r>
         <w:rPr>
-          <w:rFonts w:ascii="Arial" w:hAnsi="Arial" w:cs="Arial"/>
+          <w:rFonts w:ascii="Times New Roman" w:hAnsi="Times New Roman" w:cs="David"/>
           <w:b w:val="0"/>
           <w:i w:val="0"/>
-          <w:sz w:val="22"/>
+          <w:sz w:val="24"/>
           <w:rtl/>
-          <w:szCs w:val="22"/>
+          <w:szCs w:val="24"/>
         </w:rPr>
         <w:t>להלן צילומים מאתרי עבודה של החברה, הממחישים את סוגי הנזקים שבטיפולה ואת סביבת העבודה שהמערכת נדרשת לתמוך בה:</w:t>
       </w:r>
@@ -11203,12 +11238,12 @@
     <w:p>
       <w:pPr>
         <w:bidi/>
-        <w:spacing w:after="240" w:before="0"/>
+        <w:spacing w:after="240" w:before="0" w:line="276" w:lineRule="auto"/>
         <w:jc w:val="center"/>
       </w:pPr>
       <w:r>
         <w:rPr>
-          <w:rFonts w:ascii="Arial" w:hAnsi="Arial" w:cs="Arial"/>
+          <w:rFonts w:ascii="Times New Roman" w:hAnsi="Times New Roman" w:cs="David"/>
           <w:b/>
           <w:i w:val="0"/>
           <w:color w:val="444444"/>
@@ -11263,12 +11298,12 @@
     <w:p>
       <w:pPr>
         <w:bidi/>
-        <w:spacing w:after="240" w:before="0"/>
+        <w:spacing w:after="240" w:before="0" w:line="276" w:lineRule="auto"/>
         <w:jc w:val="center"/>
       </w:pPr>
       <w:r>
         <w:rPr>
-          <w:rFonts w:ascii="Arial" w:hAnsi="Arial" w:cs="Arial"/>
+          <w:rFonts w:ascii="Times New Roman" w:hAnsi="Times New Roman" w:cs="David"/>
           <w:b/>
           <w:i w:val="0"/>
           <w:color w:val="444444"/>
@@ -11282,7 +11317,7 @@
     </w:p>
     <w:sectPr>
       <w:pgSz w:w="11906" w:h="16838"/>
-      <w:pgMar w:top="1247" w:right="1304" w:bottom="1247" w:left="1304" w:header="720" w:footer="720" w:gutter="0"/>
+      <w:pgMar w:top="1417" w:right="1417" w:bottom="1417" w:left="1417" w:header="720" w:footer="720" w:gutter="0"/>
       <w:cols w:space="720"/>
       <w:docGrid w:linePitch="360"/>
     </w:sectPr>
@@ -11299,7 +11334,7 @@
     </w:pPr>
     <w:r>
       <w:rPr>
-        <w:rFonts w:ascii="Arial" w:hAnsi="Arial" w:cs="Arial"/>
+        <w:rFonts w:ascii="Times New Roman" w:hAnsi="Times New Roman" w:cs="David"/>
         <w:b w:val="0"/>
         <w:i w:val="0"/>
         <w:sz w:val="20"/>
@@ -11310,7 +11345,7 @@
     </w:r>
     <w:r>
       <w:rPr>
-        <w:rFonts w:ascii="Arial" w:hAnsi="Arial" w:cs="Arial"/>
+        <w:rFonts w:ascii="Times New Roman" w:hAnsi="Times New Roman" w:cs="David"/>
         <w:b w:val="0"/>
         <w:i w:val="0"/>
         <w:sz w:val="20"/>
@@ -11321,7 +11356,7 @@
     </w:r>
     <w:r>
       <w:rPr>
-        <w:rFonts w:ascii="Arial" w:hAnsi="Arial" w:cs="Arial"/>
+        <w:rFonts w:ascii="Times New Roman" w:hAnsi="Times New Roman" w:cs="David"/>
         <w:b w:val="0"/>
         <w:i w:val="0"/>
         <w:sz w:val="20"/>
@@ -11698,9 +11733,9 @@
     <w:qFormat/>
     <w:rsid w:val="00FC693F"/>
     <w:rPr>
-      <w:rFonts w:ascii="Arial" w:hAnsi="Arial"/>
-      <w:sz w:val="22"/>
-      <w:rFonts w:ascii="Arial" w:hAnsi="Arial" w:cs="Arial"/>
+      <w:rFonts w:ascii="David" w:hAnsi="David"/>
+      <w:sz w:val="24"/>
+      <w:rFonts w:ascii="Times New Roman" w:hAnsi="Times New Roman" w:cs="David"/>
     </w:rPr>
   </w:style>
   <w:style w:type="paragraph" w:styleId="Header">
